--- a/zaini_case_audit_output/outputs/word/documents/091_مرفق 3 ـ مذكرة أبو راشد ـ 23-01-1443.docx
+++ b/zaini_case_audit_output/outputs/word/documents/091_مرفق 3 ـ مذكرة أبو راشد ـ 23-01-1443.docx
@@ -53,6 +53,20 @@
         <w:t>[مخرج آلي / Script Output - سماوي]  [مخرج آلي يحتاج مراجعة بشرية - وردي]</w:t>
       </w:r>
     </w:p>
+    <w:p>
+      <w:pPr>
+        <w:jc w:val="right"/>
+        <w:bidi/>
+      </w:pPr>
+      <w:r>
+        <w:rPr>
+          <w:b w:val="0"/>
+          <w:i/>
+          <w:color w:val="C00000"/>
+        </w:rPr>
+        <w:t>[نص ممسوح OCR صُحِّح ترتيبه آلياً — قد يحتوي أخطاء طفيفة]</w:t>
+      </w:r>
+    </w:p>
     <w:p/>
     <w:p>
       <w:pPr>
@@ -64,7 +78,7 @@
           <w:b w:val="0"/>
           <w:i w:val="0"/>
         </w:rPr>
-        <w:t>مكتب المحامي خالد سامي أبو راشد</w:t>
+        <w:t>دشار وبأ يماس دلاخ يماحملا بتكم</w:t>
       </w:r>
     </w:p>
     <w:p>
@@ -77,7 +91,7 @@
           <w:b w:val="0"/>
           <w:i w:val="0"/>
         </w:rPr>
-        <w:t>للإستشارات القانونية والمحاماة ترخيص رقم (٢٣/١٤٠) وزارة العدل الرقم الضريبي: ٣١٠٠٤١٤٩٩٤٠٠٠٠٣</w:t>
+        <w:t>٣١٠٠٤١٤٩٩٤٠٠٠٠٣ :يبيرضلا مقرلا لدعلا ةرازو (٢٣/١٤٠) مقر صيخرت ةاماحملاو ةينوناقلا تاراشتسإلل</w:t>
       </w:r>
     </w:p>
     <w:p>
@@ -207,7 +221,7 @@
           <w:b w:val="0"/>
           <w:i w:val="0"/>
         </w:rPr>
-        <w:t>الموافق</w:t>
+        <w:t>قفاوملا</w:t>
       </w:r>
     </w:p>
     <w:p>
@@ -298,7 +312,7 @@
           <w:b w:val="0"/>
           <w:i w:val="0"/>
         </w:rPr>
-        <w:t>والمقيدة برقم ( ٤٧١٧ ) لعام ١٤٤٢هـ .</w:t>
+        <w:t>. ـه١٤٤٢ ماعل ( ٤٧١٧ ) مقرب ةديقملاو</w:t>
       </w:r>
     </w:p>
     <w:p>
@@ -350,7 +364,7 @@
           <w:b w:val="0"/>
           <w:i w:val="0"/>
         </w:rPr>
-        <w:t>ندفع بعدم إختصاص المحاكم التجارية نوعياً بنظر الدعوى وذلك إستناداً إلــى نـص</w:t>
+        <w:t>صـن ىــلإ ًادانتسإ كلذو ىوعدلا رظنب ًايعون ةيراجتلا مكاحملا صاصتخإ مدعب عفدن</w:t>
       </w:r>
     </w:p>
     <w:p>
@@ -389,7 +403,7 @@
           <w:b w:val="0"/>
           <w:i w:val="0"/>
         </w:rPr>
-        <w:t>الدعوى لإنعدام الصفة أو الأهلية أو المصلحة أو لأي سبب آخر ، وكذا الدفع بعدم جواز</w:t>
+        <w:t>زاوج مدعب عفدلا اذكو ، رخآ ببس يأل وأ ةحلصملا وأ ةيلهألا وأ ةفصلا مادعنإل ىوعدلا</w:t>
       </w:r>
     </w:p>
     <w:p>
@@ -415,7 +429,7 @@
           <w:b w:val="0"/>
           <w:i w:val="0"/>
         </w:rPr>
-        <w:t>العامة حيث أن موضوع الدعوى هو الإدعاء بقيام موكلنا بإستغلال الوكالة الممنوحة له</w:t>
+        <w:t>هل ةحونمملا ةلاكولا لالغتسإب انلكوم مايقب ءاعدإلا وه ىوعدلا عوضوم نأ ثيح ةماعلا</w:t>
       </w:r>
     </w:p>
     <w:p>
@@ -441,7 +455,7 @@
           <w:b w:val="0"/>
           <w:i w:val="0"/>
         </w:rPr>
-        <w:t>المملكة العربية السعودية - جدة - شارع صفية بنت عبد المطلب - هاتف: ١٦٥٥٤٧٧٧ / ٦٥٥٠٣٠٣ - فاكس: ٦٥٥٠٧٠٧ - ص.ب ٤٠٥٩٨ جدة ٢١٥١١</w:t>
+        <w:t>٢١٥١١ ةدج ٤٠٥٩٨ ب.ص - ٦٥٥٠٧٠٧ :سكاف - ٦٥٥٠٣٠٣ / ١٦٥٥٤٧٧٧ :فتاه - بلطملا دبع تنب ةيفص عراش - ةدج - ةيدوعسلا ةيبرعلا ةكلمملا</w:t>
       </w:r>
     </w:p>
     <w:p>
@@ -506,7 +520,7 @@
           <w:b w:val="0"/>
           <w:i w:val="0"/>
         </w:rPr>
-        <w:t>دسام</w:t>
+        <w:t>ماسد</w:t>
       </w:r>
     </w:p>
     <w:p>
@@ -519,7 +533,7 @@
           <w:b w:val="0"/>
           <w:i w:val="0"/>
         </w:rPr>
-        <w:t>مكتب المحامي</w:t>
+        <w:t>يماحملا بتكم</w:t>
       </w:r>
     </w:p>
     <w:p>
@@ -532,7 +546,7 @@
           <w:b w:val="0"/>
           <w:i w:val="0"/>
         </w:rPr>
-        <w:t>خالد سامي أبو راشد</w:t>
+        <w:t>دشار وبأ يماس دلاخ</w:t>
       </w:r>
     </w:p>
     <w:p>
@@ -545,7 +559,7 @@
           <w:b w:val="0"/>
           <w:i w:val="0"/>
         </w:rPr>
-        <w:t>للإستشارات القانونية والمحاماة</w:t>
+        <w:t>ةاماحملاو ةينوناقلا تاراشتسإلل</w:t>
       </w:r>
     </w:p>
     <w:p>
@@ -558,7 +572,7 @@
           <w:b w:val="0"/>
           <w:i w:val="0"/>
         </w:rPr>
-        <w:t>ثانياً : الدفع الموضوعي :</w:t>
+        <w:t>: يعوضوملا عفدلا : ًايناث</w:t>
       </w:r>
     </w:p>
     <w:p>
@@ -623,7 +637,7 @@
           <w:b w:val="0"/>
           <w:i w:val="0"/>
         </w:rPr>
-        <w:t>القانونية ، وجرى تدقيقه من قبل وزارة التجارة وتم توثيقه لدى كاتب العدل لدى الغرفة التجارية الصناعية بمحافظة جدة تحت الرقم ( ٢٧٥ )</w:t>
+        <w:t>( ٢٧٥ ) مقرلا تحت ةدج ةظفاحمب ةيعانصلا ةيراجتلا ةفرغلا ىدل لدعلا بتاك ىدل هقيثوت متو ةراجتلا ةرازو لبق نم هقيقدت ىرجو ، ةينوناقلا</w:t>
       </w:r>
     </w:p>
     <w:p>
@@ -649,7 +663,7 @@
           <w:b w:val="0"/>
           <w:i w:val="0"/>
         </w:rPr>
-        <w:t>والده ( يرحمه الله ( للمطالبة بتعيين ولي عليه وذلك بأكثر من عام \!\!\! ، الأمر</w:t>
+        <w:t>رمألا ، !\!\!\ ماع نم رثكأب كلذو هيلع يلو نييعتب ةبلاطملل ) هللا همحري ) هدلاو</w:t>
       </w:r>
     </w:p>
     <w:p>
@@ -662,7 +676,7 @@
           <w:b w:val="0"/>
           <w:i w:val="0"/>
         </w:rPr>
-        <w:t>الذي يدحض إدعاءات المدعي في الفقرتين الأولى والثانية من مذكرته</w:t>
+        <w:t>هتركذم نم ةيناثلاو ىلوألا نيترقفلا يف يعدملا تاءاعدإ ضحدي يذلا</w:t>
       </w:r>
     </w:p>
     <w:p>
@@ -675,7 +689,7 @@
           <w:b w:val="0"/>
           <w:i w:val="0"/>
         </w:rPr>
-        <w:t>موضوع الرد.</w:t>
+        <w:t>.درلا عوضوم</w:t>
       </w:r>
     </w:p>
     <w:p>
@@ -727,7 +741,7 @@
           <w:b w:val="0"/>
           <w:i w:val="0"/>
         </w:rPr>
-        <w:t>مكتب المحامي خالد سامي أبو راشد</w:t>
+        <w:t>دشار وبأ يماس دلاخ يماحملا بتكم</w:t>
       </w:r>
     </w:p>
     <w:p>
@@ -740,7 +754,7 @@
           <w:b w:val="0"/>
           <w:i w:val="0"/>
         </w:rPr>
-        <w:t>للإستشارات القانونية والمحاماة</w:t>
+        <w:t>ةاماحملاو ةينوناقلا تاراشتسإلل</w:t>
       </w:r>
     </w:p>
     <w:p>
@@ -805,7 +819,7 @@
           <w:b w:val="0"/>
           <w:i w:val="0"/>
         </w:rPr>
-        <w:t>المحامون</w:t>
+        <w:t>نوماحملا</w:t>
       </w:r>
     </w:p>
     <w:p>
@@ -818,7 +832,7 @@
           <w:b w:val="0"/>
           <w:i w:val="0"/>
         </w:rPr>
-        <w:t>۲۰۱۰/۰۸/۳۰م ، أي قبل إدعاء المدعي أن والده ( يرحمه الله ) لا يحسن التصرف في أمواله ومطالبته بإقامة ولي عليه .</w:t>
+        <w:t>. هيلع يلو ةماقإب هتبلاطمو هلاومأ يف فرصتلا نسحي ال ( هللا همحري ) هدلاو نأ يعدملا ءاعدإ لبق يأ ، م۰۳/۸۰/۰۱۰۲</w:t>
       </w:r>
     </w:p>
     <w:p>
@@ -844,7 +858,7 @@
           <w:b w:val="0"/>
           <w:i w:val="0"/>
         </w:rPr>
-        <w:t>عن كامل الحصص المتنازل عنها لموكلنا لدى كاتب العدل بالغرفة التجارية</w:t>
+        <w:t>ةيراجتلا ةفرغلاب لدعلا بتاك ىدل انلكومل اهنع لزانتملا صصحلا لماك نع</w:t>
       </w:r>
     </w:p>
     <w:p>
@@ -857,7 +871,7 @@
           <w:b w:val="0"/>
           <w:i w:val="0"/>
         </w:rPr>
-        <w:t>الصناعية بمحافظة جدة بالنيابة عن البائع - مورث- موكلنا هو وكيلـه</w:t>
+        <w:t>هـليكو وه انلكوم -ثروم - عئابلا نع ةباينلاب ةدج ةظفاحمب ةيعانصلا</w:t>
       </w:r>
     </w:p>
     <w:p>
@@ -935,7 +949,7 @@
           <w:b w:val="0"/>
           <w:i w:val="0"/>
         </w:rPr>
-        <w:t>البينات التي تدعمها بجميع تفاصيلها.</w:t>
+        <w:t>.اهليصافت عيمجب اهمعدت يتلا تانيبلا</w:t>
       </w:r>
     </w:p>
     <w:p>
@@ -961,7 +975,7 @@
           <w:b w:val="0"/>
           <w:i w:val="0"/>
         </w:rPr>
-        <w:t>وزارة التجارة وموثقاً لدى كاتب العدل بالغرفة التجارية الصناعية بمحافظة</w:t>
+        <w:t>ةظفاحمب ةيعانصلا ةيراجتلا ةفرغلاب لدعلا بتاك ىدل ًاقثومو ةراجتلا ةرازو</w:t>
       </w:r>
     </w:p>
     <w:p>
@@ -974,7 +988,7 @@
           <w:b w:val="0"/>
           <w:i w:val="0"/>
         </w:rPr>
-        <w:t>جدة وأرفقنا قرار الشركاء الذي يثبت ذلك ، كما فقدنا إدعاء المدعي بأن موكلنا استغل الوكالة ووقع نيابة عن البائع والمشتري وأثبتنا بموجب قرار الشركاء المشار إليه أن من قام بالتوقيع على القرار المتضمن بيع كامل</w:t>
+        <w:t>لماك عيب نمضتملا رارقلا ىلع عيقوتلاب ماق نم نأ هيلإ راشملا ءاكرشلا رارق بجومب انتبثأو يرتشملاو عئابلا نع ةباين عقوو ةلاكولا لغتسا انلكوم نأب يعدملا ءاعدإ اندقف امك ، كلذ تبثي يذلا ءاكرشلا رارق انقفرأو ةدج</w:t>
       </w:r>
     </w:p>
     <w:p>
@@ -987,7 +1001,7 @@
           <w:b w:val="0"/>
           <w:i w:val="0"/>
         </w:rPr>
-        <w:t>حصص المتنازل عنها لموكلنا لدى كاتب العدل بالغرفة التجارية الصناعية بمحافظة جدة هو وكيل مورث موكلنا السيد / جابر علا الله بن جيران وليس</w:t>
+        <w:t>سيلو ناريج نب هللا الع رباج / ديسلا انلكوم ثروم ليكو وه ةدج ةظفاحمب ةيعانصلا ةيراجتلا ةفرغلاب لدعلا بتاك ىدل انلكومل اهنع لزانتملا صصح</w:t>
       </w:r>
     </w:p>
     <w:p>
@@ -1000,7 +1014,7 @@
           <w:b w:val="0"/>
           <w:i w:val="0"/>
         </w:rPr>
-        <w:t>موكلنا أصالة .</w:t>
+        <w:t>. ةلاصأ انلكوم</w:t>
       </w:r>
     </w:p>
     <w:p>
@@ -1052,7 +1066,7 @@
           <w:b w:val="0"/>
           <w:i w:val="0"/>
         </w:rPr>
-        <w:t>مكتب المحامي خالد سامي أبو راشد</w:t>
+        <w:t>دشار وبأ يماس دلاخ يماحملا بتكم</w:t>
       </w:r>
     </w:p>
     <w:p>
@@ -1065,7 +1079,7 @@
           <w:b w:val="0"/>
           <w:i w:val="0"/>
         </w:rPr>
-        <w:t>للإستشارات القانونية والمحاماة</w:t>
+        <w:t>ةاماحملاو ةينوناقلا تاراشتسإلل</w:t>
       </w:r>
     </w:p>
     <w:p>
@@ -1078,7 +1092,7 @@
           <w:b w:val="0"/>
           <w:i w:val="0"/>
         </w:rPr>
-        <w:t>عالي سامي</w:t>
+        <w:t>يماس يلاع</w:t>
       </w:r>
     </w:p>
     <w:p>
@@ -1104,7 +1118,7 @@
           <w:b w:val="0"/>
           <w:i w:val="0"/>
         </w:rPr>
-        <w:t>نطلب من الدائرة التجارية الأولى الموقرة إصدار الحكم بمطالب موكلنا التالية : ١ صرف النظر عن الدعوى المقامة من المدعي / عدنان أحمد عباس زيني ضد</w:t>
+        <w:t>دض ينيز سابع دمحأ ناندع / يعدملا نم ةماقملا ىوعدلا نع رظنلا فرص ١ : ةيلاتلا انلكوم بلاطمب مكحلا رادصإ ةرقوملا ىلوألا ةيراجتلا ةرئادلا نم بلطن</w:t>
       </w:r>
     </w:p>
     <w:p>
@@ -1143,7 +1157,7 @@
           <w:b w:val="0"/>
           <w:i w:val="0"/>
         </w:rPr>
-        <w:t>وفق الله فضيلتكم لإحقاق الحق وسدد خطاكم</w:t>
+        <w:t>مكاطخ ددسو قحلا قاقحإل مكتليضف هللا قفو</w:t>
       </w:r>
     </w:p>
     <w:p>
@@ -1169,7 +1183,7 @@
           <w:b w:val="0"/>
           <w:i w:val="0"/>
         </w:rPr>
-        <w:t>المحامي</w:t>
+        <w:t>يماحملا</w:t>
       </w:r>
     </w:p>
     <w:p>
@@ -1182,7 +1196,7 @@
           <w:b w:val="0"/>
           <w:i w:val="0"/>
         </w:rPr>
-        <w:t>خالد سامي أبو راشـ</w:t>
+        <w:t>ـشار وبأ يماس دلاخ</w:t>
       </w:r>
     </w:p>
     <w:p>
@@ -1195,7 +1209,7 @@
           <w:b w:val="0"/>
           <w:i w:val="0"/>
         </w:rPr>
-        <w:t>عضو معهد المحكمين الدوليين بلندن - محكم معتمد لدى مركز التحكيم لدول مجلس التعاون الخليجي محكم معتمد لدى وزارة العدل السعودية - أستاذ متعاون بجامعة الملك عبد العزيز (سابقاً)</w:t>
+        <w:t>(ًاقباس) زيزعلا دبع كلملا ةعماجب نواعتم ذاتسأ - ةيدوعسلا لدعلا ةرازو ىدل دمتعم مكحم يجيلخلا نواعتلا سلجم لودل ميكحتلا زكرم ىدل دمتعم مكحم - ندنلب نييلودلا نيمكحملا دهعم وضع</w:t>
       </w:r>
     </w:p>
     <w:p>
@@ -1260,7 +1274,7 @@
           <w:b w:val="0"/>
           <w:i w:val="0"/>
         </w:rPr>
-        <w:t>رأس المال: ٥۰۰,۰۰۰ ريال</w:t>
+        <w:t>لاير ۰۰۰,۰۰٥ :لاملا سأر</w:t>
       </w:r>
     </w:p>
     <w:p>
@@ -1429,7 +1443,7 @@
           <w:b w:val="0"/>
           <w:i w:val="0"/>
         </w:rPr>
-        <w:t>ثانياً : تعديل مقدمة عقد التأسيس ليصبح الشركاء الحاليين في الشركة على النحو التالي :</w:t>
+        <w:t>: يلاتلا وحنلا ىلع ةكرشلا يف نييلاحلا ءاكرشلا حبصيل سيسأتلا دقع ةمدقم ليدعت : ًايناث</w:t>
       </w:r>
     </w:p>
     <w:p>
@@ -1533,7 +1547,7 @@
           <w:b w:val="0"/>
           <w:i w:val="0"/>
         </w:rPr>
-        <w:t>ست ۱۰۳۰۱۹۹۱۰۲ رأس المال: ٥۰۰.۰۰۰ ريال</w:t>
+        <w:t>لاير ۰۰۰.۰۰٥ :لاملا سأر ۲۰۱۹۹۱۰۳۰۱ تس</w:t>
       </w:r>
     </w:p>
     <w:p>
@@ -1663,7 +1677,7 @@
           <w:b w:val="0"/>
           <w:i w:val="0"/>
         </w:rPr>
-        <w:t>قيمة الحصة</w:t>
+        <w:t>ةصحلا ةميق</w:t>
       </w:r>
     </w:p>
     <w:p>
@@ -1676,7 +1690,7 @@
           <w:b w:val="0"/>
           <w:i w:val="0"/>
         </w:rPr>
-        <w:t>اسم الشريك</w:t>
+        <w:t>كيرشلا مسا</w:t>
       </w:r>
     </w:p>
     <w:p>
@@ -1702,7 +1716,7 @@
           <w:b w:val="0"/>
           <w:i w:val="0"/>
         </w:rPr>
-        <w:t>بالريال</w:t>
+        <w:t>لايرلاب</w:t>
       </w:r>
     </w:p>
     <w:p>
@@ -1715,7 +1729,7 @@
           <w:b w:val="0"/>
           <w:i w:val="0"/>
         </w:rPr>
-        <w:t>مجموع قيمة الحصص بالريال</w:t>
+        <w:t>لايرلاب صصحلا ةميق عومجم</w:t>
       </w:r>
     </w:p>
     <w:p>
@@ -1728,7 +1742,7 @@
           <w:b w:val="0"/>
           <w:i w:val="0"/>
         </w:rPr>
-        <w:t>النسبة</w:t>
+        <w:t>ةبسنلا</w:t>
       </w:r>
     </w:p>
     <w:p>
@@ -1741,7 +1755,7 @@
           <w:b w:val="0"/>
           <w:i w:val="0"/>
         </w:rPr>
-        <w:t>المئوية</w:t>
+        <w:t>ةيوئملا</w:t>
       </w:r>
     </w:p>
     <w:p>
@@ -2027,7 +2041,7 @@
           <w:b w:val="0"/>
           <w:i w:val="0"/>
         </w:rPr>
-        <w:t>الطرف الأول المتنازل</w:t>
+        <w:t>لزانتملا لوألا فرطلا</w:t>
       </w:r>
     </w:p>
     <w:p>
@@ -2066,7 +2080,7 @@
           <w:b w:val="0"/>
           <w:i w:val="0"/>
         </w:rPr>
-        <w:t>التوقيع /</w:t>
+        <w:t>/ عيقوتلا</w:t>
       </w:r>
     </w:p>
     <w:p>
@@ -2092,7 +2106,7 @@
           <w:b w:val="0"/>
           <w:i w:val="0"/>
         </w:rPr>
-        <w:t>التوقيع /</w:t>
+        <w:t>/ عيقوتلا</w:t>
       </w:r>
     </w:p>
     <w:p>
@@ -2105,7 +2119,7 @@
           <w:b w:val="0"/>
           <w:i w:val="0"/>
         </w:rPr>
-        <w:t>الشريك الأول الجديد</w:t>
+        <w:t>ديدجلا لوألا كيرشلا</w:t>
       </w:r>
     </w:p>
     <w:p>
@@ -2131,7 +2145,7 @@
           <w:b w:val="0"/>
           <w:i w:val="0"/>
         </w:rPr>
-        <w:t>التوقيع / دادن</w:t>
+        <w:t>نداد / عيقوتلا</w:t>
       </w:r>
     </w:p>
     <w:p>
@@ -2157,7 +2171,7 @@
           <w:b w:val="0"/>
           <w:i w:val="0"/>
         </w:rPr>
-        <w:t>وع وزارة القرارة والعمد"</w:t>
+        <w:t>"دمعلاو ةرارقلا ةرازو عو</w:t>
       </w:r>
     </w:p>
     <w:p>
@@ -2209,7 +2223,7 @@
           <w:b w:val="0"/>
           <w:i w:val="0"/>
         </w:rPr>
-        <w:t>وزارة العدل، قسم الوثيق العقود</w:t>
+        <w:t>دوقعلا قيثولا مسق ،لدعلا ةرازو</w:t>
       </w:r>
     </w:p>
     <w:p>
@@ -2248,7 +2262,7 @@
           <w:b w:val="0"/>
           <w:i w:val="0"/>
         </w:rPr>
-        <w:t>ضا القرار يسجل عقود الشركات باعت الرقم ٢٧٥ صحيفة ١٧٢ جلد ١٤/٨ وذلك بحضور وتوقيع الأطراف المعنية :- تحريراً ١٣٢١/١٠١٦ هـ وصلى الله على</w:t>
+        <w:t>ىلع هللا ىلصو ـه ١٣٢١/١٠١٦ ًاريرحت :- ةينعملا فارطألا عيقوتو روضحب كلذو ١٤/٨ دلج ١٧٢ ةفيحص ٢٧٥ مقرلا تعاب تاكرشلا دوقع لجسي رارقلا اض</w:t>
       </w:r>
     </w:p>
     <w:p>
@@ -2274,7 +2288,7 @@
           <w:b w:val="0"/>
           <w:i w:val="0"/>
         </w:rPr>
-        <w:t>كاتب الضبط</w:t>
+        <w:t>طبضلا بتاك</w:t>
       </w:r>
     </w:p>
     <w:p>
@@ -2300,7 +2314,7 @@
           <w:b w:val="0"/>
           <w:i w:val="0"/>
         </w:rPr>
-        <w:t>رشيد بن شديد العراقية</w:t>
+        <w:t>ةيقارعلا ديدش نب ديشر</w:t>
       </w:r>
     </w:p>
     <w:p>

--- a/zaini_case_audit_output/outputs/word/documents/091_مرفق 3 ـ مذكرة أبو راشد ـ 23-01-1443.docx
+++ b/zaini_case_audit_output/outputs/word/documents/091_مرفق 3 ـ مذكرة أبو راشد ـ 23-01-1443.docx
@@ -70,6 +70,664 @@
     <w:p/>
     <w:p>
       <w:pPr>
+        <w:pStyle w:val="Heading2"/>
+        <w:jc w:val="right"/>
+        <w:bidi/>
+      </w:pPr>
+      <w:r>
+        <w:t>[نص الضبط / الحكم — المتن الفعلي] ===</w:t>
+        <w:br/>
+        <w:t>دشار وبأ يماس دلاخ يماحملا بتكم</w:t>
+      </w:r>
+    </w:p>
+    <w:p>
+      <w:pPr>
+        <w:jc w:val="right"/>
+        <w:bidi/>
+      </w:pPr>
+      <w:r>
+        <w:rPr>
+          <w:b w:val="0"/>
+          <w:i w:val="0"/>
+        </w:rPr>
+        <w:t>٣١٠٠٤١٤٩٩٤٠٠٠٠٣ :يبيرضلا مقرلا لدعلا ةرازو (٢٣/١٤٠) مقر صيخرت ةاماحملاو ةينوناقلا تاراشتسإلل</w:t>
+      </w:r>
+    </w:p>
+    <w:p>
+      <w:pPr>
+        <w:jc w:val="right"/>
+        <w:bidi/>
+      </w:pPr>
+      <w:r>
+        <w:rPr>
+          <w:b w:val="0"/>
+          <w:i w:val="0"/>
+        </w:rPr>
+        <w:t>Law office of</w:t>
+      </w:r>
+    </w:p>
+    <w:p>
+      <w:pPr>
+        <w:jc w:val="right"/>
+        <w:bidi/>
+      </w:pPr>
+      <w:r>
+        <w:rPr>
+          <w:b w:val="0"/>
+          <w:i w:val="0"/>
+        </w:rPr>
+        <w:t>Khalid Sami Abu Rashed</w:t>
+      </w:r>
+    </w:p>
+    <w:p>
+      <w:pPr>
+        <w:jc w:val="right"/>
+        <w:bidi/>
+      </w:pPr>
+      <w:r>
+        <w:rPr>
+          <w:b w:val="0"/>
+          <w:i w:val="0"/>
+        </w:rPr>
+        <w:t>Legal Consultancy and Legal Profession License No. (23/140) Ministry of Justice</w:t>
+      </w:r>
+    </w:p>
+    <w:p>
+      <w:pPr>
+        <w:jc w:val="right"/>
+        <w:bidi/>
+      </w:pPr>
+      <w:r>
+        <w:rPr>
+          <w:b w:val="0"/>
+          <w:i w:val="0"/>
+        </w:rPr>
+        <w:t>VAT No. : 310041499400003</w:t>
+      </w:r>
+    </w:p>
+    <w:p>
+      <w:pPr>
+        <w:jc w:val="right"/>
+        <w:bidi/>
+      </w:pPr>
+      <w:r>
+        <w:rPr>
+          <w:b w:val="0"/>
+          <w:i w:val="0"/>
+        </w:rPr>
+        <w:t>(AA)</w:t>
+      </w:r>
+    </w:p>
+    <w:p>
+      <w:pPr>
+        <w:jc w:val="right"/>
+        <w:bidi/>
+      </w:pPr>
+      <w:r>
+        <w:rPr>
+          <w:b w:val="0"/>
+          <w:i w:val="0"/>
+        </w:rPr>
+        <w:t>بسم الله الرحمن الرحيم</w:t>
+      </w:r>
+    </w:p>
+    <w:p>
+      <w:pPr>
+        <w:jc w:val="right"/>
+        <w:bidi/>
+      </w:pPr>
+      <w:r>
+        <w:rPr>
+          <w:b w:val="0"/>
+          <w:i w:val="0"/>
+        </w:rPr>
+        <w:t>الرقم ٢١/١٤٩٠</w:t>
+      </w:r>
+    </w:p>
+    <w:p>
+      <w:pPr>
+        <w:jc w:val="right"/>
+        <w:bidi/>
+      </w:pPr>
+      <w:r>
+        <w:rPr>
+          <w:b w:val="0"/>
+          <w:i w:val="0"/>
+        </w:rPr>
+        <w:t>التاريخ</w:t>
+      </w:r>
+    </w:p>
+    <w:p>
+      <w:pPr>
+        <w:jc w:val="right"/>
+        <w:bidi/>
+      </w:pPr>
+      <w:r>
+        <w:rPr>
+          <w:b w:val="0"/>
+          <w:i w:val="0"/>
+        </w:rPr>
+        <w:t>٣ / ٢٠٢١/٠٨م</w:t>
+      </w:r>
+    </w:p>
+    <w:p>
+      <w:pPr>
+        <w:jc w:val="right"/>
+        <w:bidi/>
+      </w:pPr>
+      <w:r>
+        <w:rPr>
+          <w:b w:val="0"/>
+          <w:i w:val="0"/>
+        </w:rPr>
+        <w:t>قفاوملا</w:t>
+      </w:r>
+    </w:p>
+    <w:p>
+      <w:pPr>
+        <w:jc w:val="right"/>
+        <w:bidi/>
+      </w:pPr>
+      <w:r>
+        <w:rPr>
+          <w:b w:val="0"/>
+          <w:i w:val="0"/>
+        </w:rPr>
+        <w:t>۲۳</w:t>
+      </w:r>
+    </w:p>
+    <w:p>
+      <w:pPr>
+        <w:jc w:val="right"/>
+        <w:bidi/>
+      </w:pPr>
+      <w:r>
+        <w:rPr>
+          <w:b w:val="0"/>
+          <w:i w:val="0"/>
+        </w:rPr>
+        <w:t>/١٤٤٣/٠١هـ</w:t>
+      </w:r>
+    </w:p>
+    <w:p>
+      <w:pPr>
+        <w:jc w:val="right"/>
+        <w:bidi/>
+      </w:pPr>
+      <w:r>
+        <w:rPr>
+          <w:b w:val="0"/>
+          <w:i w:val="0"/>
+        </w:rPr>
+        <w:t>أصحاب الفضيلة / رئيس وأعضاء الدائرة التجارية الأولى بالمحكمة التجارية بجدة</w:t>
+      </w:r>
+    </w:p>
+    <w:p>
+      <w:pPr>
+        <w:jc w:val="right"/>
+        <w:bidi/>
+      </w:pPr>
+      <w:r>
+        <w:rPr>
+          <w:b w:val="0"/>
+          <w:i w:val="0"/>
+        </w:rPr>
+        <w:t>السلام عليكم ورحمة الله تعالى وبركاته</w:t>
+      </w:r>
+    </w:p>
+    <w:p>
+      <w:pPr>
+        <w:jc w:val="right"/>
+        <w:bidi/>
+      </w:pPr>
+      <w:r>
+        <w:rPr>
+          <w:b w:val="0"/>
+          <w:i w:val="0"/>
+        </w:rPr>
+        <w:t>حفظهم الله</w:t>
+      </w:r>
+    </w:p>
+    <w:p>
+      <w:pPr>
+        <w:jc w:val="right"/>
+        <w:bidi/>
+      </w:pPr>
+      <w:r>
+        <w:rPr>
+          <w:b w:val="0"/>
+          <w:i w:val="0"/>
+        </w:rPr>
+        <w:t>الموضوع : مذكرة جوابية رداً على المذكرة المقدمة من قبل المدعي / عدنان أحمد عباس زيني بتاريخ ١٤٤٣/٠١/١٧هـ الموافق ٢٠٢١/٠٨/٢٥م في دعواه المقامة ضد موكلنا / أسامة أحمد عباس زيني</w:t>
+      </w:r>
+    </w:p>
+    <w:p>
+      <w:pPr>
+        <w:jc w:val="right"/>
+        <w:bidi/>
+      </w:pPr>
+      <w:r>
+        <w:rPr>
+          <w:b w:val="0"/>
+          <w:i w:val="0"/>
+        </w:rPr>
+        <w:t>. ـه١٤٤٢ ماعل ( ٤٧١٧ ) مقرب ةديقملاو</w:t>
+      </w:r>
+    </w:p>
+    <w:p>
+      <w:pPr>
+        <w:jc w:val="right"/>
+        <w:bidi/>
+      </w:pPr>
+      <w:r>
+        <w:rPr>
+          <w:b w:val="0"/>
+          <w:i w:val="0"/>
+        </w:rPr>
+        <w:t>)</w:t>
+      </w:r>
+    </w:p>
+    <w:p>
+      <w:pPr>
+        <w:jc w:val="right"/>
+        <w:bidi/>
+      </w:pPr>
+      <w:r>
+        <w:rPr>
+          <w:b w:val="0"/>
+          <w:i w:val="0"/>
+        </w:rPr>
+        <w:t>إشارة إلى الموضوع أعلاه نوجز للدائرة ردنا على المذكرة المقدمة من المدع</w:t>
+      </w:r>
+    </w:p>
+    <w:p>
+      <w:pPr>
+        <w:jc w:val="right"/>
+        <w:bidi/>
+      </w:pPr>
+      <w:r>
+        <w:rPr>
+          <w:b w:val="0"/>
+          <w:i w:val="0"/>
+        </w:rPr>
+        <w:t>وفقاً لما يلي : أولاً : الدفع الشكلي :</w:t>
+      </w:r>
+    </w:p>
+    <w:p>
+      <w:pPr>
+        <w:jc w:val="right"/>
+        <w:bidi/>
+      </w:pPr>
+      <w:r>
+        <w:rPr>
+          <w:b w:val="0"/>
+          <w:i w:val="0"/>
+        </w:rPr>
+        <w:t>صـن ىــلإ ًادانتسإ كلذو ىوعدلا رظنب ًايعون ةيراجتلا مكاحملا صاصتخإ مدعب عفدن</w:t>
+      </w:r>
+    </w:p>
+    <w:p>
+      <w:pPr>
+        <w:jc w:val="right"/>
+        <w:bidi/>
+      </w:pPr>
+      <w:r>
+        <w:rPr>
+          <w:b w:val="0"/>
+          <w:i w:val="0"/>
+        </w:rPr>
+        <w:t>المادة (٧٦) فقرة (١) من نظام المرافعات الشرعية والتي نصت على أن (الدفع بعدم</w:t>
+      </w:r>
+    </w:p>
+    <w:p>
+      <w:pPr>
+        <w:jc w:val="right"/>
+        <w:bidi/>
+      </w:pPr>
+      <w:r>
+        <w:rPr>
+          <w:b w:val="0"/>
+          <w:i w:val="0"/>
+        </w:rPr>
+        <w:t>إختصاص المحكمة لإنتفاء ولايتها أو بسبب نوع الدعوى أو قيمتها ، أو الدفع بعدم قبول</w:t>
+      </w:r>
+    </w:p>
+    <w:p>
+      <w:pPr>
+        <w:jc w:val="right"/>
+        <w:bidi/>
+      </w:pPr>
+      <w:r>
+        <w:rPr>
+          <w:b w:val="0"/>
+          <w:i w:val="0"/>
+        </w:rPr>
+        <w:t>زاوج مدعب عفدلا اذكو ، رخآ ببس يأل وأ ةحلصملا وأ ةيلهألا وأ ةفصلا مادعنإل ىوعدلا</w:t>
+      </w:r>
+    </w:p>
+    <w:p>
+      <w:pPr>
+        <w:jc w:val="right"/>
+        <w:bidi/>
+      </w:pPr>
+      <w:r>
+        <w:rPr>
+          <w:b w:val="0"/>
+          <w:i w:val="0"/>
+        </w:rPr>
+        <w:t>نظر الدعوى لسبق الفصل فيها ؛ يجوز الدفع به في أي مرحلة تكون فيها الدعوى وتحكم به المحكمة من تلقاء نفسها ) ؛ وذلك يُعزى إلى أن الدعوى من إختصاص المحاكم</w:t>
+      </w:r>
+    </w:p>
+    <w:p>
+      <w:pPr>
+        <w:jc w:val="right"/>
+        <w:bidi/>
+      </w:pPr>
+      <w:r>
+        <w:rPr>
+          <w:b w:val="0"/>
+          <w:i w:val="0"/>
+        </w:rPr>
+        <w:t>هل ةحونمملا ةلاكولا لالغتسإب انلكوم مايقب ءاعدإلا وه ىوعدلا عوضوم نأ ثيح ةماعلا</w:t>
+      </w:r>
+    </w:p>
+    <w:p>
+      <w:pPr>
+        <w:jc w:val="right"/>
+        <w:bidi/>
+      </w:pPr>
+      <w:r>
+        <w:rPr>
+          <w:b w:val="0"/>
+          <w:i w:val="0"/>
+        </w:rPr>
+        <w:t>من قبل والده وهي دعوى محاسبة وكيل ، وبالتالي تخرج عن إختصاص المحاكم التجارية وفقاً لاحكام المادة (١٦) من نظام المحاكم التجارية .</w:t>
+      </w:r>
+    </w:p>
+    <w:p>
+      <w:pPr>
+        <w:jc w:val="right"/>
+        <w:bidi/>
+      </w:pPr>
+      <w:r>
+        <w:rPr>
+          <w:b w:val="0"/>
+          <w:i w:val="0"/>
+        </w:rPr>
+        <w:t>٢١٥١١ ةدج ٤٠٥٩٨ ب.ص - ٦٥٥٠٧٠٧ :سكاف - ٦٥٥٠٣٠٣ / ١٦٥٥٤٧٧٧ :فتاه - بلطملا دبع تنب ةيفص عراش - ةدج - ةيدوعسلا ةيبرعلا ةكلمملا</w:t>
+      </w:r>
+    </w:p>
+    <w:p>
+      <w:pPr>
+        <w:pStyle w:val="Heading2"/>
+        <w:jc w:val="right"/>
+        <w:bidi/>
+      </w:pPr>
+      <w:r>
+        <w:t>[ترويسة / كليشة وزارة العدل — معلومات رسمية متكررة] ===</w:t>
+        <w:br/>
+        <w:t>K.S.A - Jeddah, Safia Bint Abdulmutalib Street - Tel.: 6554777 / 6550303 - Fax: 6550707 - P.O.Box: 40598 Jeddah 21511 E-mail: info@aburashed.org - www.aburashed.org</w:t>
+      </w:r>
+    </w:p>
+    <w:p>
+      <w:pPr>
+        <w:pStyle w:val="Heading2"/>
+        <w:jc w:val="right"/>
+        <w:bidi/>
+      </w:pPr>
+      <w:r>
+        <w:t>[نص الضبط / الحكم — المتن الفعلي] ===</w:t>
+        <w:br/>
+        <w:t>Law office of</w:t>
+      </w:r>
+    </w:p>
+    <w:p>
+      <w:pPr>
+        <w:jc w:val="right"/>
+        <w:bidi/>
+      </w:pPr>
+      <w:r>
+        <w:rPr>
+          <w:b w:val="0"/>
+          <w:i w:val="0"/>
+        </w:rPr>
+        <w:t>Khalid Sami Abu Rashed</w:t>
+      </w:r>
+    </w:p>
+    <w:p>
+      <w:pPr>
+        <w:jc w:val="right"/>
+        <w:bidi/>
+      </w:pPr>
+      <w:r>
+        <w:rPr>
+          <w:b w:val="0"/>
+          <w:i w:val="0"/>
+        </w:rPr>
+        <w:t>Legal Consultancy and Legal Profession</w:t>
+      </w:r>
+    </w:p>
+    <w:p>
+      <w:pPr>
+        <w:jc w:val="right"/>
+        <w:bidi/>
+      </w:pPr>
+      <w:r>
+        <w:rPr>
+          <w:b w:val="0"/>
+          <w:i w:val="0"/>
+        </w:rPr>
+        <w:t>ماسد</w:t>
+      </w:r>
+    </w:p>
+    <w:p>
+      <w:pPr>
+        <w:jc w:val="right"/>
+        <w:bidi/>
+      </w:pPr>
+      <w:r>
+        <w:rPr>
+          <w:b w:val="0"/>
+          <w:i w:val="0"/>
+        </w:rPr>
+        <w:t>يماحملا بتكم</w:t>
+      </w:r>
+    </w:p>
+    <w:p>
+      <w:pPr>
+        <w:jc w:val="right"/>
+        <w:bidi/>
+      </w:pPr>
+      <w:r>
+        <w:rPr>
+          <w:b w:val="0"/>
+          <w:i w:val="0"/>
+        </w:rPr>
+        <w:t>دشار وبأ يماس دلاخ</w:t>
+      </w:r>
+    </w:p>
+    <w:p>
+      <w:pPr>
+        <w:jc w:val="right"/>
+        <w:bidi/>
+      </w:pPr>
+      <w:r>
+        <w:rPr>
+          <w:b w:val="0"/>
+          <w:i w:val="0"/>
+        </w:rPr>
+        <w:t>ةاماحملاو ةينوناقلا تاراشتسإلل</w:t>
+      </w:r>
+    </w:p>
+    <w:p>
+      <w:pPr>
+        <w:jc w:val="right"/>
+        <w:bidi/>
+      </w:pPr>
+      <w:r>
+        <w:rPr>
+          <w:b w:val="0"/>
+          <w:i w:val="0"/>
+        </w:rPr>
+        <w:t>: يعوضوملا عفدلا : ًايناث</w:t>
+      </w:r>
+    </w:p>
+    <w:p>
+      <w:pPr>
+        <w:pStyle w:val="Heading2"/>
+        <w:jc w:val="right"/>
+        <w:bidi/>
+      </w:pPr>
+      <w:r>
+        <w:t>[بيانات الأطراف: المدعي / المدعى عليه / الحاضرون] ===</w:t>
+        <w:br/>
+        <w:t>1- في البدء نؤكد على أن بيع الحصص الذي استند إليه المدعي في تأسيس</w:t>
+      </w:r>
+    </w:p>
+    <w:p>
+      <w:pPr>
+        <w:pStyle w:val="Heading2"/>
+        <w:jc w:val="right"/>
+        <w:bidi/>
+      </w:pPr>
+      <w:r>
+        <w:t>[نص الضبط / الحكم — المتن الفعلي] ===</w:t>
+        <w:br/>
+        <w:t>دعواه و الذي تم بين موكلنا ووالده ( يرحمه الله ) والذي تنازل بموجبه والده بالبيع عن كامل حصصه في شركة أحمد زيني التجارية ( ذات مسؤولية</w:t>
+      </w:r>
+    </w:p>
+    <w:p>
+      <w:pPr>
+        <w:jc w:val="right"/>
+        <w:bidi/>
+      </w:pPr>
+      <w:r>
+        <w:rPr>
+          <w:b w:val="0"/>
+          <w:i w:val="0"/>
+        </w:rPr>
+        <w:t>محدودة ( سجل تجاري رقم ( ٤۰۳۰۱۹٦۱۰۲ ) والبالغ عددها ( ٤٥٠ ) حصة بذات قيمتها الأسمية وقدرها ( ٤٥٠،٠٠٠ ( أربعمائة وخمسون ألف ريال</w:t>
+      </w:r>
+    </w:p>
+    <w:p>
+      <w:pPr>
+        <w:jc w:val="right"/>
+        <w:bidi/>
+      </w:pPr>
+      <w:r>
+        <w:rPr>
+          <w:b w:val="0"/>
+          <w:i w:val="0"/>
+        </w:rPr>
+        <w:t>والتي تعادل نسبة (۹۰) من إجمالي حصص الشركة بما لهذه الحصة من حقوق وما عليها من التزامات كان بيعاً صحيحاً من الناحية</w:t>
+      </w:r>
+    </w:p>
+    <w:p>
+      <w:pPr>
+        <w:jc w:val="right"/>
+        <w:bidi/>
+      </w:pPr>
+      <w:r>
+        <w:rPr>
+          <w:b w:val="0"/>
+          <w:i w:val="0"/>
+        </w:rPr>
+        <w:t>( ٢٧٥ ) مقرلا تحت ةدج ةظفاحمب ةيعانصلا ةيراجتلا ةفرغلا ىدل لدعلا بتاك ىدل هقيثوت متو ةراجتلا ةرازو لبق نم هقيقدت ىرجو ، ةينوناقلا</w:t>
+      </w:r>
+    </w:p>
+    <w:p>
+      <w:pPr>
+        <w:jc w:val="right"/>
+        <w:bidi/>
+      </w:pPr>
+      <w:r>
+        <w:rPr>
+          <w:b w:val="0"/>
+          <w:i w:val="0"/>
+        </w:rPr>
+        <w:t>صحيفة ) ۱۷۲ ) مجلد ( ٤/٨ / ) وتاريخ ١٤٣١/١٠/١٦هـ وفقاً لمـا هـو مثبت في قرار الشركاء ( المرفق صورته ) ، أي قبل إقامة المدعي لدعواه ضد</w:t>
+      </w:r>
+    </w:p>
+    <w:p>
+      <w:pPr>
+        <w:jc w:val="right"/>
+        <w:bidi/>
+      </w:pPr>
+      <w:r>
+        <w:rPr>
+          <w:b w:val="0"/>
+          <w:i w:val="0"/>
+        </w:rPr>
+        <w:t>رمألا ، !\!\!\ ماع نم رثكأب كلذو هيلع يلو نييعتب ةبلاطملل ) هللا همحري ) هدلاو</w:t>
+      </w:r>
+    </w:p>
+    <w:p>
+      <w:pPr>
+        <w:jc w:val="right"/>
+        <w:bidi/>
+      </w:pPr>
+      <w:r>
+        <w:rPr>
+          <w:b w:val="0"/>
+          <w:i w:val="0"/>
+        </w:rPr>
+        <w:t>هتركذم نم ةيناثلاو ىلوألا نيترقفلا يف يعدملا تاءاعدإ ضحدي يذلا</w:t>
+      </w:r>
+    </w:p>
+    <w:p>
+      <w:pPr>
+        <w:jc w:val="right"/>
+        <w:bidi/>
+      </w:pPr>
+      <w:r>
+        <w:rPr>
+          <w:b w:val="0"/>
+          <w:i w:val="0"/>
+        </w:rPr>
+        <w:t>.درلا عوضوم</w:t>
+      </w:r>
+    </w:p>
+    <w:p>
+      <w:pPr>
+        <w:jc w:val="right"/>
+        <w:bidi/>
+      </w:pPr>
+      <w:r>
+        <w:rPr>
+          <w:b w:val="0"/>
+          <w:i w:val="0"/>
+        </w:rPr>
+        <w:t>) مستند رقم ١ )</w:t>
+      </w:r>
+    </w:p>
+    <w:p>
+      <w:pPr>
+        <w:jc w:val="right"/>
+        <w:bidi/>
+      </w:pPr>
+      <w:r>
+        <w:rPr>
+          <w:b w:val="0"/>
+          <w:i w:val="0"/>
+        </w:rPr>
+        <w:t>إردافاً إلى ماورد في الفقرة (1) أعلاه فإن مورث موكلنا ( يرحمه الله ) عندما</w:t>
+      </w:r>
+    </w:p>
+    <w:p>
+      <w:pPr>
+        <w:jc w:val="right"/>
+        <w:bidi/>
+      </w:pPr>
+      <w:r>
+        <w:rPr>
+          <w:b w:val="0"/>
+          <w:i w:val="0"/>
+        </w:rPr>
+        <w:t>قام ببيع كامل حصصه في شركة أحمد زيني التجارية إلى موكلنا تم هذا البيع حال حياته وكان بكامل قواه العقلية وبإرادة حرة خالية من أي عيب من عيوب الإرادة ، والأهم من ذلك ما ذكرناه في الفقرة أولاً اعلاه وهو إن اتمام البيع وتوثيقه أمام كاتب العدل منذ تاريخ ١٤٣١/٠٩/٢٠هـ الموافق</w:t>
+      </w:r>
+    </w:p>
+    <w:p>
+      <w:pPr>
         <w:jc w:val="right"/>
         <w:bidi/>
       </w:pPr>
@@ -91,7 +749,20 @@
           <w:b w:val="0"/>
           <w:i w:val="0"/>
         </w:rPr>
-        <w:t>٣١٠٠٤١٤٩٩٤٠٠٠٠٣ :يبيرضلا مقرلا لدعلا ةرازو (٢٣/١٤٠) مقر صيخرت ةاماحملاو ةينوناقلا تاراشتسإلل</w:t>
+        <w:t>ةاماحملاو ةينوناقلا تاراشتسإلل</w:t>
+      </w:r>
+    </w:p>
+    <w:p>
+      <w:pPr>
+        <w:jc w:val="right"/>
+        <w:bidi/>
+      </w:pPr>
+      <w:r>
+        <w:rPr>
+          <w:b w:val="0"/>
+          <w:i w:val="0"/>
+        </w:rPr>
+        <w:t>Legal Consultancy and Legal Profession</w:t>
       </w:r>
     </w:p>
     <w:p>
@@ -130,7 +801,7 @@
           <w:b w:val="0"/>
           <w:i w:val="0"/>
         </w:rPr>
-        <w:t>Legal Consultancy and Legal Profession License No. (23/140) Ministry of Justice</w:t>
+        <w:t>((AA)</w:t>
       </w:r>
     </w:p>
     <w:p>
@@ -143,7 +814,7 @@
           <w:b w:val="0"/>
           <w:i w:val="0"/>
         </w:rPr>
-        <w:t>VAT No. : 310041499400003</w:t>
+        <w:t>نوماحملا</w:t>
       </w:r>
     </w:p>
     <w:p>
@@ -156,7 +827,7 @@
           <w:b w:val="0"/>
           <w:i w:val="0"/>
         </w:rPr>
-        <w:t>(AA)</w:t>
+        <w:t>. هيلع يلو ةماقإب هتبلاطمو هلاومأ يف فرصتلا نسحي ال ( هللا همحري ) هدلاو نأ يعدملا ءاعدإ لبق يأ ، م۰۳/۸۰/۰۱۰۲</w:t>
       </w:r>
     </w:p>
     <w:p>
@@ -169,7 +840,7 @@
           <w:b w:val="0"/>
           <w:i w:val="0"/>
         </w:rPr>
-        <w:t>بسم الله الرحمن الرحيم</w:t>
+        <w:t>\- ليس صحيحاً ما ذُكر في الفقرة الثالثة من مذكرة المدعي و لم يقدم المدعي دليلاً قاطعاً يثبته والصحيح أن من قام بالتوقيع على قرار الشركاء بالبيع</w:t>
       </w:r>
     </w:p>
     <w:p>
@@ -182,7 +853,7 @@
           <w:b w:val="0"/>
           <w:i w:val="0"/>
         </w:rPr>
-        <w:t>الرقم ٢١/١٤٩٠</w:t>
+        <w:t>ةيراجتلا ةفرغلاب لدعلا بتاك ىدل انلكومل اهنع لزانتملا صصحلا لماك نع</w:t>
       </w:r>
     </w:p>
     <w:p>
@@ -195,7 +866,7 @@
           <w:b w:val="0"/>
           <w:i w:val="0"/>
         </w:rPr>
-        <w:t>التاريخ</w:t>
+        <w:t>هـليكو وه انلكوم -ثروم - عئابلا نع ةباينلاب ةدج ةظفاحمب ةيعانصلا</w:t>
       </w:r>
     </w:p>
     <w:p>
@@ -208,7 +879,7 @@
           <w:b w:val="0"/>
           <w:i w:val="0"/>
         </w:rPr>
-        <w:t>٣ / ٢٠٢١/٠٨م</w:t>
+        <w:t>الشرعي السيد / جابر علا الله بن جيران ، وفقاً لما هو مثبت في قرار</w:t>
       </w:r>
     </w:p>
     <w:p>
@@ -221,7 +892,7 @@
           <w:b w:val="0"/>
           <w:i w:val="0"/>
         </w:rPr>
-        <w:t>قفاوملا</w:t>
+        <w:t>الشركاء المرفق أعلاه ، وليس موكلنا من قام بالتوقيع عنه نفسه كمشتري</w:t>
       </w:r>
     </w:p>
     <w:p>
@@ -234,7 +905,7 @@
           <w:b w:val="0"/>
           <w:i w:val="0"/>
         </w:rPr>
-        <w:t>۲۳</w:t>
+        <w:t>وعن البائع ، كما جاء في لائحة دعواه، وبالتالي فالبيع صحيح قانوناً</w:t>
       </w:r>
     </w:p>
     <w:p>
@@ -247,7 +918,31 @@
           <w:b w:val="0"/>
           <w:i w:val="0"/>
         </w:rPr>
-        <w:t>/١٤٤٣/٠١هـ</w:t>
+        <w:t>وموثق لدى كاتب العدل وقدمنا قرار الشركاء الذي يثبت ذلك بصورة قاطعة</w:t>
+      </w:r>
+    </w:p>
+    <w:p>
+      <w:pPr>
+        <w:pStyle w:val="Heading2"/>
+        <w:jc w:val="right"/>
+        <w:bidi/>
+      </w:pPr>
+      <w:r>
+        <w:t>[بيانات الأطراف: المدعي / المدعى عليه / الحاضرون] ===</w:t>
+        <w:br/>
+        <w:t>؛ مما يؤكد مجدداً عدم صحة دعوى المدعي بجميع وقائعها وخلوها من</w:t>
+      </w:r>
+    </w:p>
+    <w:p>
+      <w:pPr>
+        <w:pStyle w:val="Heading2"/>
+        <w:jc w:val="right"/>
+        <w:bidi/>
+      </w:pPr>
+      <w:r>
+        <w:t>[نص الضبط / الحكم — المتن الفعلي] ===</w:t>
+        <w:br/>
+        <w:t>.اهليصافت عيمجب اهمعدت يتلا تانيبلا</w:t>
       </w:r>
     </w:p>
     <w:p>
@@ -260,7 +955,7 @@
           <w:b w:val="0"/>
           <w:i w:val="0"/>
         </w:rPr>
-        <w:t>أصحاب الفضيلة / رئيس وأعضاء الدائرة التجارية الأولى بالمحكمة التجارية بجدة</w:t>
+        <w:t>4- أثبتنا لدائرتكم أن بيع الحصص لموكلنا كان بيعاً صحيحاً ومدققاً من قبل</w:t>
       </w:r>
     </w:p>
     <w:p>
@@ -273,7 +968,7 @@
           <w:b w:val="0"/>
           <w:i w:val="0"/>
         </w:rPr>
-        <w:t>السلام عليكم ورحمة الله تعالى وبركاته</w:t>
+        <w:t>ةظفاحمب ةيعانصلا ةيراجتلا ةفرغلاب لدعلا بتاك ىدل ًاقثومو ةراجتلا ةرازو</w:t>
       </w:r>
     </w:p>
     <w:p>
@@ -286,7 +981,7 @@
           <w:b w:val="0"/>
           <w:i w:val="0"/>
         </w:rPr>
-        <w:t>حفظهم الله</w:t>
+        <w:t>لماك عيب نمضتملا رارقلا ىلع عيقوتلاب ماق نم نأ هيلإ راشملا ءاكرشلا رارق بجومب انتبثأو يرتشملاو عئابلا نع ةباين عقوو ةلاكولا لغتسا انلكوم نأب يعدملا ءاعدإ اندقف امك ، كلذ تبثي يذلا ءاكرشلا رارق انقفرأو ةدج</w:t>
       </w:r>
     </w:p>
     <w:p>
@@ -299,7 +994,7 @@
           <w:b w:val="0"/>
           <w:i w:val="0"/>
         </w:rPr>
-        <w:t>الموضوع : مذكرة جوابية رداً على المذكرة المقدمة من قبل المدعي / عدنان أحمد عباس زيني بتاريخ ١٤٤٣/٠١/١٧هـ الموافق ٢٠٢١/٠٨/٢٥م في دعواه المقامة ضد موكلنا / أسامة أحمد عباس زيني</w:t>
+        <w:t>سيلو ناريج نب هللا الع رباج / ديسلا انلكوم ثروم ليكو وه ةدج ةظفاحمب ةيعانصلا ةيراجتلا ةفرغلاب لدعلا بتاك ىدل انلكومل اهنع لزانتملا صصح</w:t>
       </w:r>
     </w:p>
     <w:p>
@@ -312,163 +1007,7 @@
           <w:b w:val="0"/>
           <w:i w:val="0"/>
         </w:rPr>
-        <w:t>. ـه١٤٤٢ ماعل ( ٤٧١٧ ) مقرب ةديقملاو</w:t>
-      </w:r>
-    </w:p>
-    <w:p>
-      <w:pPr>
-        <w:jc w:val="right"/>
-        <w:bidi/>
-      </w:pPr>
-      <w:r>
-        <w:rPr>
-          <w:b w:val="0"/>
-          <w:i w:val="0"/>
-        </w:rPr>
-        <w:t>)</w:t>
-      </w:r>
-    </w:p>
-    <w:p>
-      <w:pPr>
-        <w:jc w:val="right"/>
-        <w:bidi/>
-      </w:pPr>
-      <w:r>
-        <w:rPr>
-          <w:b w:val="0"/>
-          <w:i w:val="0"/>
-        </w:rPr>
-        <w:t>إشارة إلى الموضوع أعلاه نوجز للدائرة ردنا على المذكرة المقدمة من المدع</w:t>
-      </w:r>
-    </w:p>
-    <w:p>
-      <w:pPr>
-        <w:jc w:val="right"/>
-        <w:bidi/>
-      </w:pPr>
-      <w:r>
-        <w:rPr>
-          <w:b w:val="0"/>
-          <w:i w:val="0"/>
-        </w:rPr>
-        <w:t>وفقاً لما يلي : أولاً : الدفع الشكلي :</w:t>
-      </w:r>
-    </w:p>
-    <w:p>
-      <w:pPr>
-        <w:jc w:val="right"/>
-        <w:bidi/>
-      </w:pPr>
-      <w:r>
-        <w:rPr>
-          <w:b w:val="0"/>
-          <w:i w:val="0"/>
-        </w:rPr>
-        <w:t>صـن ىــلإ ًادانتسإ كلذو ىوعدلا رظنب ًايعون ةيراجتلا مكاحملا صاصتخإ مدعب عفدن</w:t>
-      </w:r>
-    </w:p>
-    <w:p>
-      <w:pPr>
-        <w:jc w:val="right"/>
-        <w:bidi/>
-      </w:pPr>
-      <w:r>
-        <w:rPr>
-          <w:b w:val="0"/>
-          <w:i w:val="0"/>
-        </w:rPr>
-        <w:t>المادة (٧٦) فقرة (١) من نظام المرافعات الشرعية والتي نصت على أن (الدفع بعدم</w:t>
-      </w:r>
-    </w:p>
-    <w:p>
-      <w:pPr>
-        <w:jc w:val="right"/>
-        <w:bidi/>
-      </w:pPr>
-      <w:r>
-        <w:rPr>
-          <w:b w:val="0"/>
-          <w:i w:val="0"/>
-        </w:rPr>
-        <w:t>إختصاص المحكمة لإنتفاء ولايتها أو بسبب نوع الدعوى أو قيمتها ، أو الدفع بعدم قبول</w:t>
-      </w:r>
-    </w:p>
-    <w:p>
-      <w:pPr>
-        <w:jc w:val="right"/>
-        <w:bidi/>
-      </w:pPr>
-      <w:r>
-        <w:rPr>
-          <w:b w:val="0"/>
-          <w:i w:val="0"/>
-        </w:rPr>
-        <w:t>زاوج مدعب عفدلا اذكو ، رخآ ببس يأل وأ ةحلصملا وأ ةيلهألا وأ ةفصلا مادعنإل ىوعدلا</w:t>
-      </w:r>
-    </w:p>
-    <w:p>
-      <w:pPr>
-        <w:jc w:val="right"/>
-        <w:bidi/>
-      </w:pPr>
-      <w:r>
-        <w:rPr>
-          <w:b w:val="0"/>
-          <w:i w:val="0"/>
-        </w:rPr>
-        <w:t>نظر الدعوى لسبق الفصل فيها ؛ يجوز الدفع به في أي مرحلة تكون فيها الدعوى وتحكم به المحكمة من تلقاء نفسها ) ؛ وذلك يُعزى إلى أن الدعوى من إختصاص المحاكم</w:t>
-      </w:r>
-    </w:p>
-    <w:p>
-      <w:pPr>
-        <w:jc w:val="right"/>
-        <w:bidi/>
-      </w:pPr>
-      <w:r>
-        <w:rPr>
-          <w:b w:val="0"/>
-          <w:i w:val="0"/>
-        </w:rPr>
-        <w:t>هل ةحونمملا ةلاكولا لالغتسإب انلكوم مايقب ءاعدإلا وه ىوعدلا عوضوم نأ ثيح ةماعلا</w:t>
-      </w:r>
-    </w:p>
-    <w:p>
-      <w:pPr>
-        <w:jc w:val="right"/>
-        <w:bidi/>
-      </w:pPr>
-      <w:r>
-        <w:rPr>
-          <w:b w:val="0"/>
-          <w:i w:val="0"/>
-        </w:rPr>
-        <w:t>من قبل والده وهي دعوى محاسبة وكيل ، وبالتالي تخرج عن إختصاص المحاكم التجارية وفقاً لاحكام المادة (١٦) من نظام المحاكم التجارية .</w:t>
-      </w:r>
-    </w:p>
-    <w:p>
-      <w:pPr>
-        <w:jc w:val="right"/>
-        <w:bidi/>
-      </w:pPr>
-      <w:r>
-        <w:rPr>
-          <w:b w:val="0"/>
-          <w:i w:val="0"/>
-        </w:rPr>
-        <w:t>٢١٥١١ ةدج ٤٠٥٩٨ ب.ص - ٦٥٥٠٧٠٧ :سكاف - ٦٥٥٠٣٠٣ / ١٦٥٥٤٧٧٧ :فتاه - بلطملا دبع تنب ةيفص عراش - ةدج - ةيدوعسلا ةيبرعلا ةكلمملا</w:t>
-      </w:r>
-    </w:p>
-    <w:p>
-      <w:pPr>
-        <w:jc w:val="right"/>
-        <w:bidi/>
-      </w:pPr>
-      <w:r>
-        <w:rPr>
-          <w:b w:val="0"/>
-          <w:i w:val="0"/>
-        </w:rPr>
-        <w:t>K.S.A - Jeddah, Safia Bint Abdulmutalib Street - Tel.: 6554777 / 6550303 - Fax: 6550707 - P.O.Box: 40598 Jeddah 21511 E-mail: info@aburashed.org - www.aburashed.org</w:t>
+        <w:t>. ةلاصأ انلكوم</w:t>
       </w:r>
     </w:p>
     <w:p>
@@ -520,33 +1059,7 @@
           <w:b w:val="0"/>
           <w:i w:val="0"/>
         </w:rPr>
-        <w:t>ماسد</w:t>
-      </w:r>
-    </w:p>
-    <w:p>
-      <w:pPr>
-        <w:jc w:val="right"/>
-        <w:bidi/>
-      </w:pPr>
-      <w:r>
-        <w:rPr>
-          <w:b w:val="0"/>
-          <w:i w:val="0"/>
-        </w:rPr>
-        <w:t>يماحملا بتكم</w:t>
-      </w:r>
-    </w:p>
-    <w:p>
-      <w:pPr>
-        <w:jc w:val="right"/>
-        <w:bidi/>
-      </w:pPr>
-      <w:r>
-        <w:rPr>
-          <w:b w:val="0"/>
-          <w:i w:val="0"/>
-        </w:rPr>
-        <w:t>دشار وبأ يماس دلاخ</w:t>
+        <w:t>دشار وبأ يماس دلاخ يماحملا بتكم</w:t>
       </w:r>
     </w:p>
     <w:p>
@@ -572,526 +1085,6 @@
           <w:b w:val="0"/>
           <w:i w:val="0"/>
         </w:rPr>
-        <w:t>: يعوضوملا عفدلا : ًايناث</w:t>
-      </w:r>
-    </w:p>
-    <w:p>
-      <w:pPr>
-        <w:jc w:val="right"/>
-        <w:bidi/>
-      </w:pPr>
-      <w:r>
-        <w:rPr>
-          <w:b w:val="0"/>
-          <w:i w:val="0"/>
-        </w:rPr>
-        <w:t>1- في البدء نؤكد على أن بيع الحصص الذي استند إليه المدعي في تأسيس</w:t>
-      </w:r>
-    </w:p>
-    <w:p>
-      <w:pPr>
-        <w:jc w:val="right"/>
-        <w:bidi/>
-      </w:pPr>
-      <w:r>
-        <w:rPr>
-          <w:b w:val="0"/>
-          <w:i w:val="0"/>
-        </w:rPr>
-        <w:t>دعواه و الذي تم بين موكلنا ووالده ( يرحمه الله ) والذي تنازل بموجبه والده بالبيع عن كامل حصصه في شركة أحمد زيني التجارية ( ذات مسؤولية</w:t>
-      </w:r>
-    </w:p>
-    <w:p>
-      <w:pPr>
-        <w:jc w:val="right"/>
-        <w:bidi/>
-      </w:pPr>
-      <w:r>
-        <w:rPr>
-          <w:b w:val="0"/>
-          <w:i w:val="0"/>
-        </w:rPr>
-        <w:t>محدودة ( سجل تجاري رقم ( ٤۰۳۰۱۹٦۱۰۲ ) والبالغ عددها ( ٤٥٠ ) حصة بذات قيمتها الأسمية وقدرها ( ٤٥٠،٠٠٠ ( أربعمائة وخمسون ألف ريال</w:t>
-      </w:r>
-    </w:p>
-    <w:p>
-      <w:pPr>
-        <w:jc w:val="right"/>
-        <w:bidi/>
-      </w:pPr>
-      <w:r>
-        <w:rPr>
-          <w:b w:val="0"/>
-          <w:i w:val="0"/>
-        </w:rPr>
-        <w:t>والتي تعادل نسبة (۹۰) من إجمالي حصص الشركة بما لهذه الحصة من حقوق وما عليها من التزامات كان بيعاً صحيحاً من الناحية</w:t>
-      </w:r>
-    </w:p>
-    <w:p>
-      <w:pPr>
-        <w:jc w:val="right"/>
-        <w:bidi/>
-      </w:pPr>
-      <w:r>
-        <w:rPr>
-          <w:b w:val="0"/>
-          <w:i w:val="0"/>
-        </w:rPr>
-        <w:t>( ٢٧٥ ) مقرلا تحت ةدج ةظفاحمب ةيعانصلا ةيراجتلا ةفرغلا ىدل لدعلا بتاك ىدل هقيثوت متو ةراجتلا ةرازو لبق نم هقيقدت ىرجو ، ةينوناقلا</w:t>
-      </w:r>
-    </w:p>
-    <w:p>
-      <w:pPr>
-        <w:jc w:val="right"/>
-        <w:bidi/>
-      </w:pPr>
-      <w:r>
-        <w:rPr>
-          <w:b w:val="0"/>
-          <w:i w:val="0"/>
-        </w:rPr>
-        <w:t>صحيفة ) ۱۷۲ ) مجلد ( ٤/٨ / ) وتاريخ ١٤٣١/١٠/١٦هـ وفقاً لمـا هـو مثبت في قرار الشركاء ( المرفق صورته ) ، أي قبل إقامة المدعي لدعواه ضد</w:t>
-      </w:r>
-    </w:p>
-    <w:p>
-      <w:pPr>
-        <w:jc w:val="right"/>
-        <w:bidi/>
-      </w:pPr>
-      <w:r>
-        <w:rPr>
-          <w:b w:val="0"/>
-          <w:i w:val="0"/>
-        </w:rPr>
-        <w:t>رمألا ، !\!\!\ ماع نم رثكأب كلذو هيلع يلو نييعتب ةبلاطملل ) هللا همحري ) هدلاو</w:t>
-      </w:r>
-    </w:p>
-    <w:p>
-      <w:pPr>
-        <w:jc w:val="right"/>
-        <w:bidi/>
-      </w:pPr>
-      <w:r>
-        <w:rPr>
-          <w:b w:val="0"/>
-          <w:i w:val="0"/>
-        </w:rPr>
-        <w:t>هتركذم نم ةيناثلاو ىلوألا نيترقفلا يف يعدملا تاءاعدإ ضحدي يذلا</w:t>
-      </w:r>
-    </w:p>
-    <w:p>
-      <w:pPr>
-        <w:jc w:val="right"/>
-        <w:bidi/>
-      </w:pPr>
-      <w:r>
-        <w:rPr>
-          <w:b w:val="0"/>
-          <w:i w:val="0"/>
-        </w:rPr>
-        <w:t>.درلا عوضوم</w:t>
-      </w:r>
-    </w:p>
-    <w:p>
-      <w:pPr>
-        <w:jc w:val="right"/>
-        <w:bidi/>
-      </w:pPr>
-      <w:r>
-        <w:rPr>
-          <w:b w:val="0"/>
-          <w:i w:val="0"/>
-        </w:rPr>
-        <w:t>) مستند رقم ١ )</w:t>
-      </w:r>
-    </w:p>
-    <w:p>
-      <w:pPr>
-        <w:jc w:val="right"/>
-        <w:bidi/>
-      </w:pPr>
-      <w:r>
-        <w:rPr>
-          <w:b w:val="0"/>
-          <w:i w:val="0"/>
-        </w:rPr>
-        <w:t>إردافاً إلى ماورد في الفقرة (1) أعلاه فإن مورث موكلنا ( يرحمه الله ) عندما</w:t>
-      </w:r>
-    </w:p>
-    <w:p>
-      <w:pPr>
-        <w:jc w:val="right"/>
-        <w:bidi/>
-      </w:pPr>
-      <w:r>
-        <w:rPr>
-          <w:b w:val="0"/>
-          <w:i w:val="0"/>
-        </w:rPr>
-        <w:t>قام ببيع كامل حصصه في شركة أحمد زيني التجارية إلى موكلنا تم هذا البيع حال حياته وكان بكامل قواه العقلية وبإرادة حرة خالية من أي عيب من عيوب الإرادة ، والأهم من ذلك ما ذكرناه في الفقرة أولاً اعلاه وهو إن اتمام البيع وتوثيقه أمام كاتب العدل منذ تاريخ ١٤٣١/٠٩/٢٠هـ الموافق</w:t>
-      </w:r>
-    </w:p>
-    <w:p>
-      <w:pPr>
-        <w:jc w:val="right"/>
-        <w:bidi/>
-      </w:pPr>
-      <w:r>
-        <w:rPr>
-          <w:b w:val="0"/>
-          <w:i w:val="0"/>
-        </w:rPr>
-        <w:t>دشار وبأ يماس دلاخ يماحملا بتكم</w:t>
-      </w:r>
-    </w:p>
-    <w:p>
-      <w:pPr>
-        <w:jc w:val="right"/>
-        <w:bidi/>
-      </w:pPr>
-      <w:r>
-        <w:rPr>
-          <w:b w:val="0"/>
-          <w:i w:val="0"/>
-        </w:rPr>
-        <w:t>ةاماحملاو ةينوناقلا تاراشتسإلل</w:t>
-      </w:r>
-    </w:p>
-    <w:p>
-      <w:pPr>
-        <w:jc w:val="right"/>
-        <w:bidi/>
-      </w:pPr>
-      <w:r>
-        <w:rPr>
-          <w:b w:val="0"/>
-          <w:i w:val="0"/>
-        </w:rPr>
-        <w:t>Legal Consultancy and Legal Profession</w:t>
-      </w:r>
-    </w:p>
-    <w:p>
-      <w:pPr>
-        <w:jc w:val="right"/>
-        <w:bidi/>
-      </w:pPr>
-      <w:r>
-        <w:rPr>
-          <w:b w:val="0"/>
-          <w:i w:val="0"/>
-        </w:rPr>
-        <w:t>Law office of</w:t>
-      </w:r>
-    </w:p>
-    <w:p>
-      <w:pPr>
-        <w:jc w:val="right"/>
-        <w:bidi/>
-      </w:pPr>
-      <w:r>
-        <w:rPr>
-          <w:b w:val="0"/>
-          <w:i w:val="0"/>
-        </w:rPr>
-        <w:t>Khalid Sami Abu Rashed</w:t>
-      </w:r>
-    </w:p>
-    <w:p>
-      <w:pPr>
-        <w:jc w:val="right"/>
-        <w:bidi/>
-      </w:pPr>
-      <w:r>
-        <w:rPr>
-          <w:b w:val="0"/>
-          <w:i w:val="0"/>
-        </w:rPr>
-        <w:t>((AA)</w:t>
-      </w:r>
-    </w:p>
-    <w:p>
-      <w:pPr>
-        <w:jc w:val="right"/>
-        <w:bidi/>
-      </w:pPr>
-      <w:r>
-        <w:rPr>
-          <w:b w:val="0"/>
-          <w:i w:val="0"/>
-        </w:rPr>
-        <w:t>نوماحملا</w:t>
-      </w:r>
-    </w:p>
-    <w:p>
-      <w:pPr>
-        <w:jc w:val="right"/>
-        <w:bidi/>
-      </w:pPr>
-      <w:r>
-        <w:rPr>
-          <w:b w:val="0"/>
-          <w:i w:val="0"/>
-        </w:rPr>
-        <w:t>. هيلع يلو ةماقإب هتبلاطمو هلاومأ يف فرصتلا نسحي ال ( هللا همحري ) هدلاو نأ يعدملا ءاعدإ لبق يأ ، م۰۳/۸۰/۰۱۰۲</w:t>
-      </w:r>
-    </w:p>
-    <w:p>
-      <w:pPr>
-        <w:jc w:val="right"/>
-        <w:bidi/>
-      </w:pPr>
-      <w:r>
-        <w:rPr>
-          <w:b w:val="0"/>
-          <w:i w:val="0"/>
-        </w:rPr>
-        <w:t>\- ليس صحيحاً ما ذُكر في الفقرة الثالثة من مذكرة المدعي و لم يقدم المدعي دليلاً قاطعاً يثبته والصحيح أن من قام بالتوقيع على قرار الشركاء بالبيع</w:t>
-      </w:r>
-    </w:p>
-    <w:p>
-      <w:pPr>
-        <w:jc w:val="right"/>
-        <w:bidi/>
-      </w:pPr>
-      <w:r>
-        <w:rPr>
-          <w:b w:val="0"/>
-          <w:i w:val="0"/>
-        </w:rPr>
-        <w:t>ةيراجتلا ةفرغلاب لدعلا بتاك ىدل انلكومل اهنع لزانتملا صصحلا لماك نع</w:t>
-      </w:r>
-    </w:p>
-    <w:p>
-      <w:pPr>
-        <w:jc w:val="right"/>
-        <w:bidi/>
-      </w:pPr>
-      <w:r>
-        <w:rPr>
-          <w:b w:val="0"/>
-          <w:i w:val="0"/>
-        </w:rPr>
-        <w:t>هـليكو وه انلكوم -ثروم - عئابلا نع ةباينلاب ةدج ةظفاحمب ةيعانصلا</w:t>
-      </w:r>
-    </w:p>
-    <w:p>
-      <w:pPr>
-        <w:jc w:val="right"/>
-        <w:bidi/>
-      </w:pPr>
-      <w:r>
-        <w:rPr>
-          <w:b w:val="0"/>
-          <w:i w:val="0"/>
-        </w:rPr>
-        <w:t>الشرعي السيد / جابر علا الله بن جيران ، وفقاً لما هو مثبت في قرار</w:t>
-      </w:r>
-    </w:p>
-    <w:p>
-      <w:pPr>
-        <w:jc w:val="right"/>
-        <w:bidi/>
-      </w:pPr>
-      <w:r>
-        <w:rPr>
-          <w:b w:val="0"/>
-          <w:i w:val="0"/>
-        </w:rPr>
-        <w:t>الشركاء المرفق أعلاه ، وليس موكلنا من قام بالتوقيع عنه نفسه كمشتري</w:t>
-      </w:r>
-    </w:p>
-    <w:p>
-      <w:pPr>
-        <w:jc w:val="right"/>
-        <w:bidi/>
-      </w:pPr>
-      <w:r>
-        <w:rPr>
-          <w:b w:val="0"/>
-          <w:i w:val="0"/>
-        </w:rPr>
-        <w:t>وعن البائع ، كما جاء في لائحة دعواه، وبالتالي فالبيع صحيح قانوناً</w:t>
-      </w:r>
-    </w:p>
-    <w:p>
-      <w:pPr>
-        <w:jc w:val="right"/>
-        <w:bidi/>
-      </w:pPr>
-      <w:r>
-        <w:rPr>
-          <w:b w:val="0"/>
-          <w:i w:val="0"/>
-        </w:rPr>
-        <w:t>وموثق لدى كاتب العدل وقدمنا قرار الشركاء الذي يثبت ذلك بصورة قاطعة</w:t>
-      </w:r>
-    </w:p>
-    <w:p>
-      <w:pPr>
-        <w:jc w:val="right"/>
-        <w:bidi/>
-      </w:pPr>
-      <w:r>
-        <w:rPr>
-          <w:b w:val="0"/>
-          <w:i w:val="0"/>
-        </w:rPr>
-        <w:t>؛ مما يؤكد مجدداً عدم صحة دعوى المدعي بجميع وقائعها وخلوها من</w:t>
-      </w:r>
-    </w:p>
-    <w:p>
-      <w:pPr>
-        <w:jc w:val="right"/>
-        <w:bidi/>
-      </w:pPr>
-      <w:r>
-        <w:rPr>
-          <w:b w:val="0"/>
-          <w:i w:val="0"/>
-        </w:rPr>
-        <w:t>.اهليصافت عيمجب اهمعدت يتلا تانيبلا</w:t>
-      </w:r>
-    </w:p>
-    <w:p>
-      <w:pPr>
-        <w:jc w:val="right"/>
-        <w:bidi/>
-      </w:pPr>
-      <w:r>
-        <w:rPr>
-          <w:b w:val="0"/>
-          <w:i w:val="0"/>
-        </w:rPr>
-        <w:t>4- أثبتنا لدائرتكم أن بيع الحصص لموكلنا كان بيعاً صحيحاً ومدققاً من قبل</w:t>
-      </w:r>
-    </w:p>
-    <w:p>
-      <w:pPr>
-        <w:jc w:val="right"/>
-        <w:bidi/>
-      </w:pPr>
-      <w:r>
-        <w:rPr>
-          <w:b w:val="0"/>
-          <w:i w:val="0"/>
-        </w:rPr>
-        <w:t>ةظفاحمب ةيعانصلا ةيراجتلا ةفرغلاب لدعلا بتاك ىدل ًاقثومو ةراجتلا ةرازو</w:t>
-      </w:r>
-    </w:p>
-    <w:p>
-      <w:pPr>
-        <w:jc w:val="right"/>
-        <w:bidi/>
-      </w:pPr>
-      <w:r>
-        <w:rPr>
-          <w:b w:val="0"/>
-          <w:i w:val="0"/>
-        </w:rPr>
-        <w:t>لماك عيب نمضتملا رارقلا ىلع عيقوتلاب ماق نم نأ هيلإ راشملا ءاكرشلا رارق بجومب انتبثأو يرتشملاو عئابلا نع ةباين عقوو ةلاكولا لغتسا انلكوم نأب يعدملا ءاعدإ اندقف امك ، كلذ تبثي يذلا ءاكرشلا رارق انقفرأو ةدج</w:t>
-      </w:r>
-    </w:p>
-    <w:p>
-      <w:pPr>
-        <w:jc w:val="right"/>
-        <w:bidi/>
-      </w:pPr>
-      <w:r>
-        <w:rPr>
-          <w:b w:val="0"/>
-          <w:i w:val="0"/>
-        </w:rPr>
-        <w:t>سيلو ناريج نب هللا الع رباج / ديسلا انلكوم ثروم ليكو وه ةدج ةظفاحمب ةيعانصلا ةيراجتلا ةفرغلاب لدعلا بتاك ىدل انلكومل اهنع لزانتملا صصح</w:t>
-      </w:r>
-    </w:p>
-    <w:p>
-      <w:pPr>
-        <w:jc w:val="right"/>
-        <w:bidi/>
-      </w:pPr>
-      <w:r>
-        <w:rPr>
-          <w:b w:val="0"/>
-          <w:i w:val="0"/>
-        </w:rPr>
-        <w:t>. ةلاصأ انلكوم</w:t>
-      </w:r>
-    </w:p>
-    <w:p>
-      <w:pPr>
-        <w:jc w:val="right"/>
-        <w:bidi/>
-      </w:pPr>
-      <w:r>
-        <w:rPr>
-          <w:b w:val="0"/>
-          <w:i w:val="0"/>
-        </w:rPr>
-        <w:t>Law office of</w:t>
-      </w:r>
-    </w:p>
-    <w:p>
-      <w:pPr>
-        <w:jc w:val="right"/>
-        <w:bidi/>
-      </w:pPr>
-      <w:r>
-        <w:rPr>
-          <w:b w:val="0"/>
-          <w:i w:val="0"/>
-        </w:rPr>
-        <w:t>Khalid Sami Abu Rashed</w:t>
-      </w:r>
-    </w:p>
-    <w:p>
-      <w:pPr>
-        <w:jc w:val="right"/>
-        <w:bidi/>
-      </w:pPr>
-      <w:r>
-        <w:rPr>
-          <w:b w:val="0"/>
-          <w:i w:val="0"/>
-        </w:rPr>
-        <w:t>Legal Consultancy and Legal Profession</w:t>
-      </w:r>
-    </w:p>
-    <w:p>
-      <w:pPr>
-        <w:jc w:val="right"/>
-        <w:bidi/>
-      </w:pPr>
-      <w:r>
-        <w:rPr>
-          <w:b w:val="0"/>
-          <w:i w:val="0"/>
-        </w:rPr>
-        <w:t>دشار وبأ يماس دلاخ يماحملا بتكم</w:t>
-      </w:r>
-    </w:p>
-    <w:p>
-      <w:pPr>
-        <w:jc w:val="right"/>
-        <w:bidi/>
-      </w:pPr>
-      <w:r>
-        <w:rPr>
-          <w:b w:val="0"/>
-          <w:i w:val="0"/>
-        </w:rPr>
-        <w:t>ةاماحملاو ةينوناقلا تاراشتسإلل</w:t>
-      </w:r>
-    </w:p>
-    <w:p>
-      <w:pPr>
-        <w:jc w:val="right"/>
-        <w:bidi/>
-      </w:pPr>
-      <w:r>
-        <w:rPr>
-          <w:b w:val="0"/>
-          <w:i w:val="0"/>
-        </w:rPr>
         <w:t>يماس يلاع</w:t>
       </w:r>
     </w:p>
@@ -1344,27 +1337,25 @@
     </w:p>
     <w:p>
       <w:pPr>
+        <w:pStyle w:val="Heading2"/>
         <w:jc w:val="right"/>
         <w:bidi/>
       </w:pPr>
       <w:r>
-        <w:rPr>
-          <w:b w:val="0"/>
-          <w:i w:val="0"/>
-        </w:rPr>
+        <w:t>[بيانات الأطراف: المدعي / المدعى عليه / الحاضرون] ===</w:t>
+        <w:br/>
         <w:t>لقد سبق للاطراف الاتية اسمائهم :-</w:t>
       </w:r>
     </w:p>
     <w:p>
       <w:pPr>
+        <w:pStyle w:val="Heading2"/>
         <w:jc w:val="right"/>
         <w:bidi/>
       </w:pPr>
       <w:r>
-        <w:rPr>
-          <w:b w:val="0"/>
-          <w:i w:val="0"/>
-        </w:rPr>
+        <w:t>[نص الضبط / الحكم — المتن الفعلي] ===</w:t>
+        <w:br/>
         <w:t>ا أحمد عباس زيني بن زيني - شركة أحمد زيني وأولاده</w:t>
       </w:r>
     </w:p>
@@ -1487,6 +1478,30 @@
     </w:p>
     <w:p>
       <w:pPr>
+        <w:pStyle w:val="Heading2"/>
+        <w:jc w:val="right"/>
+        <w:bidi/>
+      </w:pPr>
+      <w:r>
+        <w:t>[ترويسة / كليشة وزارة العدل — معلومات رسمية متكررة] ===</w:t>
+        <w:br/>
+        <w:t>ص ب ٥٤٣٩٩ جدة ٢١٥١٤ - هاتف: ٦٠٦٥٣٤٨ - فاكس: ٦٠٦٥٤٣١</w:t>
+      </w:r>
+    </w:p>
+    <w:p>
+      <w:pPr>
+        <w:pStyle w:val="Heading2"/>
+        <w:jc w:val="right"/>
+        <w:bidi/>
+      </w:pPr>
+      <w:r>
+        <w:t>[نص الضبط / الحكم — المتن الفعلي] ===</w:t>
+        <w:br/>
+        <w:t>P.O.Box 54399 Jeddah 21514-Tel: 6065348-Fax: 6065431</w:t>
+      </w:r>
+    </w:p>
+    <w:p>
+      <w:pPr>
         <w:jc w:val="right"/>
         <w:bidi/>
       </w:pPr>
@@ -1495,7 +1510,666 @@
           <w:b w:val="0"/>
           <w:i w:val="0"/>
         </w:rPr>
-        <w:t>ص ب ٥٤٣٩٩ جدة ٢١٥١٤ - هاتف: ٦٠٦٥٣٤٨ - فاكس: ٦٠٦٥٤٣١</w:t>
+        <w:t>هستند اتمی (1)</w:t>
+      </w:r>
+    </w:p>
+    <w:p>
+      <w:pPr>
+        <w:jc w:val="right"/>
+        <w:bidi/>
+      </w:pPr>
+      <w:r>
+        <w:rPr>
+          <w:b w:val="0"/>
+          <w:i w:val="0"/>
+        </w:rPr>
+        <w:t>شركة أحمد زيني التجارية</w:t>
+      </w:r>
+    </w:p>
+    <w:p>
+      <w:pPr>
+        <w:jc w:val="right"/>
+        <w:bidi/>
+      </w:pPr>
+      <w:r>
+        <w:rPr>
+          <w:b w:val="0"/>
+          <w:i w:val="0"/>
+        </w:rPr>
+        <w:t>لاير ۰۰۰.۰۰٥ :لاملا سأر ۲۰۱۹۹۱۰۳۰۱ تس</w:t>
+      </w:r>
+    </w:p>
+    <w:p>
+      <w:pPr>
+        <w:jc w:val="right"/>
+        <w:bidi/>
+      </w:pPr>
+      <w:r>
+        <w:rPr>
+          <w:b w:val="0"/>
+          <w:i w:val="0"/>
+        </w:rPr>
+        <w:t>Ahmed Zainy Trading Co.</w:t>
+      </w:r>
+    </w:p>
+    <w:p>
+      <w:pPr>
+        <w:jc w:val="right"/>
+        <w:bidi/>
+      </w:pPr>
+      <w:r>
+        <w:rPr>
+          <w:b w:val="0"/>
+          <w:i w:val="0"/>
+        </w:rPr>
+        <w:t>C.R: 4030169102</w:t>
+      </w:r>
+    </w:p>
+    <w:p>
+      <w:pPr>
+        <w:jc w:val="right"/>
+        <w:bidi/>
+      </w:pPr>
+      <w:r>
+        <w:rPr>
+          <w:b w:val="0"/>
+          <w:i w:val="0"/>
+        </w:rPr>
+        <w:t>Capital SR: 500.000</w:t>
+      </w:r>
+    </w:p>
+    <w:p>
+      <w:pPr>
+        <w:jc w:val="right"/>
+        <w:bidi/>
+      </w:pPr>
+      <w:r>
+        <w:rPr>
+          <w:b w:val="0"/>
+          <w:i w:val="0"/>
+        </w:rPr>
+        <w:t>السادة / شركة أحمد زيني وأولاده المحدودة - شركة ذات مسئولية محدودة - مسجل بالسجل التجاري لمدينة جدة تحت رقم ٤۰۳۰۰۹٤۸۲٥ و تاريخ ١٤۱۳/۱۰/۲٦هـ هـ ، والمثبت عقد تأسيسها لدى كاتب عدل جدة برقم ٤٠٧ صحيفة ۹۱ ۹۲ جلد ٧/٤ في ١٤١٣/٩/٨ هـ وعنوانها جدة حي الخالدية تقاطع شارع الامير</w:t>
+      </w:r>
+    </w:p>
+    <w:p>
+      <w:pPr>
+        <w:jc w:val="right"/>
+        <w:bidi/>
+      </w:pPr>
+      <w:r>
+        <w:rPr>
+          <w:b w:val="0"/>
+          <w:i w:val="0"/>
+        </w:rPr>
+        <w:t>سلطان مع شارع قلب الجزيرة عمارة أوزكو ص ب ٥٤٣٩٩ جدة ٢١٥١٤ " شريك طرف ثاني</w:t>
+      </w:r>
+    </w:p>
+    <w:p>
+      <w:pPr>
+        <w:jc w:val="right"/>
+        <w:bidi/>
+      </w:pPr>
+      <w:r>
+        <w:rPr>
+          <w:b w:val="0"/>
+          <w:i w:val="0"/>
+        </w:rPr>
+        <w:t>ثالثا : تعديل المادة (٦) من عقد التأسيس والخاصة برأسمال الشركة لتصبح صياغتها بعد التعديل كما يلي : رأس المال : حدد رأس مال الشركة بمبلغ . ۰۰۰ ۵۰۰ ریال خمسمائة ألف ريال سعودي) مقسم الى ٥٠٠ حصة (خمسمائة حصة نقدية متساوية القيمة قيمة كل حصة ۱۰۰۰ ريال (ألف ريال) تم توزيعها على الشركاء</w:t>
+      </w:r>
+    </w:p>
+    <w:p>
+      <w:pPr>
+        <w:jc w:val="right"/>
+        <w:bidi/>
+      </w:pPr>
+      <w:r>
+        <w:rPr>
+          <w:b w:val="0"/>
+          <w:i w:val="0"/>
+        </w:rPr>
+        <w:t>٥٠</w:t>
+      </w:r>
+    </w:p>
+    <w:p>
+      <w:pPr>
+        <w:jc w:val="right"/>
+        <w:bidi/>
+      </w:pPr>
+      <w:r>
+        <w:rPr>
+          <w:b w:val="0"/>
+          <w:i w:val="0"/>
+        </w:rPr>
+        <w:t>كما يلي :-</w:t>
+      </w:r>
+    </w:p>
+    <w:p>
+      <w:pPr>
+        <w:jc w:val="right"/>
+        <w:bidi/>
+      </w:pPr>
+      <w:r>
+        <w:rPr>
+          <w:b w:val="0"/>
+          <w:i w:val="0"/>
+        </w:rPr>
+        <w:t>عدد الحصص</w:t>
+      </w:r>
+    </w:p>
+    <w:p>
+      <w:pPr>
+        <w:jc w:val="right"/>
+        <w:bidi/>
+      </w:pPr>
+      <w:r>
+        <w:rPr>
+          <w:b w:val="0"/>
+          <w:i w:val="0"/>
+        </w:rPr>
+        <w:t>ةصحلا ةميق</w:t>
+      </w:r>
+    </w:p>
+    <w:p>
+      <w:pPr>
+        <w:jc w:val="right"/>
+        <w:bidi/>
+      </w:pPr>
+      <w:r>
+        <w:rPr>
+          <w:b w:val="0"/>
+          <w:i w:val="0"/>
+        </w:rPr>
+        <w:t>كيرشلا مسا</w:t>
+      </w:r>
+    </w:p>
+    <w:p>
+      <w:pPr>
+        <w:jc w:val="right"/>
+        <w:bidi/>
+      </w:pPr>
+      <w:r>
+        <w:rPr>
+          <w:b w:val="0"/>
+          <w:i w:val="0"/>
+        </w:rPr>
+        <w:t>النقدية</w:t>
+      </w:r>
+    </w:p>
+    <w:p>
+      <w:pPr>
+        <w:jc w:val="right"/>
+        <w:bidi/>
+      </w:pPr>
+      <w:r>
+        <w:rPr>
+          <w:b w:val="0"/>
+          <w:i w:val="0"/>
+        </w:rPr>
+        <w:t>لايرلاب</w:t>
+      </w:r>
+    </w:p>
+    <w:p>
+      <w:pPr>
+        <w:jc w:val="right"/>
+        <w:bidi/>
+      </w:pPr>
+      <w:r>
+        <w:rPr>
+          <w:b w:val="0"/>
+          <w:i w:val="0"/>
+        </w:rPr>
+        <w:t>لايرلاب صصحلا ةميق عومجم</w:t>
+      </w:r>
+    </w:p>
+    <w:p>
+      <w:pPr>
+        <w:jc w:val="right"/>
+        <w:bidi/>
+      </w:pPr>
+      <w:r>
+        <w:rPr>
+          <w:b w:val="0"/>
+          <w:i w:val="0"/>
+        </w:rPr>
+        <w:t>ةبسنلا</w:t>
+      </w:r>
+    </w:p>
+    <w:p>
+      <w:pPr>
+        <w:jc w:val="right"/>
+        <w:bidi/>
+      </w:pPr>
+      <w:r>
+        <w:rPr>
+          <w:b w:val="0"/>
+          <w:i w:val="0"/>
+        </w:rPr>
+        <w:t>ةيوئملا</w:t>
+      </w:r>
+    </w:p>
+    <w:p>
+      <w:pPr>
+        <w:jc w:val="right"/>
+        <w:bidi/>
+      </w:pPr>
+      <w:r>
+        <w:rPr>
+          <w:b w:val="0"/>
+          <w:i w:val="0"/>
+        </w:rPr>
+        <w:t>أسامة أحمد عباس زيني</w:t>
+      </w:r>
+    </w:p>
+    <w:p>
+      <w:pPr>
+        <w:jc w:val="right"/>
+        <w:bidi/>
+      </w:pPr>
+      <w:r>
+        <w:rPr>
+          <w:b w:val="0"/>
+          <w:i w:val="0"/>
+        </w:rPr>
+        <w:t>۲</w:t>
+      </w:r>
+    </w:p>
+    <w:p>
+      <w:pPr>
+        <w:jc w:val="right"/>
+        <w:bidi/>
+      </w:pPr>
+      <w:r>
+        <w:rPr>
+          <w:b w:val="0"/>
+          <w:i w:val="0"/>
+        </w:rPr>
+        <w:t>شركة أحمد زيني وأولاده</w:t>
+      </w:r>
+    </w:p>
+    <w:p>
+      <w:pPr>
+        <w:jc w:val="right"/>
+        <w:bidi/>
+      </w:pPr>
+      <w:r>
+        <w:rPr>
+          <w:b w:val="0"/>
+          <w:i w:val="0"/>
+        </w:rPr>
+        <w:t>الاجمالي</w:t>
+      </w:r>
+    </w:p>
+    <w:p>
+      <w:pPr>
+        <w:jc w:val="right"/>
+        <w:bidi/>
+      </w:pPr>
+      <w:r>
+        <w:rPr>
+          <w:b w:val="0"/>
+          <w:i w:val="0"/>
+        </w:rPr>
+        <w:t>٥٠٠</w:t>
+      </w:r>
+    </w:p>
+    <w:p>
+      <w:pPr>
+        <w:jc w:val="right"/>
+        <w:bidi/>
+      </w:pPr>
+      <w:r>
+        <w:rPr>
+          <w:b w:val="0"/>
+          <w:i w:val="0"/>
+        </w:rPr>
+        <w:t>%9.</w:t>
+      </w:r>
+    </w:p>
+    <w:p>
+      <w:pPr>
+        <w:jc w:val="right"/>
+        <w:bidi/>
+      </w:pPr>
+      <w:r>
+        <w:rPr>
+          <w:b w:val="0"/>
+          <w:i w:val="0"/>
+        </w:rPr>
+        <w:t>٤٥٠٠٠٠</w:t>
+      </w:r>
+    </w:p>
+    <w:p>
+      <w:pPr>
+        <w:jc w:val="right"/>
+        <w:bidi/>
+      </w:pPr>
+      <w:r>
+        <w:rPr>
+          <w:b w:val="0"/>
+          <w:i w:val="0"/>
+        </w:rPr>
+        <w:t>۱۰۰۰</w:t>
+      </w:r>
+    </w:p>
+    <w:p>
+      <w:pPr>
+        <w:jc w:val="right"/>
+        <w:bidi/>
+      </w:pPr>
+      <w:r>
+        <w:rPr>
+          <w:b w:val="0"/>
+          <w:i w:val="0"/>
+        </w:rPr>
+        <w:t>٤٥٠</w:t>
+      </w:r>
+    </w:p>
+    <w:p>
+      <w:pPr>
+        <w:jc w:val="right"/>
+        <w:bidi/>
+      </w:pPr>
+      <w:r>
+        <w:rPr>
+          <w:b w:val="0"/>
+          <w:i w:val="0"/>
+        </w:rPr>
+        <w:t>%1.</w:t>
+      </w:r>
+    </w:p>
+    <w:p>
+      <w:pPr>
+        <w:jc w:val="right"/>
+        <w:bidi/>
+      </w:pPr>
+      <w:r>
+        <w:rPr>
+          <w:b w:val="0"/>
+          <w:i w:val="0"/>
+        </w:rPr>
+        <w:t>۵۰۰۰۰</w:t>
+      </w:r>
+    </w:p>
+    <w:p>
+      <w:pPr>
+        <w:jc w:val="right"/>
+        <w:bidi/>
+      </w:pPr>
+      <w:r>
+        <w:rPr>
+          <w:b w:val="0"/>
+          <w:i w:val="0"/>
+        </w:rPr>
+        <w:t>۱۰۰۰</w:t>
+      </w:r>
+    </w:p>
+    <w:p>
+      <w:pPr>
+        <w:jc w:val="right"/>
+        <w:bidi/>
+      </w:pPr>
+      <w:r>
+        <w:rPr>
+          <w:b w:val="0"/>
+          <w:i w:val="0"/>
+        </w:rPr>
+        <w:t>۵۰</w:t>
+      </w:r>
+    </w:p>
+    <w:p>
+      <w:pPr>
+        <w:jc w:val="right"/>
+        <w:bidi/>
+      </w:pPr>
+      <w:r>
+        <w:rPr>
+          <w:b w:val="0"/>
+          <w:i w:val="0"/>
+        </w:rPr>
+        <w:t>%1..</w:t>
+      </w:r>
+    </w:p>
+    <w:p>
+      <w:pPr>
+        <w:jc w:val="right"/>
+        <w:bidi/>
+      </w:pPr>
+      <w:r>
+        <w:rPr>
+          <w:b w:val="0"/>
+          <w:i w:val="0"/>
+        </w:rPr>
+        <w:t>۵۰۰۰۰۰</w:t>
+      </w:r>
+    </w:p>
+    <w:p>
+      <w:pPr>
+        <w:jc w:val="right"/>
+        <w:bidi/>
+      </w:pPr>
+      <w:r>
+        <w:rPr>
+          <w:b w:val="0"/>
+          <w:i w:val="0"/>
+        </w:rPr>
+        <w:t>۱۰۰۰</w:t>
+      </w:r>
+    </w:p>
+    <w:p>
+      <w:pPr>
+        <w:jc w:val="right"/>
+        <w:bidi/>
+      </w:pPr>
+      <w:r>
+        <w:rPr>
+          <w:b w:val="0"/>
+          <w:i w:val="0"/>
+        </w:rPr>
+        <w:t>ويقر الشركاء بصحة توزيع الحصص فيما بينهم كما هو مذكور أعلاه وأنه قد سبق سداد رأس المال عند</w:t>
+      </w:r>
+    </w:p>
+    <w:p>
+      <w:pPr>
+        <w:jc w:val="right"/>
+        <w:bidi/>
+      </w:pPr>
+      <w:r>
+        <w:rPr>
+          <w:b w:val="0"/>
+          <w:i w:val="0"/>
+        </w:rPr>
+        <w:t>التأسيس.</w:t>
+      </w:r>
+    </w:p>
+    <w:p>
+      <w:pPr>
+        <w:jc w:val="right"/>
+        <w:bidi/>
+      </w:pPr>
+      <w:r>
+        <w:rPr>
+          <w:b w:val="0"/>
+          <w:i w:val="0"/>
+        </w:rPr>
+        <w:t>رابعاً : يقر الشريك الجديد بأنه قد اطلع على عقد التأسيس وملاحقه وأنه ملتزم بما ورد بهم .</w:t>
+      </w:r>
+    </w:p>
+    <w:p>
+      <w:pPr>
+        <w:jc w:val="right"/>
+        <w:bidi/>
+      </w:pPr>
+      <w:r>
+        <w:rPr>
+          <w:b w:val="0"/>
+          <w:i w:val="0"/>
+        </w:rPr>
+        <w:t>خامساً : تبقى باقي مواد عقد التأسيس التي لم يشملها التعديل بهذا القرار كما هي عليه دون تعديل . سادساً : حرر هذا القرار من ٦ نسخ بيد كل طرف نسخة والنسخ الأخرى لاستخدامها في اجراءات الشهر والتسجيل النظامية والمفوض بها كل من السيد / جابر علا الله بن جبران ، السيد / أدهم زهير حسن المتوكل سعوديين الجنسية مجتمعين أو منفردين.</w:t>
+      </w:r>
+    </w:p>
+    <w:p>
+      <w:pPr>
+        <w:jc w:val="right"/>
+        <w:bidi/>
+      </w:pPr>
+      <w:r>
+        <w:rPr>
+          <w:b w:val="0"/>
+          <w:i w:val="0"/>
+        </w:rPr>
+        <w:t>والله ولي التوفيق ،،،</w:t>
+      </w:r>
+    </w:p>
+    <w:p>
+      <w:pPr>
+        <w:jc w:val="right"/>
+        <w:bidi/>
+      </w:pPr>
+      <w:r>
+        <w:rPr>
+          <w:b w:val="0"/>
+          <w:i w:val="0"/>
+        </w:rPr>
+        <w:t>لزانتملا لوألا فرطلا</w:t>
+      </w:r>
+    </w:p>
+    <w:p>
+      <w:pPr>
+        <w:jc w:val="right"/>
+        <w:bidi/>
+      </w:pPr>
+      <w:r>
+        <w:rPr>
+          <w:b w:val="0"/>
+          <w:i w:val="0"/>
+        </w:rPr>
+        <w:t>الاس</w:t>
+      </w:r>
+    </w:p>
+    <w:p>
+      <w:pPr>
+        <w:jc w:val="right"/>
+        <w:bidi/>
+      </w:pPr>
+      <w:r>
+        <w:rPr>
+          <w:b w:val="0"/>
+          <w:i w:val="0"/>
+        </w:rPr>
+        <w:t>/ أحمد عباس زيني بن زيني</w:t>
+      </w:r>
+    </w:p>
+    <w:p>
+      <w:pPr>
+        <w:jc w:val="right"/>
+        <w:bidi/>
+      </w:pPr>
+      <w:r>
+        <w:rPr>
+          <w:b w:val="0"/>
+          <w:i w:val="0"/>
+        </w:rPr>
+        <w:t>/ عيقوتلا</w:t>
+      </w:r>
+    </w:p>
+    <w:p>
+      <w:pPr>
+        <w:jc w:val="right"/>
+        <w:bidi/>
+      </w:pPr>
+      <w:r>
+        <w:rPr>
+          <w:b w:val="0"/>
+          <w:i w:val="0"/>
+        </w:rPr>
+        <w:t>الطرف الثاني شركة أحمد زيني وأولاده</w:t>
+      </w:r>
+    </w:p>
+    <w:p>
+      <w:pPr>
+        <w:jc w:val="right"/>
+        <w:bidi/>
+      </w:pPr>
+      <w:r>
+        <w:rPr>
+          <w:b w:val="0"/>
+          <w:i w:val="0"/>
+        </w:rPr>
+        <w:t>/ عيقوتلا</w:t>
+      </w:r>
+    </w:p>
+    <w:p>
+      <w:pPr>
+        <w:jc w:val="right"/>
+        <w:bidi/>
+      </w:pPr>
+      <w:r>
+        <w:rPr>
+          <w:b w:val="0"/>
+          <w:i w:val="0"/>
+        </w:rPr>
+        <w:t>ديدجلا لوألا كيرشلا</w:t>
+      </w:r>
+    </w:p>
+    <w:p>
+      <w:pPr>
+        <w:pStyle w:val="Heading2"/>
+        <w:jc w:val="right"/>
+        <w:bidi/>
+      </w:pPr>
+      <w:r>
+        <w:t>[بيانات الأطراف: المدعي / المدعى عليه / الحاضرون] ===</w:t>
+        <w:br/>
+        <w:t>الاسم / أسامة أحمد عباس زيني</w:t>
+      </w:r>
+    </w:p>
+    <w:p>
+      <w:pPr>
+        <w:pStyle w:val="Heading2"/>
+        <w:jc w:val="right"/>
+        <w:bidi/>
+      </w:pPr>
+      <w:r>
+        <w:t>[نص الضبط / الحكم — المتن الفعلي] ===</w:t>
+        <w:br/>
+        <w:t>نداد / عيقوتلا</w:t>
+      </w:r>
+    </w:p>
+    <w:p>
+      <w:pPr>
+        <w:pStyle w:val="Heading2"/>
+        <w:jc w:val="right"/>
+        <w:bidi/>
+      </w:pPr>
+      <w:r>
+        <w:t>[ترويسة / كليشة وزارة العدل — معلومات رسمية متكررة] ===</w:t>
+        <w:br/>
+        <w:t>مص.ب ٥٤٣٩٩ جدة ٢١٥١٤ - هاتف: ٦٠٦٥٣٤٨ - فاكس: ٦٠٦٥٤٣١</w:t>
+      </w:r>
+    </w:p>
+    <w:p>
+      <w:pPr>
+        <w:pStyle w:val="Heading2"/>
+        <w:jc w:val="right"/>
+        <w:bidi/>
+      </w:pPr>
+      <w:r>
+        <w:t>[نص الضبط / الحكم — المتن الفعلي] ===</w:t>
+        <w:br/>
+        <w:t>"دمعلاو ةرارقلا ةرازو عو</w:t>
+      </w:r>
+    </w:p>
+    <w:p>
+      <w:pPr>
+        <w:jc w:val="right"/>
+        <w:bidi/>
+      </w:pPr>
+      <w:r>
+        <w:rPr>
+          <w:b w:val="0"/>
+          <w:i w:val="0"/>
+        </w:rPr>
+        <w:t>بمحافظة جس</w:t>
       </w:r>
     </w:p>
     <w:p>
@@ -1521,695 +2195,6 @@
           <w:b w:val="0"/>
           <w:i w:val="0"/>
         </w:rPr>
-        <w:t>هستند اتمی (1)</w:t>
-      </w:r>
-    </w:p>
-    <w:p>
-      <w:pPr>
-        <w:jc w:val="right"/>
-        <w:bidi/>
-      </w:pPr>
-      <w:r>
-        <w:rPr>
-          <w:b w:val="0"/>
-          <w:i w:val="0"/>
-        </w:rPr>
-        <w:t>شركة أحمد زيني التجارية</w:t>
-      </w:r>
-    </w:p>
-    <w:p>
-      <w:pPr>
-        <w:jc w:val="right"/>
-        <w:bidi/>
-      </w:pPr>
-      <w:r>
-        <w:rPr>
-          <w:b w:val="0"/>
-          <w:i w:val="0"/>
-        </w:rPr>
-        <w:t>لاير ۰۰۰.۰۰٥ :لاملا سأر ۲۰۱۹۹۱۰۳۰۱ تس</w:t>
-      </w:r>
-    </w:p>
-    <w:p>
-      <w:pPr>
-        <w:jc w:val="right"/>
-        <w:bidi/>
-      </w:pPr>
-      <w:r>
-        <w:rPr>
-          <w:b w:val="0"/>
-          <w:i w:val="0"/>
-        </w:rPr>
-        <w:t>Ahmed Zainy Trading Co.</w:t>
-      </w:r>
-    </w:p>
-    <w:p>
-      <w:pPr>
-        <w:jc w:val="right"/>
-        <w:bidi/>
-      </w:pPr>
-      <w:r>
-        <w:rPr>
-          <w:b w:val="0"/>
-          <w:i w:val="0"/>
-        </w:rPr>
-        <w:t>C.R: 4030169102</w:t>
-      </w:r>
-    </w:p>
-    <w:p>
-      <w:pPr>
-        <w:jc w:val="right"/>
-        <w:bidi/>
-      </w:pPr>
-      <w:r>
-        <w:rPr>
-          <w:b w:val="0"/>
-          <w:i w:val="0"/>
-        </w:rPr>
-        <w:t>Capital SR: 500.000</w:t>
-      </w:r>
-    </w:p>
-    <w:p>
-      <w:pPr>
-        <w:jc w:val="right"/>
-        <w:bidi/>
-      </w:pPr>
-      <w:r>
-        <w:rPr>
-          <w:b w:val="0"/>
-          <w:i w:val="0"/>
-        </w:rPr>
-        <w:t>السادة / شركة أحمد زيني وأولاده المحدودة - شركة ذات مسئولية محدودة - مسجل بالسجل التجاري لمدينة جدة تحت رقم ٤۰۳۰۰۹٤۸۲٥ و تاريخ ١٤۱۳/۱۰/۲٦هـ هـ ، والمثبت عقد تأسيسها لدى كاتب عدل جدة برقم ٤٠٧ صحيفة ۹۱ ۹۲ جلد ٧/٤ في ١٤١٣/٩/٨ هـ وعنوانها جدة حي الخالدية تقاطع شارع الامير</w:t>
-      </w:r>
-    </w:p>
-    <w:p>
-      <w:pPr>
-        <w:jc w:val="right"/>
-        <w:bidi/>
-      </w:pPr>
-      <w:r>
-        <w:rPr>
-          <w:b w:val="0"/>
-          <w:i w:val="0"/>
-        </w:rPr>
-        <w:t>سلطان مع شارع قلب الجزيرة عمارة أوزكو ص ب ٥٤٣٩٩ جدة ٢١٥١٤ " شريك طرف ثاني</w:t>
-      </w:r>
-    </w:p>
-    <w:p>
-      <w:pPr>
-        <w:jc w:val="right"/>
-        <w:bidi/>
-      </w:pPr>
-      <w:r>
-        <w:rPr>
-          <w:b w:val="0"/>
-          <w:i w:val="0"/>
-        </w:rPr>
-        <w:t>ثالثا : تعديل المادة (٦) من عقد التأسيس والخاصة برأسمال الشركة لتصبح صياغتها بعد التعديل كما يلي : رأس المال : حدد رأس مال الشركة بمبلغ . ۰۰۰ ۵۰۰ ریال خمسمائة ألف ريال سعودي) مقسم الى ٥٠٠ حصة (خمسمائة حصة نقدية متساوية القيمة قيمة كل حصة ۱۰۰۰ ريال (ألف ريال) تم توزيعها على الشركاء</w:t>
-      </w:r>
-    </w:p>
-    <w:p>
-      <w:pPr>
-        <w:jc w:val="right"/>
-        <w:bidi/>
-      </w:pPr>
-      <w:r>
-        <w:rPr>
-          <w:b w:val="0"/>
-          <w:i w:val="0"/>
-        </w:rPr>
-        <w:t>٥٠</w:t>
-      </w:r>
-    </w:p>
-    <w:p>
-      <w:pPr>
-        <w:jc w:val="right"/>
-        <w:bidi/>
-      </w:pPr>
-      <w:r>
-        <w:rPr>
-          <w:b w:val="0"/>
-          <w:i w:val="0"/>
-        </w:rPr>
-        <w:t>كما يلي :-</w:t>
-      </w:r>
-    </w:p>
-    <w:p>
-      <w:pPr>
-        <w:jc w:val="right"/>
-        <w:bidi/>
-      </w:pPr>
-      <w:r>
-        <w:rPr>
-          <w:b w:val="0"/>
-          <w:i w:val="0"/>
-        </w:rPr>
-        <w:t>عدد الحصص</w:t>
-      </w:r>
-    </w:p>
-    <w:p>
-      <w:pPr>
-        <w:jc w:val="right"/>
-        <w:bidi/>
-      </w:pPr>
-      <w:r>
-        <w:rPr>
-          <w:b w:val="0"/>
-          <w:i w:val="0"/>
-        </w:rPr>
-        <w:t>ةصحلا ةميق</w:t>
-      </w:r>
-    </w:p>
-    <w:p>
-      <w:pPr>
-        <w:jc w:val="right"/>
-        <w:bidi/>
-      </w:pPr>
-      <w:r>
-        <w:rPr>
-          <w:b w:val="0"/>
-          <w:i w:val="0"/>
-        </w:rPr>
-        <w:t>كيرشلا مسا</w:t>
-      </w:r>
-    </w:p>
-    <w:p>
-      <w:pPr>
-        <w:jc w:val="right"/>
-        <w:bidi/>
-      </w:pPr>
-      <w:r>
-        <w:rPr>
-          <w:b w:val="0"/>
-          <w:i w:val="0"/>
-        </w:rPr>
-        <w:t>النقدية</w:t>
-      </w:r>
-    </w:p>
-    <w:p>
-      <w:pPr>
-        <w:jc w:val="right"/>
-        <w:bidi/>
-      </w:pPr>
-      <w:r>
-        <w:rPr>
-          <w:b w:val="0"/>
-          <w:i w:val="0"/>
-        </w:rPr>
-        <w:t>لايرلاب</w:t>
-      </w:r>
-    </w:p>
-    <w:p>
-      <w:pPr>
-        <w:jc w:val="right"/>
-        <w:bidi/>
-      </w:pPr>
-      <w:r>
-        <w:rPr>
-          <w:b w:val="0"/>
-          <w:i w:val="0"/>
-        </w:rPr>
-        <w:t>لايرلاب صصحلا ةميق عومجم</w:t>
-      </w:r>
-    </w:p>
-    <w:p>
-      <w:pPr>
-        <w:jc w:val="right"/>
-        <w:bidi/>
-      </w:pPr>
-      <w:r>
-        <w:rPr>
-          <w:b w:val="0"/>
-          <w:i w:val="0"/>
-        </w:rPr>
-        <w:t>ةبسنلا</w:t>
-      </w:r>
-    </w:p>
-    <w:p>
-      <w:pPr>
-        <w:jc w:val="right"/>
-        <w:bidi/>
-      </w:pPr>
-      <w:r>
-        <w:rPr>
-          <w:b w:val="0"/>
-          <w:i w:val="0"/>
-        </w:rPr>
-        <w:t>ةيوئملا</w:t>
-      </w:r>
-    </w:p>
-    <w:p>
-      <w:pPr>
-        <w:jc w:val="right"/>
-        <w:bidi/>
-      </w:pPr>
-      <w:r>
-        <w:rPr>
-          <w:b w:val="0"/>
-          <w:i w:val="0"/>
-        </w:rPr>
-        <w:t>أسامة أحمد عباس زيني</w:t>
-      </w:r>
-    </w:p>
-    <w:p>
-      <w:pPr>
-        <w:jc w:val="right"/>
-        <w:bidi/>
-      </w:pPr>
-      <w:r>
-        <w:rPr>
-          <w:b w:val="0"/>
-          <w:i w:val="0"/>
-        </w:rPr>
-        <w:t>۲</w:t>
-      </w:r>
-    </w:p>
-    <w:p>
-      <w:pPr>
-        <w:jc w:val="right"/>
-        <w:bidi/>
-      </w:pPr>
-      <w:r>
-        <w:rPr>
-          <w:b w:val="0"/>
-          <w:i w:val="0"/>
-        </w:rPr>
-        <w:t>شركة أحمد زيني وأولاده</w:t>
-      </w:r>
-    </w:p>
-    <w:p>
-      <w:pPr>
-        <w:jc w:val="right"/>
-        <w:bidi/>
-      </w:pPr>
-      <w:r>
-        <w:rPr>
-          <w:b w:val="0"/>
-          <w:i w:val="0"/>
-        </w:rPr>
-        <w:t>الاجمالي</w:t>
-      </w:r>
-    </w:p>
-    <w:p>
-      <w:pPr>
-        <w:jc w:val="right"/>
-        <w:bidi/>
-      </w:pPr>
-      <w:r>
-        <w:rPr>
-          <w:b w:val="0"/>
-          <w:i w:val="0"/>
-        </w:rPr>
-        <w:t>٥٠٠</w:t>
-      </w:r>
-    </w:p>
-    <w:p>
-      <w:pPr>
-        <w:jc w:val="right"/>
-        <w:bidi/>
-      </w:pPr>
-      <w:r>
-        <w:rPr>
-          <w:b w:val="0"/>
-          <w:i w:val="0"/>
-        </w:rPr>
-        <w:t>%9.</w:t>
-      </w:r>
-    </w:p>
-    <w:p>
-      <w:pPr>
-        <w:jc w:val="right"/>
-        <w:bidi/>
-      </w:pPr>
-      <w:r>
-        <w:rPr>
-          <w:b w:val="0"/>
-          <w:i w:val="0"/>
-        </w:rPr>
-        <w:t>٤٥٠٠٠٠</w:t>
-      </w:r>
-    </w:p>
-    <w:p>
-      <w:pPr>
-        <w:jc w:val="right"/>
-        <w:bidi/>
-      </w:pPr>
-      <w:r>
-        <w:rPr>
-          <w:b w:val="0"/>
-          <w:i w:val="0"/>
-        </w:rPr>
-        <w:t>۱۰۰۰</w:t>
-      </w:r>
-    </w:p>
-    <w:p>
-      <w:pPr>
-        <w:jc w:val="right"/>
-        <w:bidi/>
-      </w:pPr>
-      <w:r>
-        <w:rPr>
-          <w:b w:val="0"/>
-          <w:i w:val="0"/>
-        </w:rPr>
-        <w:t>٤٥٠</w:t>
-      </w:r>
-    </w:p>
-    <w:p>
-      <w:pPr>
-        <w:jc w:val="right"/>
-        <w:bidi/>
-      </w:pPr>
-      <w:r>
-        <w:rPr>
-          <w:b w:val="0"/>
-          <w:i w:val="0"/>
-        </w:rPr>
-        <w:t>%1.</w:t>
-      </w:r>
-    </w:p>
-    <w:p>
-      <w:pPr>
-        <w:jc w:val="right"/>
-        <w:bidi/>
-      </w:pPr>
-      <w:r>
-        <w:rPr>
-          <w:b w:val="0"/>
-          <w:i w:val="0"/>
-        </w:rPr>
-        <w:t>۵۰۰۰۰</w:t>
-      </w:r>
-    </w:p>
-    <w:p>
-      <w:pPr>
-        <w:jc w:val="right"/>
-        <w:bidi/>
-      </w:pPr>
-      <w:r>
-        <w:rPr>
-          <w:b w:val="0"/>
-          <w:i w:val="0"/>
-        </w:rPr>
-        <w:t>۱۰۰۰</w:t>
-      </w:r>
-    </w:p>
-    <w:p>
-      <w:pPr>
-        <w:jc w:val="right"/>
-        <w:bidi/>
-      </w:pPr>
-      <w:r>
-        <w:rPr>
-          <w:b w:val="0"/>
-          <w:i w:val="0"/>
-        </w:rPr>
-        <w:t>۵۰</w:t>
-      </w:r>
-    </w:p>
-    <w:p>
-      <w:pPr>
-        <w:jc w:val="right"/>
-        <w:bidi/>
-      </w:pPr>
-      <w:r>
-        <w:rPr>
-          <w:b w:val="0"/>
-          <w:i w:val="0"/>
-        </w:rPr>
-        <w:t>%1..</w:t>
-      </w:r>
-    </w:p>
-    <w:p>
-      <w:pPr>
-        <w:jc w:val="right"/>
-        <w:bidi/>
-      </w:pPr>
-      <w:r>
-        <w:rPr>
-          <w:b w:val="0"/>
-          <w:i w:val="0"/>
-        </w:rPr>
-        <w:t>۵۰۰۰۰۰</w:t>
-      </w:r>
-    </w:p>
-    <w:p>
-      <w:pPr>
-        <w:jc w:val="right"/>
-        <w:bidi/>
-      </w:pPr>
-      <w:r>
-        <w:rPr>
-          <w:b w:val="0"/>
-          <w:i w:val="0"/>
-        </w:rPr>
-        <w:t>۱۰۰۰</w:t>
-      </w:r>
-    </w:p>
-    <w:p>
-      <w:pPr>
-        <w:jc w:val="right"/>
-        <w:bidi/>
-      </w:pPr>
-      <w:r>
-        <w:rPr>
-          <w:b w:val="0"/>
-          <w:i w:val="0"/>
-        </w:rPr>
-        <w:t>ويقر الشركاء بصحة توزيع الحصص فيما بينهم كما هو مذكور أعلاه وأنه قد سبق سداد رأس المال عند</w:t>
-      </w:r>
-    </w:p>
-    <w:p>
-      <w:pPr>
-        <w:jc w:val="right"/>
-        <w:bidi/>
-      </w:pPr>
-      <w:r>
-        <w:rPr>
-          <w:b w:val="0"/>
-          <w:i w:val="0"/>
-        </w:rPr>
-        <w:t>التأسيس.</w:t>
-      </w:r>
-    </w:p>
-    <w:p>
-      <w:pPr>
-        <w:jc w:val="right"/>
-        <w:bidi/>
-      </w:pPr>
-      <w:r>
-        <w:rPr>
-          <w:b w:val="0"/>
-          <w:i w:val="0"/>
-        </w:rPr>
-        <w:t>رابعاً : يقر الشريك الجديد بأنه قد اطلع على عقد التأسيس وملاحقه وأنه ملتزم بما ورد بهم .</w:t>
-      </w:r>
-    </w:p>
-    <w:p>
-      <w:pPr>
-        <w:jc w:val="right"/>
-        <w:bidi/>
-      </w:pPr>
-      <w:r>
-        <w:rPr>
-          <w:b w:val="0"/>
-          <w:i w:val="0"/>
-        </w:rPr>
-        <w:t>خامساً : تبقى باقي مواد عقد التأسيس التي لم يشملها التعديل بهذا القرار كما هي عليه دون تعديل . سادساً : حرر هذا القرار من ٦ نسخ بيد كل طرف نسخة والنسخ الأخرى لاستخدامها في اجراءات الشهر والتسجيل النظامية والمفوض بها كل من السيد / جابر علا الله بن جبران ، السيد / أدهم زهير حسن المتوكل سعوديين الجنسية مجتمعين أو منفردين.</w:t>
-      </w:r>
-    </w:p>
-    <w:p>
-      <w:pPr>
-        <w:jc w:val="right"/>
-        <w:bidi/>
-      </w:pPr>
-      <w:r>
-        <w:rPr>
-          <w:b w:val="0"/>
-          <w:i w:val="0"/>
-        </w:rPr>
-        <w:t>والله ولي التوفيق ،،،</w:t>
-      </w:r>
-    </w:p>
-    <w:p>
-      <w:pPr>
-        <w:jc w:val="right"/>
-        <w:bidi/>
-      </w:pPr>
-      <w:r>
-        <w:rPr>
-          <w:b w:val="0"/>
-          <w:i w:val="0"/>
-        </w:rPr>
-        <w:t>لزانتملا لوألا فرطلا</w:t>
-      </w:r>
-    </w:p>
-    <w:p>
-      <w:pPr>
-        <w:jc w:val="right"/>
-        <w:bidi/>
-      </w:pPr>
-      <w:r>
-        <w:rPr>
-          <w:b w:val="0"/>
-          <w:i w:val="0"/>
-        </w:rPr>
-        <w:t>الاس</w:t>
-      </w:r>
-    </w:p>
-    <w:p>
-      <w:pPr>
-        <w:jc w:val="right"/>
-        <w:bidi/>
-      </w:pPr>
-      <w:r>
-        <w:rPr>
-          <w:b w:val="0"/>
-          <w:i w:val="0"/>
-        </w:rPr>
-        <w:t>/ أحمد عباس زيني بن زيني</w:t>
-      </w:r>
-    </w:p>
-    <w:p>
-      <w:pPr>
-        <w:jc w:val="right"/>
-        <w:bidi/>
-      </w:pPr>
-      <w:r>
-        <w:rPr>
-          <w:b w:val="0"/>
-          <w:i w:val="0"/>
-        </w:rPr>
-        <w:t>/ عيقوتلا</w:t>
-      </w:r>
-    </w:p>
-    <w:p>
-      <w:pPr>
-        <w:jc w:val="right"/>
-        <w:bidi/>
-      </w:pPr>
-      <w:r>
-        <w:rPr>
-          <w:b w:val="0"/>
-          <w:i w:val="0"/>
-        </w:rPr>
-        <w:t>الطرف الثاني شركة أحمد زيني وأولاده</w:t>
-      </w:r>
-    </w:p>
-    <w:p>
-      <w:pPr>
-        <w:jc w:val="right"/>
-        <w:bidi/>
-      </w:pPr>
-      <w:r>
-        <w:rPr>
-          <w:b w:val="0"/>
-          <w:i w:val="0"/>
-        </w:rPr>
-        <w:t>/ عيقوتلا</w:t>
-      </w:r>
-    </w:p>
-    <w:p>
-      <w:pPr>
-        <w:jc w:val="right"/>
-        <w:bidi/>
-      </w:pPr>
-      <w:r>
-        <w:rPr>
-          <w:b w:val="0"/>
-          <w:i w:val="0"/>
-        </w:rPr>
-        <w:t>ديدجلا لوألا كيرشلا</w:t>
-      </w:r>
-    </w:p>
-    <w:p>
-      <w:pPr>
-        <w:jc w:val="right"/>
-        <w:bidi/>
-      </w:pPr>
-      <w:r>
-        <w:rPr>
-          <w:b w:val="0"/>
-          <w:i w:val="0"/>
-        </w:rPr>
-        <w:t>الاسم / أسامة أحمد عباس زيني</w:t>
-      </w:r>
-    </w:p>
-    <w:p>
-      <w:pPr>
-        <w:jc w:val="right"/>
-        <w:bidi/>
-      </w:pPr>
-      <w:r>
-        <w:rPr>
-          <w:b w:val="0"/>
-          <w:i w:val="0"/>
-        </w:rPr>
-        <w:t>نداد / عيقوتلا</w:t>
-      </w:r>
-    </w:p>
-    <w:p>
-      <w:pPr>
-        <w:jc w:val="right"/>
-        <w:bidi/>
-      </w:pPr>
-      <w:r>
-        <w:rPr>
-          <w:b w:val="0"/>
-          <w:i w:val="0"/>
-        </w:rPr>
-        <w:t>مص.ب ٥٤٣٩٩ جدة ٢١٥١٤ - هاتف: ٦٠٦٥٣٤٨ - فاكس: ٦٠٦٥٤٣١</w:t>
-      </w:r>
-    </w:p>
-    <w:p>
-      <w:pPr>
-        <w:jc w:val="right"/>
-        <w:bidi/>
-      </w:pPr>
-      <w:r>
-        <w:rPr>
-          <w:b w:val="0"/>
-          <w:i w:val="0"/>
-        </w:rPr>
-        <w:t>"دمعلاو ةرارقلا ةرازو عو</w:t>
-      </w:r>
-    </w:p>
-    <w:p>
-      <w:pPr>
-        <w:jc w:val="right"/>
-        <w:bidi/>
-      </w:pPr>
-      <w:r>
-        <w:rPr>
-          <w:b w:val="0"/>
-          <w:i w:val="0"/>
-        </w:rPr>
-        <w:t>بمحافظة جس</w:t>
-      </w:r>
-    </w:p>
-    <w:p>
-      <w:pPr>
-        <w:jc w:val="right"/>
-        <w:bidi/>
-      </w:pPr>
-      <w:r>
-        <w:rPr>
-          <w:b w:val="0"/>
-          <w:i w:val="0"/>
-        </w:rPr>
-        <w:t>P.O.Box 54399 Jeddah 21514-Tel: 6065348-Fax: 6065431</w:t>
-      </w:r>
-    </w:p>
-    <w:p>
-      <w:pPr>
-        <w:jc w:val="right"/>
-        <w:bidi/>
-      </w:pPr>
-      <w:r>
-        <w:rPr>
-          <w:b w:val="0"/>
-          <w:i w:val="0"/>
-        </w:rPr>
         <w:t>18/02:13</w:t>
       </w:r>
     </w:p>
@@ -2228,27 +2213,25 @@
     </w:p>
     <w:p>
       <w:pPr>
+        <w:pStyle w:val="Heading2"/>
         <w:jc w:val="right"/>
         <w:bidi/>
       </w:pPr>
       <w:r>
-        <w:rPr>
-          <w:b w:val="0"/>
-          <w:i w:val="0"/>
-        </w:rPr>
+        <w:t>[ترويسة / كليشة وزارة العدل — معلومات رسمية متكررة] ===</w:t>
+        <w:br/>
         <w:t>الحمد لله وحده الله ولا لا ي أنا رشيد بن شديد الحربي كانت الأحدار التجارية الصناعية بمحافظة جدد قد جرى علي</w:t>
       </w:r>
     </w:p>
     <w:p>
       <w:pPr>
+        <w:pStyle w:val="Heading2"/>
         <w:jc w:val="right"/>
         <w:bidi/>
       </w:pPr>
       <w:r>
-        <w:rPr>
-          <w:b w:val="0"/>
-          <w:i w:val="0"/>
-        </w:rPr>
+        <w:t>[نص الضبط / الحكم — المتن الفعلي] ===</w:t>
+        <w:br/>
         <w:t>سو ما رفيع ١٦ / ١٠ / ١٤٢١هـ</w:t>
       </w:r>
     </w:p>

--- a/zaini_case_audit_output/outputs/word/documents/091_مرفق 3 ـ مذكرة أبو راشد ـ 23-01-1443.docx
+++ b/zaini_case_audit_output/outputs/word/documents/091_مرفق 3 ـ مذكرة أبو راشد ـ 23-01-1443.docx
@@ -446,6 +446,18 @@
     </w:p>
     <w:p>
       <w:pPr>
+        <w:pStyle w:val="Heading2"/>
+        <w:jc w:val="right"/>
+        <w:bidi/>
+      </w:pPr>
+      <w:r>
+        <w:t>[ترويسة / كليشة وزارة العدل — معلومات رسمية متكررة] ===</w:t>
+        <w:br/>
+        <w:t>المملكة العربية السعودية - جدة - شارع صفية بنت عبد المطلب - هاتف: ١٦٥٥٤٧٧٧ / ٦٥٥٠٣٠٣ - فاكس: ٦٥٥٠٧٠٧ - ص.ب ٤٠٥٩٨ جدة ٢١٥١١</w:t>
+      </w:r>
+    </w:p>
+    <w:p>
+      <w:pPr>
         <w:jc w:val="right"/>
         <w:bidi/>
       </w:pPr>
@@ -454,18 +466,6 @@
           <w:b w:val="0"/>
           <w:i w:val="0"/>
         </w:rPr>
-        <w:t>٢١٥١١ ةدج ٤٠٥٩٨ ب.ص - ٦٥٥٠٧٠٧ :سكاف - ٦٥٥٠٣٠٣ / ١٦٥٥٤٧٧٧ :فتاه - بلطملا دبع تنب ةيفص عراش - ةدج - ةيدوعسلا ةيبرعلا ةكلمملا</w:t>
-      </w:r>
-    </w:p>
-    <w:p>
-      <w:pPr>
-        <w:pStyle w:val="Heading2"/>
-        <w:jc w:val="right"/>
-        <w:bidi/>
-      </w:pPr>
-      <w:r>
-        <w:t>[ترويسة / كليشة وزارة العدل — معلومات رسمية متكررة] ===</w:t>
-        <w:br/>
         <w:t>K.S.A - Jeddah, Safia Bint Abdulmutalib Street - Tel.: 6554777 / 6550303 - Fax: 6550707 - P.O.Box: 40598 Jeddah 21511 E-mail: info@aburashed.org - www.aburashed.org</w:t>
       </w:r>
     </w:p>
@@ -530,7 +530,7 @@
           <w:b w:val="0"/>
           <w:i w:val="0"/>
         </w:rPr>
-        <w:t>يماحملا بتكم</w:t>
+        <w:t>مكتب المحامي</w:t>
       </w:r>
     </w:p>
     <w:p>

--- a/zaini_case_audit_output/outputs/word/documents/091_مرفق 3 ـ مذكرة أبو راشد ـ 23-01-1443.docx
+++ b/zaini_case_audit_output/outputs/word/documents/091_مرفق 3 ـ مذكرة أبو راشد ـ 23-01-1443.docx
@@ -75,7 +75,7 @@
         <w:bidi/>
       </w:pPr>
       <w:r>
-        <w:t>[نص الضبط / الحكم — المتن الفعلي] ===</w:t>
+        <w:t>[المتن الفعلي: الوقائع / الأسباب / المنطوق] ===</w:t>
         <w:br/>
         <w:t>دشار وبأ يماس دلاخ يماحملا بتكم</w:t>
       </w:r>
@@ -251,27 +251,25 @@
     </w:p>
     <w:p>
       <w:pPr>
+        <w:pStyle w:val="Heading2"/>
         <w:jc w:val="right"/>
         <w:bidi/>
       </w:pPr>
       <w:r>
-        <w:rPr>
-          <w:b w:val="0"/>
-          <w:i w:val="0"/>
-        </w:rPr>
+        <w:t>[المُرسَل إليه / المخاطَب والتحية] ===</w:t>
+        <w:br/>
         <w:t>أصحاب الفضيلة / رئيس وأعضاء الدائرة التجارية الأولى بالمحكمة التجارية بجدة</w:t>
       </w:r>
     </w:p>
     <w:p>
       <w:pPr>
+        <w:pStyle w:val="Heading2"/>
         <w:jc w:val="right"/>
         <w:bidi/>
       </w:pPr>
       <w:r>
-        <w:rPr>
-          <w:b w:val="0"/>
-          <w:i w:val="0"/>
-        </w:rPr>
+        <w:t>[المتن الفعلي: الوقائع / الأسباب / المنطوق] ===</w:t>
+        <w:br/>
         <w:t>السلام عليكم ورحمة الله تعالى وبركاته</w:t>
       </w:r>
     </w:p>
@@ -363,7 +361,7 @@
           <w:b w:val="0"/>
           <w:i w:val="0"/>
         </w:rPr>
-        <w:t>صـن ىــلإ ًادانتسإ كلذو ىوعدلا رظنب ًايعون ةيراجتلا مكاحملا صاصتخإ مدعب عفدن</w:t>
+        <w:t>ندفع بعدم إختصاص المحاكم التجارية نوعياً بنظر الدعوى وذلك إستناداً إلــى نـص</w:t>
       </w:r>
     </w:p>
     <w:p>
@@ -451,7 +449,7 @@
         <w:bidi/>
       </w:pPr>
       <w:r>
-        <w:t>[ترويسة / كليشة وزارة العدل — معلومات رسمية متكررة] ===</w:t>
+        <w:t>[ترويسة / كليشة رسمية — معلومات متكررة] ===</w:t>
         <w:br/>
         <w:t>المملكة العربية السعودية - جدة - شارع صفية بنت عبد المطلب - هاتف: ١٦٥٥٤٧٧٧ / ٦٥٥٠٣٠٣ - فاكس: ٦٥٥٠٧٠٧ - ص.ب ٤٠٥٩٨ جدة ٢١٥١١</w:t>
       </w:r>
@@ -476,7 +474,7 @@
         <w:bidi/>
       </w:pPr>
       <w:r>
-        <w:t>[نص الضبط / الحكم — المتن الفعلي] ===</w:t>
+        <w:t>[المتن الفعلي: الوقائع / الأسباب / المنطوق] ===</w:t>
         <w:br/>
         <w:t>Law office of</w:t>
       </w:r>
@@ -569,7 +567,7 @@
           <w:b w:val="0"/>
           <w:i w:val="0"/>
         </w:rPr>
-        <w:t>: يعوضوملا عفدلا : ًايناث</w:t>
+        <w:t>ثانياً : الدفع الموضوعي :</w:t>
       </w:r>
     </w:p>
     <w:p>
@@ -591,7 +589,7 @@
         <w:bidi/>
       </w:pPr>
       <w:r>
-        <w:t>[نص الضبط / الحكم — المتن الفعلي] ===</w:t>
+        <w:t>[المتن الفعلي: الوقائع / الأسباب / المنطوق] ===</w:t>
         <w:br/>
         <w:t>دعواه و الذي تم بين موكلنا ووالده ( يرحمه الله ) والذي تنازل بموجبه والده بالبيع عن كامل حصصه في شركة أحمد زيني التجارية ( ذات مسؤولية</w:t>
       </w:r>
@@ -658,7 +656,7 @@
           <w:b w:val="0"/>
           <w:i w:val="0"/>
         </w:rPr>
-        <w:t>رمألا ، !\!\!\ ماع نم رثكأب كلذو هيلع يلو نييعتب ةبلاطملل ) هللا همحري ) هدلاو</w:t>
+        <w:t>والده ( يرحمه الله ( للمطالبة بتعيين ولي عليه وذلك بأكثر من عام \!\!\! ، الأمر</w:t>
       </w:r>
     </w:p>
     <w:p>
@@ -684,7 +682,7 @@
           <w:b w:val="0"/>
           <w:i w:val="0"/>
         </w:rPr>
-        <w:t>.درلا عوضوم</w:t>
+        <w:t>موضوع الرد.</w:t>
       </w:r>
     </w:p>
     <w:p>
@@ -827,7 +825,7 @@
           <w:b w:val="0"/>
           <w:i w:val="0"/>
         </w:rPr>
-        <w:t>. هيلع يلو ةماقإب هتبلاطمو هلاومأ يف فرصتلا نسحي ال ( هللا همحري ) هدلاو نأ يعدملا ءاعدإ لبق يأ ، م۰۳/۸۰/۰۱۰۲</w:t>
+        <w:t>۲۰۱۰/۰۸/۳۰م ، أي قبل إدعاء المدعي أن والده ( يرحمه الله ) لا يحسن التصرف في أمواله ومطالبته بإقامة ولي عليه .</w:t>
       </w:r>
     </w:p>
     <w:p>
@@ -940,7 +938,7 @@
         <w:bidi/>
       </w:pPr>
       <w:r>
-        <w:t>[نص الضبط / الحكم — المتن الفعلي] ===</w:t>
+        <w:t>[المتن الفعلي: الوقائع / الأسباب / المنطوق] ===</w:t>
         <w:br/>
         <w:t>.اهليصافت عيمجب اهمعدت يتلا تانيبلا</w:t>
       </w:r>
@@ -994,7 +992,7 @@
           <w:b w:val="0"/>
           <w:i w:val="0"/>
         </w:rPr>
-        <w:t>سيلو ناريج نب هللا الع رباج / ديسلا انلكوم ثروم ليكو وه ةدج ةظفاحمب ةيعانصلا ةيراجتلا ةفرغلاب لدعلا بتاك ىدل انلكومل اهنع لزانتملا صصح</w:t>
+        <w:t>حصص المتنازل عنها لموكلنا لدى كاتب العدل بالغرفة التجارية الصناعية بمحافظة جدة هو وكيل مورث موكلنا السيد / جابر علا الله بن جيران وليس</w:t>
       </w:r>
     </w:p>
     <w:p>
@@ -1103,27 +1101,25 @@
     </w:p>
     <w:p>
       <w:pPr>
+        <w:pStyle w:val="Heading2"/>
         <w:jc w:val="right"/>
         <w:bidi/>
       </w:pPr>
       <w:r>
-        <w:rPr>
-          <w:b w:val="0"/>
-          <w:i w:val="0"/>
-        </w:rPr>
-        <w:t>دض ينيز سابع دمحأ ناندع / يعدملا نم ةماقملا ىوعدلا نع رظنلا فرص ١ : ةيلاتلا انلكوم بلاطمب مكحلا رادصإ ةرقوملا ىلوألا ةيراجتلا ةرئادلا نم بلطن</w:t>
+        <w:t>[الطلبات / المرفقات] ===</w:t>
+        <w:br/>
+        <w:t>نطلب من الدائرة التجارية الأولى الموقرة إصدار الحكم بمطالب موكلنا التالية : ١ صرف النظر عن الدعوى المقامة من المدعي / عدنان أحمد عباس زيني ضد</w:t>
       </w:r>
     </w:p>
     <w:p>
       <w:pPr>
+        <w:pStyle w:val="Heading2"/>
         <w:jc w:val="right"/>
         <w:bidi/>
       </w:pPr>
       <w:r>
-        <w:rPr>
-          <w:b w:val="0"/>
-          <w:i w:val="0"/>
-        </w:rPr>
+        <w:t>[المتن الفعلي: الوقائع / الأسباب / المنطوق] ===</w:t>
+        <w:br/>
         <w:t>موكلنا / أسامة أحمد عباس زيني بكافة ما أشتملت عليه من مطالب . إلزام المدعي / عدنان أحمد عباس زيني بدفع أتعاب المحاماة التي تكبدها موكلنا في سبيل متابعة هذه الدعوى والمرافعة والمدافعة نيابة عنه لدى دائرتكم بمبلغ</w:t>
       </w:r>
     </w:p>
@@ -1354,7 +1350,7 @@
         <w:bidi/>
       </w:pPr>
       <w:r>
-        <w:t>[نص الضبط / الحكم — المتن الفعلي] ===</w:t>
+        <w:t>[المتن الفعلي: الوقائع / الأسباب / المنطوق] ===</w:t>
         <w:br/>
         <w:t>ا أحمد عباس زيني بن زيني - شركة أحمد زيني وأولاده</w:t>
       </w:r>
@@ -1483,7 +1479,7 @@
         <w:bidi/>
       </w:pPr>
       <w:r>
-        <w:t>[ترويسة / كليشة وزارة العدل — معلومات رسمية متكررة] ===</w:t>
+        <w:t>[ترويسة / كليشة رسمية — معلومات متكررة] ===</w:t>
         <w:br/>
         <w:t>ص ب ٥٤٣٩٩ جدة ٢١٥١٤ - هاتف: ٦٠٦٥٣٤٨ - فاكس: ٦٠٦٥٤٣١</w:t>
       </w:r>
@@ -1495,7 +1491,7 @@
         <w:bidi/>
       </w:pPr>
       <w:r>
-        <w:t>[نص الضبط / الحكم — المتن الفعلي] ===</w:t>
+        <w:t>[المتن الفعلي: الوقائع / الأسباب / المنطوق] ===</w:t>
         <w:br/>
         <w:t>P.O.Box 54399 Jeddah 21514-Tel: 6065348-Fax: 6065431</w:t>
       </w:r>
@@ -2130,7 +2126,7 @@
         <w:bidi/>
       </w:pPr>
       <w:r>
-        <w:t>[نص الضبط / الحكم — المتن الفعلي] ===</w:t>
+        <w:t>[المتن الفعلي: الوقائع / الأسباب / المنطوق] ===</w:t>
         <w:br/>
         <w:t>نداد / عيقوتلا</w:t>
       </w:r>
@@ -2142,7 +2138,7 @@
         <w:bidi/>
       </w:pPr>
       <w:r>
-        <w:t>[ترويسة / كليشة وزارة العدل — معلومات رسمية متكررة] ===</w:t>
+        <w:t>[ترويسة / كليشة رسمية — معلومات متكررة] ===</w:t>
         <w:br/>
         <w:t>مص.ب ٥٤٣٩٩ جدة ٢١٥١٤ - هاتف: ٦٠٦٥٣٤٨ - فاكس: ٦٠٦٥٤٣١</w:t>
       </w:r>
@@ -2154,7 +2150,7 @@
         <w:bidi/>
       </w:pPr>
       <w:r>
-        <w:t>[نص الضبط / الحكم — المتن الفعلي] ===</w:t>
+        <w:t>[المتن الفعلي: الوقائع / الأسباب / المنطوق] ===</w:t>
         <w:br/>
         <w:t>"دمعلاو ةرارقلا ةرازو عو</w:t>
       </w:r>
@@ -2218,7 +2214,7 @@
         <w:bidi/>
       </w:pPr>
       <w:r>
-        <w:t>[ترويسة / كليشة وزارة العدل — معلومات رسمية متكررة] ===</w:t>
+        <w:t>[ترويسة / كليشة رسمية — معلومات متكررة] ===</w:t>
         <w:br/>
         <w:t>الحمد لله وحده الله ولا لا ي أنا رشيد بن شديد الحربي كانت الأحدار التجارية الصناعية بمحافظة جدد قد جرى علي</w:t>
       </w:r>
@@ -2230,7 +2226,7 @@
         <w:bidi/>
       </w:pPr>
       <w:r>
-        <w:t>[نص الضبط / الحكم — المتن الفعلي] ===</w:t>
+        <w:t>[المتن الفعلي: الوقائع / الأسباب / المنطوق] ===</w:t>
         <w:br/>
         <w:t>سو ما رفيع ١٦ / ١٠ / ١٤٢١هـ</w:t>
       </w:r>

--- a/zaini_case_audit_output/outputs/word/documents/091_مرفق 3 ـ مذكرة أبو راشد ـ 23-01-1443.docx
+++ b/zaini_case_audit_output/outputs/word/documents/091_مرفق 3 ـ مذكرة أبو راشد ـ 23-01-1443.docx
@@ -53,20 +53,6 @@
         <w:t>[مخرج آلي / Script Output - سماوي]  [مخرج آلي يحتاج مراجعة بشرية - وردي]</w:t>
       </w:r>
     </w:p>
-    <w:p>
-      <w:pPr>
-        <w:jc w:val="right"/>
-        <w:bidi/>
-      </w:pPr>
-      <w:r>
-        <w:rPr>
-          <w:b w:val="0"/>
-          <w:i/>
-          <w:color w:val="C00000"/>
-        </w:rPr>
-        <w:t>[نص ممسوح OCR صُحِّح ترتيبه آلياً — قد يحتوي أخطاء طفيفة]</w:t>
-      </w:r>
-    </w:p>
     <w:p/>
     <w:p>
       <w:pPr>
@@ -77,7 +63,31 @@
       <w:r>
         <w:t>[المتن الفعلي: الوقائع / الأسباب / المنطوق] ===</w:t>
         <w:br/>
-        <w:t>دشار وبأ يماس دلاخ يماحملا بتكم</w:t>
+        <w:t>مكتب المحامي خالد سامي أبو راشد</w:t>
+      </w:r>
+    </w:p>
+    <w:p>
+      <w:pPr>
+        <w:pStyle w:val="Heading2"/>
+        <w:jc w:val="right"/>
+        <w:bidi/>
+      </w:pPr>
+      <w:r>
+        <w:t>[ترويسة / كليشة رسمية — معلومات متكررة] ===</w:t>
+        <w:br/>
+        <w:t>للإستشارات القانونية والمحاماة ترخيص رقم (٢٣/١٤٠) وزارة العدل الرقم الضريبي: ٣١٠٠٤١٤٩٩٤٠٠٠٠٣</w:t>
+      </w:r>
+    </w:p>
+    <w:p>
+      <w:pPr>
+        <w:pStyle w:val="Heading2"/>
+        <w:jc w:val="right"/>
+        <w:bidi/>
+      </w:pPr>
+      <w:r>
+        <w:t>[المتن الفعلي: الوقائع / الأسباب / المنطوق] ===</w:t>
+        <w:br/>
+        <w:t>Law office of</w:t>
       </w:r>
     </w:p>
     <w:p>
@@ -90,7 +100,647 @@
           <w:b w:val="0"/>
           <w:i w:val="0"/>
         </w:rPr>
-        <w:t>٣١٠٠٤١٤٩٩٤٠٠٠٠٣ :يبيرضلا مقرلا لدعلا ةرازو (٢٣/١٤٠) مقر صيخرت ةاماحملاو ةينوناقلا تاراشتسإلل</w:t>
+        <w:t>Khalid Sami Abu Rashed</w:t>
+      </w:r>
+    </w:p>
+    <w:p>
+      <w:pPr>
+        <w:jc w:val="right"/>
+        <w:bidi/>
+      </w:pPr>
+      <w:r>
+        <w:rPr>
+          <w:b w:val="0"/>
+          <w:i w:val="0"/>
+        </w:rPr>
+        <w:t>Legal Consultancy and Legal Profession License No. (23/140) Ministry of Justice</w:t>
+      </w:r>
+    </w:p>
+    <w:p>
+      <w:pPr>
+        <w:jc w:val="right"/>
+        <w:bidi/>
+      </w:pPr>
+      <w:r>
+        <w:rPr>
+          <w:b w:val="0"/>
+          <w:i w:val="0"/>
+        </w:rPr>
+        <w:t>VAT No. : 310041499400003</w:t>
+      </w:r>
+    </w:p>
+    <w:p>
+      <w:pPr>
+        <w:jc w:val="right"/>
+        <w:bidi/>
+      </w:pPr>
+      <w:r>
+        <w:rPr>
+          <w:b w:val="0"/>
+          <w:i w:val="0"/>
+        </w:rPr>
+        <w:t>(AA)</w:t>
+      </w:r>
+    </w:p>
+    <w:p>
+      <w:pPr>
+        <w:jc w:val="right"/>
+        <w:bidi/>
+      </w:pPr>
+      <w:r>
+        <w:rPr>
+          <w:b w:val="0"/>
+          <w:i w:val="0"/>
+        </w:rPr>
+        <w:t>بسم الله الرحمن الرحيم</w:t>
+      </w:r>
+    </w:p>
+    <w:p>
+      <w:pPr>
+        <w:jc w:val="right"/>
+        <w:bidi/>
+      </w:pPr>
+      <w:r>
+        <w:rPr>
+          <w:b w:val="0"/>
+          <w:i w:val="0"/>
+        </w:rPr>
+        <w:t>الرقم ٢١/١٤٩٠</w:t>
+      </w:r>
+    </w:p>
+    <w:p>
+      <w:pPr>
+        <w:jc w:val="right"/>
+        <w:bidi/>
+      </w:pPr>
+      <w:r>
+        <w:rPr>
+          <w:b w:val="0"/>
+          <w:i w:val="0"/>
+        </w:rPr>
+        <w:t>التاريخ</w:t>
+      </w:r>
+    </w:p>
+    <w:p>
+      <w:pPr>
+        <w:jc w:val="right"/>
+        <w:bidi/>
+      </w:pPr>
+      <w:r>
+        <w:rPr>
+          <w:b w:val="0"/>
+          <w:i w:val="0"/>
+        </w:rPr>
+        <w:t>٣ / ٢٠٢١/٠٨م</w:t>
+      </w:r>
+    </w:p>
+    <w:p>
+      <w:pPr>
+        <w:jc w:val="right"/>
+        <w:bidi/>
+      </w:pPr>
+      <w:r>
+        <w:rPr>
+          <w:b w:val="0"/>
+          <w:i w:val="0"/>
+        </w:rPr>
+        <w:t>الموافق</w:t>
+      </w:r>
+    </w:p>
+    <w:p>
+      <w:pPr>
+        <w:jc w:val="right"/>
+        <w:bidi/>
+      </w:pPr>
+      <w:r>
+        <w:rPr>
+          <w:b w:val="0"/>
+          <w:i w:val="0"/>
+        </w:rPr>
+        <w:t>۲۳</w:t>
+      </w:r>
+    </w:p>
+    <w:p>
+      <w:pPr>
+        <w:jc w:val="right"/>
+        <w:bidi/>
+      </w:pPr>
+      <w:r>
+        <w:rPr>
+          <w:b w:val="0"/>
+          <w:i w:val="0"/>
+        </w:rPr>
+        <w:t>/١٤٤٣/٠١هـ</w:t>
+      </w:r>
+    </w:p>
+    <w:p>
+      <w:pPr>
+        <w:pStyle w:val="Heading2"/>
+        <w:jc w:val="right"/>
+        <w:bidi/>
+      </w:pPr>
+      <w:r>
+        <w:t>[المُرسَل إليه / المخاطَب والتحية] ===</w:t>
+        <w:br/>
+        <w:t>أصحاب الفضيلة / رئيس وأعضاء الدائرة التجارية الأولى بالمحكمة التجارية بجدة</w:t>
+      </w:r>
+    </w:p>
+    <w:p>
+      <w:pPr>
+        <w:pStyle w:val="Heading2"/>
+        <w:jc w:val="right"/>
+        <w:bidi/>
+      </w:pPr>
+      <w:r>
+        <w:t>[المتن الفعلي: الوقائع / الأسباب / المنطوق] ===</w:t>
+        <w:br/>
+        <w:t>السلام عليكم ورحمة الله تعالى وبركاته</w:t>
+      </w:r>
+    </w:p>
+    <w:p>
+      <w:pPr>
+        <w:jc w:val="right"/>
+        <w:bidi/>
+      </w:pPr>
+      <w:r>
+        <w:rPr>
+          <w:b w:val="0"/>
+          <w:i w:val="0"/>
+        </w:rPr>
+        <w:t>حفظهم الله</w:t>
+      </w:r>
+    </w:p>
+    <w:p>
+      <w:pPr>
+        <w:jc w:val="right"/>
+        <w:bidi/>
+      </w:pPr>
+      <w:r>
+        <w:rPr>
+          <w:b w:val="0"/>
+          <w:i w:val="0"/>
+        </w:rPr>
+        <w:t>الموضوع : مذكرة جوابية رداً على المذكرة المقدمة من قبل المدعي / عدنان أحمد عباس زيني بتاريخ ١٤٤٣/٠١/١٧هـ الموافق ٢٠٢١/٠٨/٢٥م في دعواه المقامة ضد موكلنا / أسامة أحمد عباس زيني</w:t>
+      </w:r>
+    </w:p>
+    <w:p>
+      <w:pPr>
+        <w:jc w:val="right"/>
+        <w:bidi/>
+      </w:pPr>
+      <w:r>
+        <w:rPr>
+          <w:b w:val="0"/>
+          <w:i w:val="0"/>
+        </w:rPr>
+        <w:t>والمقيدة برقم ( ٤٧١٧ ) لعام ١٤٤٢هـ .</w:t>
+      </w:r>
+    </w:p>
+    <w:p>
+      <w:pPr>
+        <w:jc w:val="right"/>
+        <w:bidi/>
+      </w:pPr>
+      <w:r>
+        <w:rPr>
+          <w:b w:val="0"/>
+          <w:i w:val="0"/>
+        </w:rPr>
+        <w:t>)</w:t>
+      </w:r>
+    </w:p>
+    <w:p>
+      <w:pPr>
+        <w:jc w:val="right"/>
+        <w:bidi/>
+      </w:pPr>
+      <w:r>
+        <w:rPr>
+          <w:b w:val="0"/>
+          <w:i w:val="0"/>
+        </w:rPr>
+        <w:t>إشارة إلى الموضوع أعلاه نوجز للدائرة ردنا على المذكرة المقدمة من المدع</w:t>
+      </w:r>
+    </w:p>
+    <w:p>
+      <w:pPr>
+        <w:jc w:val="right"/>
+        <w:bidi/>
+      </w:pPr>
+      <w:r>
+        <w:rPr>
+          <w:b w:val="0"/>
+          <w:i w:val="0"/>
+        </w:rPr>
+        <w:t>وفقاً لما يلي : أولاً : الدفع الشكلي :</w:t>
+      </w:r>
+    </w:p>
+    <w:p>
+      <w:pPr>
+        <w:jc w:val="right"/>
+        <w:bidi/>
+      </w:pPr>
+      <w:r>
+        <w:rPr>
+          <w:b w:val="0"/>
+          <w:i w:val="0"/>
+        </w:rPr>
+        <w:t>ندفع بعدم إختصاص المحاكم التجارية نوعياً بنظر الدعوى وذلك إستناداً إلــى نـص</w:t>
+      </w:r>
+    </w:p>
+    <w:p>
+      <w:pPr>
+        <w:jc w:val="right"/>
+        <w:bidi/>
+      </w:pPr>
+      <w:r>
+        <w:rPr>
+          <w:b w:val="0"/>
+          <w:i w:val="0"/>
+        </w:rPr>
+        <w:t>المادة (٧٦) فقرة (١) من نظام المرافعات الشرعية والتي نصت على أن (الدفع بعدم</w:t>
+      </w:r>
+    </w:p>
+    <w:p>
+      <w:pPr>
+        <w:jc w:val="right"/>
+        <w:bidi/>
+      </w:pPr>
+      <w:r>
+        <w:rPr>
+          <w:b w:val="0"/>
+          <w:i w:val="0"/>
+        </w:rPr>
+        <w:t>إختصاص المحكمة لإنتفاء ولايتها أو بسبب نوع الدعوى أو قيمتها ، أو الدفع بعدم قبول</w:t>
+      </w:r>
+    </w:p>
+    <w:p>
+      <w:pPr>
+        <w:jc w:val="right"/>
+        <w:bidi/>
+      </w:pPr>
+      <w:r>
+        <w:rPr>
+          <w:b w:val="0"/>
+          <w:i w:val="0"/>
+        </w:rPr>
+        <w:t>الدعوى لإنعدام الصفة أو الأهلية أو المصلحة أو لأي سبب آخر ، وكذا الدفع بعدم جواز</w:t>
+      </w:r>
+    </w:p>
+    <w:p>
+      <w:pPr>
+        <w:jc w:val="right"/>
+        <w:bidi/>
+      </w:pPr>
+      <w:r>
+        <w:rPr>
+          <w:b w:val="0"/>
+          <w:i w:val="0"/>
+        </w:rPr>
+        <w:t>نظر الدعوى لسبق الفصل فيها ؛ يجوز الدفع به في أي مرحلة تكون فيها الدعوى وتحكم به المحكمة من تلقاء نفسها ) ؛ وذلك يُعزى إلى أن الدعوى من إختصاص المحاكم</w:t>
+      </w:r>
+    </w:p>
+    <w:p>
+      <w:pPr>
+        <w:pStyle w:val="Heading2"/>
+        <w:jc w:val="right"/>
+        <w:bidi/>
+      </w:pPr>
+      <w:r>
+        <w:t>[بيانات الأطراف: المدعي / المدعى عليه / الحاضرون] ===</w:t>
+        <w:br/>
+        <w:t>العامة حيث أن موضوع الدعوى هو الإدعاء بقيام موكلنا بإستغلال الوكالة الممنوحة له</w:t>
+      </w:r>
+    </w:p>
+    <w:p>
+      <w:pPr>
+        <w:pStyle w:val="Heading2"/>
+        <w:jc w:val="right"/>
+        <w:bidi/>
+      </w:pPr>
+      <w:r>
+        <w:t>[المتن الفعلي: الوقائع / الأسباب / المنطوق] ===</w:t>
+        <w:br/>
+        <w:t>من قبل والده وهي دعوى محاسبة وكيل ، وبالتالي تخرج عن إختصاص المحاكم التجارية وفقاً لاحكام المادة (١٦) من نظام المحاكم التجارية .</w:t>
+      </w:r>
+    </w:p>
+    <w:p>
+      <w:pPr>
+        <w:pStyle w:val="Heading2"/>
+        <w:jc w:val="right"/>
+        <w:bidi/>
+      </w:pPr>
+      <w:r>
+        <w:t>[ترويسة / كليشة رسمية — معلومات متكررة] ===</w:t>
+        <w:br/>
+        <w:t>المملكة العربية السعودية - جدة - شارع صفية بنت عبد المطلب - هاتف: ١٦٥٥٤٧٧٧ / ٦٥٥٠٣٠٣ - فاكس: ٦٥٥٠٧٠٧ - ص.ب ٤٠٥٩٨ جدة ٢١٥١١</w:t>
+      </w:r>
+    </w:p>
+    <w:p>
+      <w:pPr>
+        <w:jc w:val="right"/>
+        <w:bidi/>
+      </w:pPr>
+      <w:r>
+        <w:rPr>
+          <w:b w:val="0"/>
+          <w:i w:val="0"/>
+        </w:rPr>
+        <w:t>K.S.A - Jeddah, Safia Bint Abdulmutalib Street - Tel.: 6554777 / 6550303 - Fax: 6550707 - P.O.Box: 40598 Jeddah 21511 E-mail: info@aburashed.org - www.aburashed.org</w:t>
+      </w:r>
+    </w:p>
+    <w:p>
+      <w:pPr>
+        <w:pStyle w:val="Heading2"/>
+        <w:jc w:val="right"/>
+        <w:bidi/>
+      </w:pPr>
+      <w:r>
+        <w:t>[المتن الفعلي: الوقائع / الأسباب / المنطوق] ===</w:t>
+        <w:br/>
+        <w:t>Law office of</w:t>
+      </w:r>
+    </w:p>
+    <w:p>
+      <w:pPr>
+        <w:jc w:val="right"/>
+        <w:bidi/>
+      </w:pPr>
+      <w:r>
+        <w:rPr>
+          <w:b w:val="0"/>
+          <w:i w:val="0"/>
+        </w:rPr>
+        <w:t>Khalid Sami Abu Rashed</w:t>
+      </w:r>
+    </w:p>
+    <w:p>
+      <w:pPr>
+        <w:jc w:val="right"/>
+        <w:bidi/>
+      </w:pPr>
+      <w:r>
+        <w:rPr>
+          <w:b w:val="0"/>
+          <w:i w:val="0"/>
+        </w:rPr>
+        <w:t>Legal Consultancy and Legal Profession</w:t>
+      </w:r>
+    </w:p>
+    <w:p>
+      <w:pPr>
+        <w:jc w:val="right"/>
+        <w:bidi/>
+      </w:pPr>
+      <w:r>
+        <w:rPr>
+          <w:b w:val="0"/>
+          <w:i w:val="0"/>
+        </w:rPr>
+        <w:t>دسام</w:t>
+      </w:r>
+    </w:p>
+    <w:p>
+      <w:pPr>
+        <w:jc w:val="right"/>
+        <w:bidi/>
+      </w:pPr>
+      <w:r>
+        <w:rPr>
+          <w:b w:val="0"/>
+          <w:i w:val="0"/>
+        </w:rPr>
+        <w:t>مكتب المحامي</w:t>
+      </w:r>
+    </w:p>
+    <w:p>
+      <w:pPr>
+        <w:jc w:val="right"/>
+        <w:bidi/>
+      </w:pPr>
+      <w:r>
+        <w:rPr>
+          <w:b w:val="0"/>
+          <w:i w:val="0"/>
+        </w:rPr>
+        <w:t>خالد سامي أبو راشد</w:t>
+      </w:r>
+    </w:p>
+    <w:p>
+      <w:pPr>
+        <w:jc w:val="right"/>
+        <w:bidi/>
+      </w:pPr>
+      <w:r>
+        <w:rPr>
+          <w:b w:val="0"/>
+          <w:i w:val="0"/>
+        </w:rPr>
+        <w:t>للإستشارات القانونية والمحاماة</w:t>
+      </w:r>
+    </w:p>
+    <w:p>
+      <w:pPr>
+        <w:jc w:val="right"/>
+        <w:bidi/>
+      </w:pPr>
+      <w:r>
+        <w:rPr>
+          <w:b w:val="0"/>
+          <w:i w:val="0"/>
+        </w:rPr>
+        <w:t>ثانياً : الدفع الموضوعي :</w:t>
+      </w:r>
+    </w:p>
+    <w:p>
+      <w:pPr>
+        <w:pStyle w:val="Heading2"/>
+        <w:jc w:val="right"/>
+        <w:bidi/>
+      </w:pPr>
+      <w:r>
+        <w:t>[بيانات الأطراف: المدعي / المدعى عليه / الحاضرون] ===</w:t>
+        <w:br/>
+        <w:t>1- في البدء نؤكد على أن بيع الحصص الذي استند إليه المدعي في تأسيس</w:t>
+      </w:r>
+    </w:p>
+    <w:p>
+      <w:pPr>
+        <w:pStyle w:val="Heading2"/>
+        <w:jc w:val="right"/>
+        <w:bidi/>
+      </w:pPr>
+      <w:r>
+        <w:t>[المتن الفعلي: الوقائع / الأسباب / المنطوق] ===</w:t>
+        <w:br/>
+        <w:t>دعواه و الذي تم بين موكلنا ووالده ( يرحمه الله ) والذي تنازل بموجبه والده بالبيع عن كامل حصصه في شركة أحمد زيني التجارية ( ذات مسؤولية</w:t>
+      </w:r>
+    </w:p>
+    <w:p>
+      <w:pPr>
+        <w:jc w:val="right"/>
+        <w:bidi/>
+      </w:pPr>
+      <w:r>
+        <w:rPr>
+          <w:b w:val="0"/>
+          <w:i w:val="0"/>
+        </w:rPr>
+        <w:t>محدودة ( سجل تجاري رقم ( ٤۰۳۰۱۹٦۱۰۲ ) والبالغ عددها ( ٤٥٠ ) حصة بذات قيمتها الأسمية وقدرها ( ٤٥٠،٠٠٠ ( أربعمائة وخمسون ألف ريال</w:t>
+      </w:r>
+    </w:p>
+    <w:p>
+      <w:pPr>
+        <w:jc w:val="right"/>
+        <w:bidi/>
+      </w:pPr>
+      <w:r>
+        <w:rPr>
+          <w:b w:val="0"/>
+          <w:i w:val="0"/>
+        </w:rPr>
+        <w:t>والتي تعادل نسبة (۹۰) من إجمالي حصص الشركة بما لهذه الحصة من حقوق وما عليها من التزامات كان بيعاً صحيحاً من الناحية</w:t>
+      </w:r>
+    </w:p>
+    <w:p>
+      <w:pPr>
+        <w:jc w:val="right"/>
+        <w:bidi/>
+      </w:pPr>
+      <w:r>
+        <w:rPr>
+          <w:b w:val="0"/>
+          <w:i w:val="0"/>
+        </w:rPr>
+        <w:t>القانونية ، وجرى تدقيقه من قبل وزارة التجارة وتم توثيقه لدى كاتب العدل لدى الغرفة التجارية الصناعية بمحافظة جدة تحت الرقم ( ٢٧٥ )</w:t>
+      </w:r>
+    </w:p>
+    <w:p>
+      <w:pPr>
+        <w:jc w:val="right"/>
+        <w:bidi/>
+      </w:pPr>
+      <w:r>
+        <w:rPr>
+          <w:b w:val="0"/>
+          <w:i w:val="0"/>
+        </w:rPr>
+        <w:t>صحيفة ) ۱۷۲ ) مجلد ( ٤/٨ / ) وتاريخ ١٤٣١/١٠/١٦هـ وفقاً لمـا هـو مثبت في قرار الشركاء ( المرفق صورته ) ، أي قبل إقامة المدعي لدعواه ضد</w:t>
+      </w:r>
+    </w:p>
+    <w:p>
+      <w:pPr>
+        <w:jc w:val="right"/>
+        <w:bidi/>
+      </w:pPr>
+      <w:r>
+        <w:rPr>
+          <w:b w:val="0"/>
+          <w:i w:val="0"/>
+        </w:rPr>
+        <w:t>والده ( يرحمه الله ( للمطالبة بتعيين ولي عليه وذلك بأكثر من عام \!\!\! ، الأمر</w:t>
+      </w:r>
+    </w:p>
+    <w:p>
+      <w:pPr>
+        <w:pStyle w:val="Heading2"/>
+        <w:jc w:val="right"/>
+        <w:bidi/>
+      </w:pPr>
+      <w:r>
+        <w:t>[بيانات الأطراف: المدعي / المدعى عليه / الحاضرون] ===</w:t>
+        <w:br/>
+        <w:t>الذي يدحض إدعاءات المدعي في الفقرتين الأولى والثانية من مذكرته</w:t>
+      </w:r>
+    </w:p>
+    <w:p>
+      <w:pPr>
+        <w:pStyle w:val="Heading2"/>
+        <w:jc w:val="right"/>
+        <w:bidi/>
+      </w:pPr>
+      <w:r>
+        <w:t>[المتن الفعلي: الوقائع / الأسباب / المنطوق] ===</w:t>
+        <w:br/>
+        <w:t>موضوع الرد.</w:t>
+      </w:r>
+    </w:p>
+    <w:p>
+      <w:pPr>
+        <w:jc w:val="right"/>
+        <w:bidi/>
+      </w:pPr>
+      <w:r>
+        <w:rPr>
+          <w:b w:val="0"/>
+          <w:i w:val="0"/>
+        </w:rPr>
+        <w:t>) مستند رقم ١ )</w:t>
+      </w:r>
+    </w:p>
+    <w:p>
+      <w:pPr>
+        <w:jc w:val="right"/>
+        <w:bidi/>
+      </w:pPr>
+      <w:r>
+        <w:rPr>
+          <w:b w:val="0"/>
+          <w:i w:val="0"/>
+        </w:rPr>
+        <w:t>إردافاً إلى ماورد في الفقرة (1) أعلاه فإن مورث موكلنا ( يرحمه الله ) عندما</w:t>
+      </w:r>
+    </w:p>
+    <w:p>
+      <w:pPr>
+        <w:jc w:val="right"/>
+        <w:bidi/>
+      </w:pPr>
+      <w:r>
+        <w:rPr>
+          <w:b w:val="0"/>
+          <w:i w:val="0"/>
+        </w:rPr>
+        <w:t>قام ببيع كامل حصصه في شركة أحمد زيني التجارية إلى موكلنا تم هذا البيع حال حياته وكان بكامل قواه العقلية وبإرادة حرة خالية من أي عيب من عيوب الإرادة ، والأهم من ذلك ما ذكرناه في الفقرة أولاً اعلاه وهو إن اتمام البيع وتوثيقه أمام كاتب العدل منذ تاريخ ١٤٣١/٠٩/٢٠هـ الموافق</w:t>
+      </w:r>
+    </w:p>
+    <w:p>
+      <w:pPr>
+        <w:jc w:val="right"/>
+        <w:bidi/>
+      </w:pPr>
+      <w:r>
+        <w:rPr>
+          <w:b w:val="0"/>
+          <w:i w:val="0"/>
+        </w:rPr>
+        <w:t>مكتب المحامي خالد سامي أبو راشد</w:t>
+      </w:r>
+    </w:p>
+    <w:p>
+      <w:pPr>
+        <w:jc w:val="right"/>
+        <w:bidi/>
+      </w:pPr>
+      <w:r>
+        <w:rPr>
+          <w:b w:val="0"/>
+          <w:i w:val="0"/>
+        </w:rPr>
+        <w:t>للإستشارات القانونية والمحاماة</w:t>
+      </w:r>
+    </w:p>
+    <w:p>
+      <w:pPr>
+        <w:jc w:val="right"/>
+        <w:bidi/>
+      </w:pPr>
+      <w:r>
+        <w:rPr>
+          <w:b w:val="0"/>
+          <w:i w:val="0"/>
+        </w:rPr>
+        <w:t>Legal Consultancy and Legal Profession</w:t>
       </w:r>
     </w:p>
     <w:p>
@@ -129,7 +779,7 @@
           <w:b w:val="0"/>
           <w:i w:val="0"/>
         </w:rPr>
-        <w:t>Legal Consultancy and Legal Profession License No. (23/140) Ministry of Justice</w:t>
+        <w:t>((AA)</w:t>
       </w:r>
     </w:p>
     <w:p>
@@ -142,7 +792,7 @@
           <w:b w:val="0"/>
           <w:i w:val="0"/>
         </w:rPr>
-        <w:t>VAT No. : 310041499400003</w:t>
+        <w:t>المحامون</w:t>
       </w:r>
     </w:p>
     <w:p>
@@ -155,7 +805,7 @@
           <w:b w:val="0"/>
           <w:i w:val="0"/>
         </w:rPr>
-        <w:t>(AA)</w:t>
+        <w:t>۲۰۱۰/۰۸/۳۰م ، أي قبل إدعاء المدعي أن والده ( يرحمه الله ) لا يحسن التصرف في أمواله ومطالبته بإقامة ولي عليه .</w:t>
       </w:r>
     </w:p>
     <w:p>
@@ -168,7 +818,7 @@
           <w:b w:val="0"/>
           <w:i w:val="0"/>
         </w:rPr>
-        <w:t>بسم الله الرحمن الرحيم</w:t>
+        <w:t>\- ليس صحيحاً ما ذُكر في الفقرة الثالثة من مذكرة المدعي و لم يقدم المدعي دليلاً قاطعاً يثبته والصحيح أن من قام بالتوقيع على قرار الشركاء بالبيع</w:t>
       </w:r>
     </w:p>
     <w:p>
@@ -181,7 +831,7 @@
           <w:b w:val="0"/>
           <w:i w:val="0"/>
         </w:rPr>
-        <w:t>الرقم ٢١/١٤٩٠</w:t>
+        <w:t>عن كامل الحصص المتنازل عنها لموكلنا لدى كاتب العدل بالغرفة التجارية</w:t>
       </w:r>
     </w:p>
     <w:p>
@@ -194,7 +844,7 @@
           <w:b w:val="0"/>
           <w:i w:val="0"/>
         </w:rPr>
-        <w:t>التاريخ</w:t>
+        <w:t>الصناعية بمحافظة جدة بالنيابة عن البائع - مورث- موكلنا هو وكيلـه</w:t>
       </w:r>
     </w:p>
     <w:p>
@@ -207,7 +857,7 @@
           <w:b w:val="0"/>
           <w:i w:val="0"/>
         </w:rPr>
-        <w:t>٣ / ٢٠٢١/٠٨م</w:t>
+        <w:t>الشرعي السيد / جابر علا الله بن جيران ، وفقاً لما هو مثبت في قرار</w:t>
       </w:r>
     </w:p>
     <w:p>
@@ -220,7 +870,7 @@
           <w:b w:val="0"/>
           <w:i w:val="0"/>
         </w:rPr>
-        <w:t>قفاوملا</w:t>
+        <w:t>الشركاء المرفق أعلاه ، وليس موكلنا من قام بالتوقيع عنه نفسه كمشتري</w:t>
       </w:r>
     </w:p>
     <w:p>
@@ -233,7 +883,7 @@
           <w:b w:val="0"/>
           <w:i w:val="0"/>
         </w:rPr>
-        <w:t>۲۳</w:t>
+        <w:t>وعن البائع ، كما جاء في لائحة دعواه، وبالتالي فالبيع صحيح قانوناً</w:t>
       </w:r>
     </w:p>
     <w:p>
@@ -246,7 +896,7 @@
           <w:b w:val="0"/>
           <w:i w:val="0"/>
         </w:rPr>
-        <w:t>/١٤٤٣/٠١هـ</w:t>
+        <w:t>وموثق لدى كاتب العدل وقدمنا قرار الشركاء الذي يثبت ذلك بصورة قاطعة</w:t>
       </w:r>
     </w:p>
     <w:p>
@@ -256,9 +906,9 @@
         <w:bidi/>
       </w:pPr>
       <w:r>
-        <w:t>[المُرسَل إليه / المخاطَب والتحية] ===</w:t>
+        <w:t>[بيانات الأطراف: المدعي / المدعى عليه / الحاضرون] ===</w:t>
         <w:br/>
-        <w:t>أصحاب الفضيلة / رئيس وأعضاء الدائرة التجارية الأولى بالمحكمة التجارية بجدة</w:t>
+        <w:t>؛ مما يؤكد مجدداً عدم صحة دعوى المدعي بجميع وقائعها وخلوها من</w:t>
       </w:r>
     </w:p>
     <w:p>
@@ -270,7 +920,7 @@
       <w:r>
         <w:t>[المتن الفعلي: الوقائع / الأسباب / المنطوق] ===</w:t>
         <w:br/>
-        <w:t>السلام عليكم ورحمة الله تعالى وبركاته</w:t>
+        <w:t>البينات التي تدعمها بجميع تفاصيلها.</w:t>
       </w:r>
     </w:p>
     <w:p>
@@ -283,7 +933,7 @@
           <w:b w:val="0"/>
           <w:i w:val="0"/>
         </w:rPr>
-        <w:t>حفظهم الله</w:t>
+        <w:t>4- أثبتنا لدائرتكم أن بيع الحصص لموكلنا كان بيعاً صحيحاً ومدققاً من قبل</w:t>
       </w:r>
     </w:p>
     <w:p>
@@ -296,7 +946,7 @@
           <w:b w:val="0"/>
           <w:i w:val="0"/>
         </w:rPr>
-        <w:t>الموضوع : مذكرة جوابية رداً على المذكرة المقدمة من قبل المدعي / عدنان أحمد عباس زيني بتاريخ ١٤٤٣/٠١/١٧هـ الموافق ٢٠٢١/٠٨/٢٥م في دعواه المقامة ضد موكلنا / أسامة أحمد عباس زيني</w:t>
+        <w:t>وزارة التجارة وموثقاً لدى كاتب العدل بالغرفة التجارية الصناعية بمحافظة</w:t>
       </w:r>
     </w:p>
     <w:p>
@@ -309,7 +959,7 @@
           <w:b w:val="0"/>
           <w:i w:val="0"/>
         </w:rPr>
-        <w:t>. ـه١٤٤٢ ماعل ( ٤٧١٧ ) مقرب ةديقملاو</w:t>
+        <w:t>جدة وأرفقنا قرار الشركاء الذي يثبت ذلك ، كما فقدنا إدعاء المدعي بأن موكلنا استغل الوكالة ووقع نيابة عن البائع والمشتري وأثبتنا بموجب قرار الشركاء المشار إليه أن من قام بالتوقيع على القرار المتضمن بيع كامل</w:t>
       </w:r>
     </w:p>
     <w:p>
@@ -322,7 +972,7 @@
           <w:b w:val="0"/>
           <w:i w:val="0"/>
         </w:rPr>
-        <w:t>)</w:t>
+        <w:t>حصص المتنازل عنها لموكلنا لدى كاتب العدل بالغرفة التجارية الصناعية بمحافظة جدة هو وكيل مورث موكلنا السيد / جابر علا الله بن جيران وليس</w:t>
       </w:r>
     </w:p>
     <w:p>
@@ -335,7 +985,7 @@
           <w:b w:val="0"/>
           <w:i w:val="0"/>
         </w:rPr>
-        <w:t>إشارة إلى الموضوع أعلاه نوجز للدائرة ردنا على المذكرة المقدمة من المدع</w:t>
+        <w:t>موكلنا أصالة .</w:t>
       </w:r>
     </w:p>
     <w:p>
@@ -348,134 +998,6 @@
           <w:b w:val="0"/>
           <w:i w:val="0"/>
         </w:rPr>
-        <w:t>وفقاً لما يلي : أولاً : الدفع الشكلي :</w:t>
-      </w:r>
-    </w:p>
-    <w:p>
-      <w:pPr>
-        <w:jc w:val="right"/>
-        <w:bidi/>
-      </w:pPr>
-      <w:r>
-        <w:rPr>
-          <w:b w:val="0"/>
-          <w:i w:val="0"/>
-        </w:rPr>
-        <w:t>ندفع بعدم إختصاص المحاكم التجارية نوعياً بنظر الدعوى وذلك إستناداً إلــى نـص</w:t>
-      </w:r>
-    </w:p>
-    <w:p>
-      <w:pPr>
-        <w:jc w:val="right"/>
-        <w:bidi/>
-      </w:pPr>
-      <w:r>
-        <w:rPr>
-          <w:b w:val="0"/>
-          <w:i w:val="0"/>
-        </w:rPr>
-        <w:t>المادة (٧٦) فقرة (١) من نظام المرافعات الشرعية والتي نصت على أن (الدفع بعدم</w:t>
-      </w:r>
-    </w:p>
-    <w:p>
-      <w:pPr>
-        <w:jc w:val="right"/>
-        <w:bidi/>
-      </w:pPr>
-      <w:r>
-        <w:rPr>
-          <w:b w:val="0"/>
-          <w:i w:val="0"/>
-        </w:rPr>
-        <w:t>إختصاص المحكمة لإنتفاء ولايتها أو بسبب نوع الدعوى أو قيمتها ، أو الدفع بعدم قبول</w:t>
-      </w:r>
-    </w:p>
-    <w:p>
-      <w:pPr>
-        <w:jc w:val="right"/>
-        <w:bidi/>
-      </w:pPr>
-      <w:r>
-        <w:rPr>
-          <w:b w:val="0"/>
-          <w:i w:val="0"/>
-        </w:rPr>
-        <w:t>زاوج مدعب عفدلا اذكو ، رخآ ببس يأل وأ ةحلصملا وأ ةيلهألا وأ ةفصلا مادعنإل ىوعدلا</w:t>
-      </w:r>
-    </w:p>
-    <w:p>
-      <w:pPr>
-        <w:jc w:val="right"/>
-        <w:bidi/>
-      </w:pPr>
-      <w:r>
-        <w:rPr>
-          <w:b w:val="0"/>
-          <w:i w:val="0"/>
-        </w:rPr>
-        <w:t>نظر الدعوى لسبق الفصل فيها ؛ يجوز الدفع به في أي مرحلة تكون فيها الدعوى وتحكم به المحكمة من تلقاء نفسها ) ؛ وذلك يُعزى إلى أن الدعوى من إختصاص المحاكم</w:t>
-      </w:r>
-    </w:p>
-    <w:p>
-      <w:pPr>
-        <w:jc w:val="right"/>
-        <w:bidi/>
-      </w:pPr>
-      <w:r>
-        <w:rPr>
-          <w:b w:val="0"/>
-          <w:i w:val="0"/>
-        </w:rPr>
-        <w:t>هل ةحونمملا ةلاكولا لالغتسإب انلكوم مايقب ءاعدإلا وه ىوعدلا عوضوم نأ ثيح ةماعلا</w:t>
-      </w:r>
-    </w:p>
-    <w:p>
-      <w:pPr>
-        <w:jc w:val="right"/>
-        <w:bidi/>
-      </w:pPr>
-      <w:r>
-        <w:rPr>
-          <w:b w:val="0"/>
-          <w:i w:val="0"/>
-        </w:rPr>
-        <w:t>من قبل والده وهي دعوى محاسبة وكيل ، وبالتالي تخرج عن إختصاص المحاكم التجارية وفقاً لاحكام المادة (١٦) من نظام المحاكم التجارية .</w:t>
-      </w:r>
-    </w:p>
-    <w:p>
-      <w:pPr>
-        <w:pStyle w:val="Heading2"/>
-        <w:jc w:val="right"/>
-        <w:bidi/>
-      </w:pPr>
-      <w:r>
-        <w:t>[ترويسة / كليشة رسمية — معلومات متكررة] ===</w:t>
-        <w:br/>
-        <w:t>المملكة العربية السعودية - جدة - شارع صفية بنت عبد المطلب - هاتف: ١٦٥٥٤٧٧٧ / ٦٥٥٠٣٠٣ - فاكس: ٦٥٥٠٧٠٧ - ص.ب ٤٠٥٩٨ جدة ٢١٥١١</w:t>
-      </w:r>
-    </w:p>
-    <w:p>
-      <w:pPr>
-        <w:jc w:val="right"/>
-        <w:bidi/>
-      </w:pPr>
-      <w:r>
-        <w:rPr>
-          <w:b w:val="0"/>
-          <w:i w:val="0"/>
-        </w:rPr>
-        <w:t>K.S.A - Jeddah, Safia Bint Abdulmutalib Street - Tel.: 6554777 / 6550303 - Fax: 6550707 - P.O.Box: 40598 Jeddah 21511 E-mail: info@aburashed.org - www.aburashed.org</w:t>
-      </w:r>
-    </w:p>
-    <w:p>
-      <w:pPr>
-        <w:pStyle w:val="Heading2"/>
-        <w:jc w:val="right"/>
-        <w:bidi/>
-      </w:pPr>
-      <w:r>
-        <w:t>[المتن الفعلي: الوقائع / الأسباب / المنطوق] ===</w:t>
-        <w:br/>
         <w:t>Law office of</w:t>
       </w:r>
     </w:p>
@@ -515,7 +1037,7 @@
           <w:b w:val="0"/>
           <w:i w:val="0"/>
         </w:rPr>
-        <w:t>ماسد</w:t>
+        <w:t>مكتب المحامي خالد سامي أبو راشد</w:t>
       </w:r>
     </w:p>
     <w:p>
@@ -528,7 +1050,7 @@
           <w:b w:val="0"/>
           <w:i w:val="0"/>
         </w:rPr>
-        <w:t>مكتب المحامي</w:t>
+        <w:t>للإستشارات القانونية والمحاماة</w:t>
       </w:r>
     </w:p>
     <w:p>
@@ -541,549 +1063,7 @@
           <w:b w:val="0"/>
           <w:i w:val="0"/>
         </w:rPr>
-        <w:t>دشار وبأ يماس دلاخ</w:t>
-      </w:r>
-    </w:p>
-    <w:p>
-      <w:pPr>
-        <w:jc w:val="right"/>
-        <w:bidi/>
-      </w:pPr>
-      <w:r>
-        <w:rPr>
-          <w:b w:val="0"/>
-          <w:i w:val="0"/>
-        </w:rPr>
-        <w:t>ةاماحملاو ةينوناقلا تاراشتسإلل</w:t>
-      </w:r>
-    </w:p>
-    <w:p>
-      <w:pPr>
-        <w:jc w:val="right"/>
-        <w:bidi/>
-      </w:pPr>
-      <w:r>
-        <w:rPr>
-          <w:b w:val="0"/>
-          <w:i w:val="0"/>
-        </w:rPr>
-        <w:t>ثانياً : الدفع الموضوعي :</w:t>
-      </w:r>
-    </w:p>
-    <w:p>
-      <w:pPr>
-        <w:pStyle w:val="Heading2"/>
-        <w:jc w:val="right"/>
-        <w:bidi/>
-      </w:pPr>
-      <w:r>
-        <w:t>[بيانات الأطراف: المدعي / المدعى عليه / الحاضرون] ===</w:t>
-        <w:br/>
-        <w:t>1- في البدء نؤكد على أن بيع الحصص الذي استند إليه المدعي في تأسيس</w:t>
-      </w:r>
-    </w:p>
-    <w:p>
-      <w:pPr>
-        <w:pStyle w:val="Heading2"/>
-        <w:jc w:val="right"/>
-        <w:bidi/>
-      </w:pPr>
-      <w:r>
-        <w:t>[المتن الفعلي: الوقائع / الأسباب / المنطوق] ===</w:t>
-        <w:br/>
-        <w:t>دعواه و الذي تم بين موكلنا ووالده ( يرحمه الله ) والذي تنازل بموجبه والده بالبيع عن كامل حصصه في شركة أحمد زيني التجارية ( ذات مسؤولية</w:t>
-      </w:r>
-    </w:p>
-    <w:p>
-      <w:pPr>
-        <w:jc w:val="right"/>
-        <w:bidi/>
-      </w:pPr>
-      <w:r>
-        <w:rPr>
-          <w:b w:val="0"/>
-          <w:i w:val="0"/>
-        </w:rPr>
-        <w:t>محدودة ( سجل تجاري رقم ( ٤۰۳۰۱۹٦۱۰۲ ) والبالغ عددها ( ٤٥٠ ) حصة بذات قيمتها الأسمية وقدرها ( ٤٥٠،٠٠٠ ( أربعمائة وخمسون ألف ريال</w:t>
-      </w:r>
-    </w:p>
-    <w:p>
-      <w:pPr>
-        <w:jc w:val="right"/>
-        <w:bidi/>
-      </w:pPr>
-      <w:r>
-        <w:rPr>
-          <w:b w:val="0"/>
-          <w:i w:val="0"/>
-        </w:rPr>
-        <w:t>والتي تعادل نسبة (۹۰) من إجمالي حصص الشركة بما لهذه الحصة من حقوق وما عليها من التزامات كان بيعاً صحيحاً من الناحية</w:t>
-      </w:r>
-    </w:p>
-    <w:p>
-      <w:pPr>
-        <w:jc w:val="right"/>
-        <w:bidi/>
-      </w:pPr>
-      <w:r>
-        <w:rPr>
-          <w:b w:val="0"/>
-          <w:i w:val="0"/>
-        </w:rPr>
-        <w:t>( ٢٧٥ ) مقرلا تحت ةدج ةظفاحمب ةيعانصلا ةيراجتلا ةفرغلا ىدل لدعلا بتاك ىدل هقيثوت متو ةراجتلا ةرازو لبق نم هقيقدت ىرجو ، ةينوناقلا</w:t>
-      </w:r>
-    </w:p>
-    <w:p>
-      <w:pPr>
-        <w:jc w:val="right"/>
-        <w:bidi/>
-      </w:pPr>
-      <w:r>
-        <w:rPr>
-          <w:b w:val="0"/>
-          <w:i w:val="0"/>
-        </w:rPr>
-        <w:t>صحيفة ) ۱۷۲ ) مجلد ( ٤/٨ / ) وتاريخ ١٤٣١/١٠/١٦هـ وفقاً لمـا هـو مثبت في قرار الشركاء ( المرفق صورته ) ، أي قبل إقامة المدعي لدعواه ضد</w:t>
-      </w:r>
-    </w:p>
-    <w:p>
-      <w:pPr>
-        <w:jc w:val="right"/>
-        <w:bidi/>
-      </w:pPr>
-      <w:r>
-        <w:rPr>
-          <w:b w:val="0"/>
-          <w:i w:val="0"/>
-        </w:rPr>
-        <w:t>والده ( يرحمه الله ( للمطالبة بتعيين ولي عليه وذلك بأكثر من عام \!\!\! ، الأمر</w:t>
-      </w:r>
-    </w:p>
-    <w:p>
-      <w:pPr>
-        <w:jc w:val="right"/>
-        <w:bidi/>
-      </w:pPr>
-      <w:r>
-        <w:rPr>
-          <w:b w:val="0"/>
-          <w:i w:val="0"/>
-        </w:rPr>
-        <w:t>هتركذم نم ةيناثلاو ىلوألا نيترقفلا يف يعدملا تاءاعدإ ضحدي يذلا</w:t>
-      </w:r>
-    </w:p>
-    <w:p>
-      <w:pPr>
-        <w:jc w:val="right"/>
-        <w:bidi/>
-      </w:pPr>
-      <w:r>
-        <w:rPr>
-          <w:b w:val="0"/>
-          <w:i w:val="0"/>
-        </w:rPr>
-        <w:t>موضوع الرد.</w:t>
-      </w:r>
-    </w:p>
-    <w:p>
-      <w:pPr>
-        <w:jc w:val="right"/>
-        <w:bidi/>
-      </w:pPr>
-      <w:r>
-        <w:rPr>
-          <w:b w:val="0"/>
-          <w:i w:val="0"/>
-        </w:rPr>
-        <w:t>) مستند رقم ١ )</w:t>
-      </w:r>
-    </w:p>
-    <w:p>
-      <w:pPr>
-        <w:jc w:val="right"/>
-        <w:bidi/>
-      </w:pPr>
-      <w:r>
-        <w:rPr>
-          <w:b w:val="0"/>
-          <w:i w:val="0"/>
-        </w:rPr>
-        <w:t>إردافاً إلى ماورد في الفقرة (1) أعلاه فإن مورث موكلنا ( يرحمه الله ) عندما</w:t>
-      </w:r>
-    </w:p>
-    <w:p>
-      <w:pPr>
-        <w:jc w:val="right"/>
-        <w:bidi/>
-      </w:pPr>
-      <w:r>
-        <w:rPr>
-          <w:b w:val="0"/>
-          <w:i w:val="0"/>
-        </w:rPr>
-        <w:t>قام ببيع كامل حصصه في شركة أحمد زيني التجارية إلى موكلنا تم هذا البيع حال حياته وكان بكامل قواه العقلية وبإرادة حرة خالية من أي عيب من عيوب الإرادة ، والأهم من ذلك ما ذكرناه في الفقرة أولاً اعلاه وهو إن اتمام البيع وتوثيقه أمام كاتب العدل منذ تاريخ ١٤٣١/٠٩/٢٠هـ الموافق</w:t>
-      </w:r>
-    </w:p>
-    <w:p>
-      <w:pPr>
-        <w:jc w:val="right"/>
-        <w:bidi/>
-      </w:pPr>
-      <w:r>
-        <w:rPr>
-          <w:b w:val="0"/>
-          <w:i w:val="0"/>
-        </w:rPr>
-        <w:t>دشار وبأ يماس دلاخ يماحملا بتكم</w:t>
-      </w:r>
-    </w:p>
-    <w:p>
-      <w:pPr>
-        <w:jc w:val="right"/>
-        <w:bidi/>
-      </w:pPr>
-      <w:r>
-        <w:rPr>
-          <w:b w:val="0"/>
-          <w:i w:val="0"/>
-        </w:rPr>
-        <w:t>ةاماحملاو ةينوناقلا تاراشتسإلل</w:t>
-      </w:r>
-    </w:p>
-    <w:p>
-      <w:pPr>
-        <w:jc w:val="right"/>
-        <w:bidi/>
-      </w:pPr>
-      <w:r>
-        <w:rPr>
-          <w:b w:val="0"/>
-          <w:i w:val="0"/>
-        </w:rPr>
-        <w:t>Legal Consultancy and Legal Profession</w:t>
-      </w:r>
-    </w:p>
-    <w:p>
-      <w:pPr>
-        <w:jc w:val="right"/>
-        <w:bidi/>
-      </w:pPr>
-      <w:r>
-        <w:rPr>
-          <w:b w:val="0"/>
-          <w:i w:val="0"/>
-        </w:rPr>
-        <w:t>Law office of</w:t>
-      </w:r>
-    </w:p>
-    <w:p>
-      <w:pPr>
-        <w:jc w:val="right"/>
-        <w:bidi/>
-      </w:pPr>
-      <w:r>
-        <w:rPr>
-          <w:b w:val="0"/>
-          <w:i w:val="0"/>
-        </w:rPr>
-        <w:t>Khalid Sami Abu Rashed</w:t>
-      </w:r>
-    </w:p>
-    <w:p>
-      <w:pPr>
-        <w:jc w:val="right"/>
-        <w:bidi/>
-      </w:pPr>
-      <w:r>
-        <w:rPr>
-          <w:b w:val="0"/>
-          <w:i w:val="0"/>
-        </w:rPr>
-        <w:t>((AA)</w:t>
-      </w:r>
-    </w:p>
-    <w:p>
-      <w:pPr>
-        <w:jc w:val="right"/>
-        <w:bidi/>
-      </w:pPr>
-      <w:r>
-        <w:rPr>
-          <w:b w:val="0"/>
-          <w:i w:val="0"/>
-        </w:rPr>
-        <w:t>نوماحملا</w:t>
-      </w:r>
-    </w:p>
-    <w:p>
-      <w:pPr>
-        <w:jc w:val="right"/>
-        <w:bidi/>
-      </w:pPr>
-      <w:r>
-        <w:rPr>
-          <w:b w:val="0"/>
-          <w:i w:val="0"/>
-        </w:rPr>
-        <w:t>۲۰۱۰/۰۸/۳۰م ، أي قبل إدعاء المدعي أن والده ( يرحمه الله ) لا يحسن التصرف في أمواله ومطالبته بإقامة ولي عليه .</w:t>
-      </w:r>
-    </w:p>
-    <w:p>
-      <w:pPr>
-        <w:jc w:val="right"/>
-        <w:bidi/>
-      </w:pPr>
-      <w:r>
-        <w:rPr>
-          <w:b w:val="0"/>
-          <w:i w:val="0"/>
-        </w:rPr>
-        <w:t>\- ليس صحيحاً ما ذُكر في الفقرة الثالثة من مذكرة المدعي و لم يقدم المدعي دليلاً قاطعاً يثبته والصحيح أن من قام بالتوقيع على قرار الشركاء بالبيع</w:t>
-      </w:r>
-    </w:p>
-    <w:p>
-      <w:pPr>
-        <w:jc w:val="right"/>
-        <w:bidi/>
-      </w:pPr>
-      <w:r>
-        <w:rPr>
-          <w:b w:val="0"/>
-          <w:i w:val="0"/>
-        </w:rPr>
-        <w:t>ةيراجتلا ةفرغلاب لدعلا بتاك ىدل انلكومل اهنع لزانتملا صصحلا لماك نع</w:t>
-      </w:r>
-    </w:p>
-    <w:p>
-      <w:pPr>
-        <w:jc w:val="right"/>
-        <w:bidi/>
-      </w:pPr>
-      <w:r>
-        <w:rPr>
-          <w:b w:val="0"/>
-          <w:i w:val="0"/>
-        </w:rPr>
-        <w:t>هـليكو وه انلكوم -ثروم - عئابلا نع ةباينلاب ةدج ةظفاحمب ةيعانصلا</w:t>
-      </w:r>
-    </w:p>
-    <w:p>
-      <w:pPr>
-        <w:jc w:val="right"/>
-        <w:bidi/>
-      </w:pPr>
-      <w:r>
-        <w:rPr>
-          <w:b w:val="0"/>
-          <w:i w:val="0"/>
-        </w:rPr>
-        <w:t>الشرعي السيد / جابر علا الله بن جيران ، وفقاً لما هو مثبت في قرار</w:t>
-      </w:r>
-    </w:p>
-    <w:p>
-      <w:pPr>
-        <w:jc w:val="right"/>
-        <w:bidi/>
-      </w:pPr>
-      <w:r>
-        <w:rPr>
-          <w:b w:val="0"/>
-          <w:i w:val="0"/>
-        </w:rPr>
-        <w:t>الشركاء المرفق أعلاه ، وليس موكلنا من قام بالتوقيع عنه نفسه كمشتري</w:t>
-      </w:r>
-    </w:p>
-    <w:p>
-      <w:pPr>
-        <w:jc w:val="right"/>
-        <w:bidi/>
-      </w:pPr>
-      <w:r>
-        <w:rPr>
-          <w:b w:val="0"/>
-          <w:i w:val="0"/>
-        </w:rPr>
-        <w:t>وعن البائع ، كما جاء في لائحة دعواه، وبالتالي فالبيع صحيح قانوناً</w:t>
-      </w:r>
-    </w:p>
-    <w:p>
-      <w:pPr>
-        <w:jc w:val="right"/>
-        <w:bidi/>
-      </w:pPr>
-      <w:r>
-        <w:rPr>
-          <w:b w:val="0"/>
-          <w:i w:val="0"/>
-        </w:rPr>
-        <w:t>وموثق لدى كاتب العدل وقدمنا قرار الشركاء الذي يثبت ذلك بصورة قاطعة</w:t>
-      </w:r>
-    </w:p>
-    <w:p>
-      <w:pPr>
-        <w:pStyle w:val="Heading2"/>
-        <w:jc w:val="right"/>
-        <w:bidi/>
-      </w:pPr>
-      <w:r>
-        <w:t>[بيانات الأطراف: المدعي / المدعى عليه / الحاضرون] ===</w:t>
-        <w:br/>
-        <w:t>؛ مما يؤكد مجدداً عدم صحة دعوى المدعي بجميع وقائعها وخلوها من</w:t>
-      </w:r>
-    </w:p>
-    <w:p>
-      <w:pPr>
-        <w:pStyle w:val="Heading2"/>
-        <w:jc w:val="right"/>
-        <w:bidi/>
-      </w:pPr>
-      <w:r>
-        <w:t>[المتن الفعلي: الوقائع / الأسباب / المنطوق] ===</w:t>
-        <w:br/>
-        <w:t>.اهليصافت عيمجب اهمعدت يتلا تانيبلا</w:t>
-      </w:r>
-    </w:p>
-    <w:p>
-      <w:pPr>
-        <w:jc w:val="right"/>
-        <w:bidi/>
-      </w:pPr>
-      <w:r>
-        <w:rPr>
-          <w:b w:val="0"/>
-          <w:i w:val="0"/>
-        </w:rPr>
-        <w:t>4- أثبتنا لدائرتكم أن بيع الحصص لموكلنا كان بيعاً صحيحاً ومدققاً من قبل</w:t>
-      </w:r>
-    </w:p>
-    <w:p>
-      <w:pPr>
-        <w:jc w:val="right"/>
-        <w:bidi/>
-      </w:pPr>
-      <w:r>
-        <w:rPr>
-          <w:b w:val="0"/>
-          <w:i w:val="0"/>
-        </w:rPr>
-        <w:t>ةظفاحمب ةيعانصلا ةيراجتلا ةفرغلاب لدعلا بتاك ىدل ًاقثومو ةراجتلا ةرازو</w:t>
-      </w:r>
-    </w:p>
-    <w:p>
-      <w:pPr>
-        <w:jc w:val="right"/>
-        <w:bidi/>
-      </w:pPr>
-      <w:r>
-        <w:rPr>
-          <w:b w:val="0"/>
-          <w:i w:val="0"/>
-        </w:rPr>
-        <w:t>لماك عيب نمضتملا رارقلا ىلع عيقوتلاب ماق نم نأ هيلإ راشملا ءاكرشلا رارق بجومب انتبثأو يرتشملاو عئابلا نع ةباين عقوو ةلاكولا لغتسا انلكوم نأب يعدملا ءاعدإ اندقف امك ، كلذ تبثي يذلا ءاكرشلا رارق انقفرأو ةدج</w:t>
-      </w:r>
-    </w:p>
-    <w:p>
-      <w:pPr>
-        <w:jc w:val="right"/>
-        <w:bidi/>
-      </w:pPr>
-      <w:r>
-        <w:rPr>
-          <w:b w:val="0"/>
-          <w:i w:val="0"/>
-        </w:rPr>
-        <w:t>حصص المتنازل عنها لموكلنا لدى كاتب العدل بالغرفة التجارية الصناعية بمحافظة جدة هو وكيل مورث موكلنا السيد / جابر علا الله بن جيران وليس</w:t>
-      </w:r>
-    </w:p>
-    <w:p>
-      <w:pPr>
-        <w:jc w:val="right"/>
-        <w:bidi/>
-      </w:pPr>
-      <w:r>
-        <w:rPr>
-          <w:b w:val="0"/>
-          <w:i w:val="0"/>
-        </w:rPr>
-        <w:t>. ةلاصأ انلكوم</w:t>
-      </w:r>
-    </w:p>
-    <w:p>
-      <w:pPr>
-        <w:jc w:val="right"/>
-        <w:bidi/>
-      </w:pPr>
-      <w:r>
-        <w:rPr>
-          <w:b w:val="0"/>
-          <w:i w:val="0"/>
-        </w:rPr>
-        <w:t>Law office of</w:t>
-      </w:r>
-    </w:p>
-    <w:p>
-      <w:pPr>
-        <w:jc w:val="right"/>
-        <w:bidi/>
-      </w:pPr>
-      <w:r>
-        <w:rPr>
-          <w:b w:val="0"/>
-          <w:i w:val="0"/>
-        </w:rPr>
-        <w:t>Khalid Sami Abu Rashed</w:t>
-      </w:r>
-    </w:p>
-    <w:p>
-      <w:pPr>
-        <w:jc w:val="right"/>
-        <w:bidi/>
-      </w:pPr>
-      <w:r>
-        <w:rPr>
-          <w:b w:val="0"/>
-          <w:i w:val="0"/>
-        </w:rPr>
-        <w:t>Legal Consultancy and Legal Profession</w:t>
-      </w:r>
-    </w:p>
-    <w:p>
-      <w:pPr>
-        <w:jc w:val="right"/>
-        <w:bidi/>
-      </w:pPr>
-      <w:r>
-        <w:rPr>
-          <w:b w:val="0"/>
-          <w:i w:val="0"/>
-        </w:rPr>
-        <w:t>دشار وبأ يماس دلاخ يماحملا بتكم</w:t>
-      </w:r>
-    </w:p>
-    <w:p>
-      <w:pPr>
-        <w:jc w:val="right"/>
-        <w:bidi/>
-      </w:pPr>
-      <w:r>
-        <w:rPr>
-          <w:b w:val="0"/>
-          <w:i w:val="0"/>
-        </w:rPr>
-        <w:t>ةاماحملاو ةينوناقلا تاراشتسإلل</w:t>
-      </w:r>
-    </w:p>
-    <w:p>
-      <w:pPr>
-        <w:jc w:val="right"/>
-        <w:bidi/>
-      </w:pPr>
-      <w:r>
-        <w:rPr>
-          <w:b w:val="0"/>
-          <w:i w:val="0"/>
-        </w:rPr>
-        <w:t>يماس يلاع</w:t>
+        <w:t>عالي سامي</w:t>
       </w:r>
     </w:p>
     <w:p>
@@ -1146,7 +1126,7 @@
           <w:b w:val="0"/>
           <w:i w:val="0"/>
         </w:rPr>
-        <w:t>مكاطخ ددسو قحلا قاقحإل مكتليضف هللا قفو</w:t>
+        <w:t>وفق الله فضيلتكم لإحقاق الحق وسدد خطاكم</w:t>
       </w:r>
     </w:p>
     <w:p>
@@ -1172,7 +1152,7 @@
           <w:b w:val="0"/>
           <w:i w:val="0"/>
         </w:rPr>
-        <w:t>يماحملا</w:t>
+        <w:t>المحامي</w:t>
       </w:r>
     </w:p>
     <w:p>
@@ -1185,7 +1165,7 @@
           <w:b w:val="0"/>
           <w:i w:val="0"/>
         </w:rPr>
-        <w:t>ـشار وبأ يماس دلاخ</w:t>
+        <w:t>خالد سامي أبو راشـ</w:t>
       </w:r>
     </w:p>
     <w:p>
@@ -1198,7 +1178,7 @@
           <w:b w:val="0"/>
           <w:i w:val="0"/>
         </w:rPr>
-        <w:t>(ًاقباس) زيزعلا دبع كلملا ةعماجب نواعتم ذاتسأ - ةيدوعسلا لدعلا ةرازو ىدل دمتعم مكحم يجيلخلا نواعتلا سلجم لودل ميكحتلا زكرم ىدل دمتعم مكحم - ندنلب نييلودلا نيمكحملا دهعم وضع</w:t>
+        <w:t>عضو معهد المحكمين الدوليين بلندن - محكم معتمد لدى مركز التحكيم لدول مجلس التعاون الخليجي محكم معتمد لدى وزارة العدل السعودية - أستاذ متعاون بجامعة الملك عبد العزيز (سابقاً)</w:t>
       </w:r>
     </w:p>
     <w:p>
@@ -1263,7 +1243,7 @@
           <w:b w:val="0"/>
           <w:i w:val="0"/>
         </w:rPr>
-        <w:t>لاير ۰۰۰,۰۰٥ :لاملا سأر</w:t>
+        <w:t>رأس المال: ٥۰۰,۰۰۰ ريال</w:t>
       </w:r>
     </w:p>
     <w:p>
@@ -1430,7 +1410,7 @@
           <w:b w:val="0"/>
           <w:i w:val="0"/>
         </w:rPr>
-        <w:t>: يلاتلا وحنلا ىلع ةكرشلا يف نييلاحلا ءاكرشلا حبصيل سيسأتلا دقع ةمدقم ليدعت : ًايناث</w:t>
+        <w:t>ثانياً : تعديل مقدمة عقد التأسيس ليصبح الشركاء الحاليين في الشركة على النحو التالي :</w:t>
       </w:r>
     </w:p>
     <w:p>
@@ -1532,7 +1512,7 @@
           <w:b w:val="0"/>
           <w:i w:val="0"/>
         </w:rPr>
-        <w:t>لاير ۰۰۰.۰۰٥ :لاملا سأر ۲۰۱۹۹۱۰۳۰۱ تس</w:t>
+        <w:t>ست ۱۰۳۰۱۹۹۱۰۲ رأس المال: ٥۰۰.۰۰۰ ريال</w:t>
       </w:r>
     </w:p>
     <w:p>
@@ -1662,7 +1642,31 @@
           <w:b w:val="0"/>
           <w:i w:val="0"/>
         </w:rPr>
-        <w:t>ةصحلا ةميق</w:t>
+        <w:t>قيمة الحصة</w:t>
+      </w:r>
+    </w:p>
+    <w:p>
+      <w:pPr>
+        <w:pStyle w:val="Heading2"/>
+        <w:jc w:val="right"/>
+        <w:bidi/>
+      </w:pPr>
+      <w:r>
+        <w:t>[بيانات الأطراف: المدعي / المدعى عليه / الحاضرون] ===</w:t>
+        <w:br/>
+        <w:t>اسم الشريك</w:t>
+      </w:r>
+    </w:p>
+    <w:p>
+      <w:pPr>
+        <w:pStyle w:val="Heading2"/>
+        <w:jc w:val="right"/>
+        <w:bidi/>
+      </w:pPr>
+      <w:r>
+        <w:t>[المتن الفعلي: الوقائع / الأسباب / المنطوق] ===</w:t>
+        <w:br/>
+        <w:t>النقدية</w:t>
       </w:r>
     </w:p>
     <w:p>
@@ -1675,7 +1679,7 @@
           <w:b w:val="0"/>
           <w:i w:val="0"/>
         </w:rPr>
-        <w:t>كيرشلا مسا</w:t>
+        <w:t>بالريال</w:t>
       </w:r>
     </w:p>
     <w:p>
@@ -1688,7 +1692,7 @@
           <w:b w:val="0"/>
           <w:i w:val="0"/>
         </w:rPr>
-        <w:t>النقدية</w:t>
+        <w:t>مجموع قيمة الحصص بالريال</w:t>
       </w:r>
     </w:p>
     <w:p>
@@ -1701,7 +1705,7 @@
           <w:b w:val="0"/>
           <w:i w:val="0"/>
         </w:rPr>
-        <w:t>لايرلاب</w:t>
+        <w:t>النسبة</w:t>
       </w:r>
     </w:p>
     <w:p>
@@ -1714,33 +1718,7 @@
           <w:b w:val="0"/>
           <w:i w:val="0"/>
         </w:rPr>
-        <w:t>لايرلاب صصحلا ةميق عومجم</w:t>
-      </w:r>
-    </w:p>
-    <w:p>
-      <w:pPr>
-        <w:jc w:val="right"/>
-        <w:bidi/>
-      </w:pPr>
-      <w:r>
-        <w:rPr>
-          <w:b w:val="0"/>
-          <w:i w:val="0"/>
-        </w:rPr>
-        <w:t>ةبسنلا</w:t>
-      </w:r>
-    </w:p>
-    <w:p>
-      <w:pPr>
-        <w:jc w:val="right"/>
-        <w:bidi/>
-      </w:pPr>
-      <w:r>
-        <w:rPr>
-          <w:b w:val="0"/>
-          <w:i w:val="0"/>
-        </w:rPr>
-        <w:t>ةيوئملا</w:t>
+        <w:t>المئوية</w:t>
       </w:r>
     </w:p>
     <w:p>
@@ -2026,7 +2004,7 @@
           <w:b w:val="0"/>
           <w:i w:val="0"/>
         </w:rPr>
-        <w:t>لزانتملا لوألا فرطلا</w:t>
+        <w:t>الطرف الأول المتنازل</w:t>
       </w:r>
     </w:p>
     <w:p>
@@ -2065,7 +2043,7 @@
           <w:b w:val="0"/>
           <w:i w:val="0"/>
         </w:rPr>
-        <w:t>/ عيقوتلا</w:t>
+        <w:t>التوقيع /</w:t>
       </w:r>
     </w:p>
     <w:p>
@@ -2091,7 +2069,7 @@
           <w:b w:val="0"/>
           <w:i w:val="0"/>
         </w:rPr>
-        <w:t>/ عيقوتلا</w:t>
+        <w:t>التوقيع /</w:t>
       </w:r>
     </w:p>
     <w:p>
@@ -2104,7 +2082,7 @@
           <w:b w:val="0"/>
           <w:i w:val="0"/>
         </w:rPr>
-        <w:t>ديدجلا لوألا كيرشلا</w:t>
+        <w:t>الشريك الأول الجديد</w:t>
       </w:r>
     </w:p>
     <w:p>
@@ -2128,7 +2106,7 @@
       <w:r>
         <w:t>[المتن الفعلي: الوقائع / الأسباب / المنطوق] ===</w:t>
         <w:br/>
-        <w:t>نداد / عيقوتلا</w:t>
+        <w:t>التوقيع / دادن</w:t>
       </w:r>
     </w:p>
     <w:p>
@@ -2152,7 +2130,7 @@
       <w:r>
         <w:t>[المتن الفعلي: الوقائع / الأسباب / المنطوق] ===</w:t>
         <w:br/>
-        <w:t>"دمعلاو ةرارقلا ةرازو عو</w:t>
+        <w:t>وع وزارة القرارة والعمد"</w:t>
       </w:r>
     </w:p>
     <w:p>
@@ -2196,6 +2174,18 @@
     </w:p>
     <w:p>
       <w:pPr>
+        <w:pStyle w:val="Heading2"/>
+        <w:jc w:val="right"/>
+        <w:bidi/>
+      </w:pPr>
+      <w:r>
+        <w:t>[ترويسة / كليشة رسمية — معلومات متكررة] ===</w:t>
+        <w:br/>
+        <w:t>وزارة العدل، قسم الوثيق العقود</w:t>
+      </w:r>
+    </w:p>
+    <w:p>
+      <w:pPr>
         <w:jc w:val="right"/>
         <w:bidi/>
       </w:pPr>
@@ -2204,18 +2194,6 @@
           <w:b w:val="0"/>
           <w:i w:val="0"/>
         </w:rPr>
-        <w:t>دوقعلا قيثولا مسق ،لدعلا ةرازو</w:t>
-      </w:r>
-    </w:p>
-    <w:p>
-      <w:pPr>
-        <w:pStyle w:val="Heading2"/>
-        <w:jc w:val="right"/>
-        <w:bidi/>
-      </w:pPr>
-      <w:r>
-        <w:t>[ترويسة / كليشة رسمية — معلومات متكررة] ===</w:t>
-        <w:br/>
         <w:t>الحمد لله وحده الله ولا لا ي أنا رشيد بن شديد الحربي كانت الأحدار التجارية الصناعية بمحافظة جدد قد جرى علي</w:t>
       </w:r>
     </w:p>
@@ -2241,7 +2219,7 @@
           <w:b w:val="0"/>
           <w:i w:val="0"/>
         </w:rPr>
-        <w:t>ىلع هللا ىلصو ـه ١٣٢١/١٠١٦ ًاريرحت :- ةينعملا فارطألا عيقوتو روضحب كلذو ١٤/٨ دلج ١٧٢ ةفيحص ٢٧٥ مقرلا تعاب تاكرشلا دوقع لجسي رارقلا اض</w:t>
+        <w:t>ضا القرار يسجل عقود الشركات باعت الرقم ٢٧٥ صحيفة ١٧٢ جلد ١٤/٨ وذلك بحضور وتوقيع الأطراف المعنية :- تحريراً ١٣٢١/١٠١٦ هـ وصلى الله على</w:t>
       </w:r>
     </w:p>
     <w:p>
@@ -2267,7 +2245,7 @@
           <w:b w:val="0"/>
           <w:i w:val="0"/>
         </w:rPr>
-        <w:t>طبضلا بتاك</w:t>
+        <w:t>كاتب الضبط</w:t>
       </w:r>
     </w:p>
     <w:p>
@@ -2293,7 +2271,7 @@
           <w:b w:val="0"/>
           <w:i w:val="0"/>
         </w:rPr>
-        <w:t>ةيقارعلا ديدش نب ديشر</w:t>
+        <w:t>رشيد بن شديد العراقية</w:t>
       </w:r>
     </w:p>
     <w:p>
